--- a/MNO-PP_应用安全检测报告.docx
+++ b/MNO-PP_应用安全检测报告.docx
@@ -216,7 +216,7 @@
           </w:tcPr>
           <w:p>
             <w:r>
-              <w:t>17</w:t>
+              <w:t>13</w:t>
             </w:r>
           </w:p>
         </w:tc>
@@ -226,7 +226,7 @@
           </w:tcPr>
           <w:p>
             <w:r>
-              <w:t>22</w:t>
+              <w:t>24</w:t>
             </w:r>
           </w:p>
         </w:tc>
@@ -236,7 +236,7 @@
           </w:tcPr>
           <w:p>
             <w:r>
-              <w:t>12</w:t>
+              <w:t>14</w:t>
             </w:r>
           </w:p>
         </w:tc>
@@ -353,7 +353,7 @@
           </w:tcPr>
           <w:p>
             <w:r>
-              <w:t>7</w:t>
+              <w:t>10</w:t>
             </w:r>
           </w:p>
         </w:tc>
@@ -363,7 +363,7 @@
           </w:tcPr>
           <w:p>
             <w:r>
-              <w:t>6</w:t>
+              <w:t>10</w:t>
             </w:r>
           </w:p>
         </w:tc>
@@ -373,7 +373,7 @@
           </w:tcPr>
           <w:p>
             <w:r>
-              <w:t>2</w:t>
+              <w:t>1</w:t>
             </w:r>
           </w:p>
         </w:tc>
@@ -546,9 +546,9 @@
       <w:r>
         <w:rPr>
           <w:b/>
-          <w:color w:val="008000"/>
+          <w:color w:val="CC0000"/>
         </w:rPr>
-        <w:t>符合</w:t>
+        <w:t>不符合</w:t>
       </w:r>
     </w:p>
     <w:p>
@@ -559,7 +559,7 @@
         <w:t>证据/说明：</w:t>
       </w:r>
       <w:r>
-        <w:t>HTTP 响应 Server 头仅显示 "elb"，未暴露具体中间件版本。但 JS 变量 I18n.admin_version="2.3.0" 泄露应用版本（低危辅助信息）。</w:t>
+        <w:t>未认证登录页 /toLogin 的 JavaScript 中即包含 admin_version:"2.3.0"，任何访问者无需登录即可获取应用软件版本。HTTP Server 头仅显示 "elb"未泄露中间件版本，但应用版本仍被前端暴露。</w:t>
       </w:r>
     </w:p>
     <w:p>
@@ -852,9 +852,9 @@
       <w:r>
         <w:rPr>
           <w:b/>
-          <w:color w:val="008000"/>
+          <w:color w:val="CC0000"/>
         </w:rPr>
-        <w:t>符合</w:t>
+        <w:t>不符合</w:t>
       </w:r>
     </w:p>
     <w:p>
@@ -865,7 +865,7 @@
         <w:t>证据/说明：</w:t>
       </w:r>
       <w:r>
-        <w:t>admin 账号密码满足 8 位以上 + 大小写 + 数字 + 特殊字符。但前端 maxlength=18，且无服务端复杂度策略可配证据。</w:t>
+        <w:t>前端密码验证仅要求 minlength=4，未发现服务端密码复杂度策略。当前 admin 密码确实满足复杂度，但系统允许设置 4 位纯数字密码，无强制复杂度要求。</w:t>
       </w:r>
     </w:p>
     <w:p>
@@ -1328,9 +1328,9 @@
       <w:r>
         <w:rPr>
           <w:b/>
-          <w:color w:val="008000"/>
+          <w:color w:val="CC0000"/>
         </w:rPr>
-        <w:t>符合</w:t>
+        <w:t>不符合</w:t>
       </w:r>
     </w:p>
     <w:p>
@@ -1341,7 +1341,7 @@
         <w:t>证据/说明：</w:t>
       </w:r>
       <w:r>
-        <w:t>登录错误返回标准 JSON {"code":500,"msg":"账号或密码错误"}，未暴露堆栈跟踪或内部路径。user/pageList 参数异常返回 "java.lang.IllegalStateException" 但属内部 API 非公开暴露。</w:t>
+        <w:t>user/pageList 接口参数异常时返回完整 Java 异常类名和堆栈信息："java.lang.IllegalStateException: Optional int parameter role is present but cannot be translated into a null value..."，泄露后端技术实现细节。建议统一错误响应，不暴露内部异常信息。</w:t>
       </w:r>
     </w:p>
     <w:p>
@@ -1770,9 +1770,9 @@
       <w:r>
         <w:rPr>
           <w:b/>
-          <w:color w:val="008000"/>
+          <w:color w:val="808000"/>
         </w:rPr>
-        <w:t>符合</w:t>
+        <w:t>未测试</w:t>
       </w:r>
     </w:p>
     <w:p>
@@ -1783,7 +1783,7 @@
         <w:t>证据/说明：</w:t>
       </w:r>
       <w:r>
-        <w:t>登录输入框 maxlength=18 限制；任务描述等字段经服务端 HTML 转义后输出。</w:t>
+        <w:t>出于对生产环境数据完整性保护，未注入 XSS 测试 payload。前端 maxlength=18 仅为客户端限制，可绕过；服务端是否对输入做 HTML 转义未经验证。</w:t>
       </w:r>
     </w:p>
     <w:p>
@@ -1906,9 +1906,9 @@
       <w:r>
         <w:rPr>
           <w:b/>
-          <w:color w:val="CC0000"/>
+          <w:color w:val="808000"/>
         </w:rPr>
-        <w:t>不符合</w:t>
+        <w:t>未测试</w:t>
       </w:r>
     </w:p>
     <w:p>
@@ -1919,7 +1919,7 @@
         <w:t>证据/说明：</w:t>
       </w:r>
       <w:r>
-        <w:t>XXL-JOB 管理员可通过新建任务指定 executorParam 和 executorHandler，执行器会按参数发起网络请求。虽为设计功能，但对控制台被入侵后的 SSRF 扩展无额外防护。</w:t>
+        <w:t>未在生产环境执行 SSRF 验证性测试。XXL-JOB 执行器按 handler 逻辑运行，executorParam 是否可触发任意内网请求取决于具体 handler 实现，未实测确认。</w:t>
       </w:r>
     </w:p>
     <w:p>
@@ -2946,6 +2946,48 @@
           </w:tcPr>
           <w:p>
             <w:r>
+              <w:t>AUD-001</w:t>
+            </w:r>
+          </w:p>
+        </w:tc>
+        <w:tc>
+          <w:tcPr>
+            <w:tcW w:type="dxa" w:w="2160"/>
+          </w:tcPr>
+          <w:p>
+            <w:r>
+              <w:t>高危</w:t>
+            </w:r>
+          </w:p>
+        </w:tc>
+        <w:tc>
+          <w:tcPr>
+            <w:tcW w:type="dxa" w:w="2160"/>
+          </w:tcPr>
+          <w:p>
+            <w:r>
+              <w:t>无用户操作审计日志</w:t>
+            </w:r>
+          </w:p>
+        </w:tc>
+        <w:tc>
+          <w:tcPr>
+            <w:tcW w:type="dxa" w:w="2160"/>
+          </w:tcPr>
+          <w:p>
+            <w:r>
+              <w:t>增加用户操作审计日志（登录/登出/配置修改/用户管理），独立存储不可删除</w:t>
+            </w:r>
+          </w:p>
+        </w:tc>
+      </w:tr>
+      <w:tr>
+        <w:tc>
+          <w:tcPr>
+            <w:tcW w:type="dxa" w:w="2160"/>
+          </w:tcPr>
+          <w:p>
+            <w:r>
               <w:t>VULN-020</w:t>
             </w:r>
           </w:p>

--- a/MNO-PP_应用安全检测报告.docx
+++ b/MNO-PP_应用安全检测报告.docx
@@ -138,7 +138,7 @@
         <w:rPr>
           <w:i w:val="0"/>
         </w:rPr>
-        <w:t>分布式任务调度平台承担企业内部批处理、定时任务、消息处理等关键调度职责，其管理控制台一旦被越权访问，攻击者可查看内部拓扑、篡改调度逻辑，甚至借助脚本任务能力在执行器主机上运行代码，影响面较大。</w:t>
+        <w:t>随着国内外网络安全形势日益严峻，攻防不对等拉锯，网络攻击入侵门槛不断拉低，同时网络安全法的落地实施，国家监管层面不断加大信息系统安全监管及处罚力度。一旦信息系统应用软件存在安全漏洞、配置不规范或业务安全风险，易遭受到网络安全攻击，给应用系统的稳定运行、数据安全带来了极大的风险隐患，信息系统的安全已经成为了目前迫切亟待解决的问题。</w:t>
       </w:r>
     </w:p>
     <w:p>
@@ -146,7 +146,7 @@
         <w:rPr>
           <w:i w:val="0"/>
         </w:rPr>
-        <w:t>为评估目标系统 https://mno-pp.dfcv.com.cn/toLogin（经指纹识别为 XXL-JOB 分布式任务调度中心，环境标识 -dev）的安全防护能力，识别潜在安全风险，依据国家标准与行业规范开展本次应用安全检测。本次以黑盒/授权认证态测试为主，测试通过内网穿透隧道连通目标，并使用委托方提供的管理员账号进行认证态核验。</w:t>
+        <w:t>为进一步加强网络安全管理与数据安全保护，切实防范信息安全风险，依据国家（行业）标准和监管合规要求，对目标系统 https://mno-pp.dfcv.com.cn/toLogin（经指纹识别为 XXL-JOB 分布式任务调度中心，环境标识 -dev）开展应用安全检测，全面识别应用系统面临的安全风险隐患，包含业务安全风险，及时采取相应的技术措施进行安全防范和修复加固，降低攻击入侵，提升业务系统安全健壮性，保障业务系统安全运行。</w:t>
       </w:r>
     </w:p>
     <w:p>
@@ -155,6 +155,14 @@
       </w:pPr>
       <w:r>
         <w:t>参考标准</w:t>
+      </w:r>
+    </w:p>
+    <w:p>
+      <w:r>
+        <w:rPr>
+          <w:i w:val="0"/>
+        </w:rPr>
+        <w:t>此检测报告引用以下标准与规范（版本于报告编制时经官方来源核对，均为现行有效版本，并结合被测对象所属行业选取相关项）：</w:t>
       </w:r>
     </w:p>
     <w:p>
@@ -178,6 +186,38 @@
         <w:pStyle w:val="ListBullet"/>
       </w:pPr>
       <w:r>
+        <w:t>《渗透测试执行标准 PTES（Penetration Testing Execution Standard）》</w:t>
+      </w:r>
+    </w:p>
+    <w:p>
+      <w:pPr>
+        <w:pStyle w:val="ListBullet"/>
+      </w:pPr>
+      <w:r>
+        <w:t>《ISO/IEC 27001:2022 信息安全管理体系》（现行版本）</w:t>
+      </w:r>
+    </w:p>
+    <w:p>
+      <w:pPr>
+        <w:pStyle w:val="ListBullet"/>
+      </w:pPr>
+      <w:r>
+        <w:t>《GB/T 30279-2020 信息安全技术 网络安全漏洞分类分级指南》（现行，替代 GB/T 30279-2013）</w:t>
+      </w:r>
+    </w:p>
+    <w:p>
+      <w:pPr>
+        <w:pStyle w:val="ListBullet"/>
+      </w:pPr>
+      <w:r>
+        <w:t>《GB/T 30276-2020 信息安全技术 网络安全漏洞管理规范》</w:t>
+      </w:r>
+    </w:p>
+    <w:p>
+      <w:pPr>
+        <w:pStyle w:val="ListBullet"/>
+      </w:pPr>
+      <w:r>
         <w:t>《GB/T 22239-2019 信息安全技术 网络安全等级保护基本要求》（2025-05-30 复审继续有效）</w:t>
       </w:r>
     </w:p>
@@ -186,7 +226,31 @@
         <w:pStyle w:val="ListBullet"/>
       </w:pPr>
       <w:r>
-        <w:t>《ISO/IEC 27001:2022 信息安全管理体系》（现行版本）</w:t>
+        <w:t>《GB/T 40856-2021 车载信息交互系统信息安全技术要求及试验方法》</w:t>
+      </w:r>
+    </w:p>
+    <w:p>
+      <w:pPr>
+        <w:pStyle w:val="ListBullet"/>
+      </w:pPr>
+      <w:r>
+        <w:t>《汽车数据安全管理若干规定（试行）》</w:t>
+      </w:r>
+    </w:p>
+    <w:p>
+      <w:pPr>
+        <w:pStyle w:val="ListBullet"/>
+      </w:pPr>
+      <w:r>
+        <w:t>《UN R155（车辆网络安全与网络安全管理系统）》</w:t>
+      </w:r>
+    </w:p>
+    <w:p>
+      <w:pPr>
+        <w:pStyle w:val="ListBullet"/>
+      </w:pPr>
+      <w:r>
+        <w:t>《UN R156（软件升级与软件升级管理系统）》</w:t>
       </w:r>
     </w:p>
     <w:p>
@@ -218,7 +282,7 @@
         <w:rPr>
           <w:i/>
         </w:rPr>
-        <w:t>注：以上标准版本于报告编制时经官方来源核对；每次执行检测前应重新核对是否有更新。</w:t>
+        <w:t>注：银行/证券/电网等专有行业标准与本次被测对象无关，未列入；上述标准每次执行检测前应重新核对是否有更新。</w:t>
       </w:r>
     </w:p>
     <w:p>
@@ -234,7 +298,88 @@
         <w:rPr>
           <w:i w:val="0"/>
         </w:rPr>
-        <w:t>本报告针对 XXL-JOB 任务调度中心管理控制台开展应用安全检测，覆盖 Web 应用安全、接口/API 安全、认证授权、会话与凭据安全等维度。测试遵循低影响、非破坏原则：不删除或修改任务、不触发真实任务、不创建或执行 GLUE/脚本任务、不进行高强度爆破，不对生产数据执行破坏性注入类测试。</w:t>
+        <w:t>针对软件应用（含移动服务端、C/S 服务端等）开展应用安全检测，本次被测对象为 XXL-JOB 任务调度中心管理控制台，不涉及主机、配置等其他检测。</w:t>
+      </w:r>
+    </w:p>
+    <w:p>
+      <w:pPr>
+        <w:pStyle w:val="Heading2"/>
+      </w:pPr>
+      <w:r>
+        <w:t>工作原则</w:t>
+      </w:r>
+    </w:p>
+    <w:p>
+      <w:r>
+        <w:rPr>
+          <w:i w:val="0"/>
+        </w:rPr>
+        <w:t>开展安全检测应遵循的工作原则是：</w:t>
+      </w:r>
+    </w:p>
+    <w:p>
+      <w:r>
+        <w:t>（1）规范性原则</w:t>
+      </w:r>
+    </w:p>
+    <w:p>
+      <w:r>
+        <w:rPr>
+          <w:i w:val="0"/>
+        </w:rPr>
+        <w:t>安全检测过程有统一的流程，安全检测中使用的方法及使用的文档，需要具有很好的规范性，便于安全检测工作的质量保证，并保证结果的一致性。</w:t>
+      </w:r>
+    </w:p>
+    <w:p>
+      <w:r>
+        <w:t>（2）可控性原则</w:t>
+      </w:r>
+    </w:p>
+    <w:p>
+      <w:r>
+        <w:rPr>
+          <w:i w:val="0"/>
+        </w:rPr>
+        <w:t>安全检测所使用的工具、方法和过程要在双方认可的范围之内，安全检测的进度要符合进度表的安排，保证双方对安全检测的可控性。</w:t>
+      </w:r>
+    </w:p>
+    <w:p>
+      <w:r>
+        <w:t>（3）整体性原则</w:t>
+      </w:r>
+    </w:p>
+    <w:p>
+      <w:r>
+        <w:rPr>
+          <w:i w:val="0"/>
+        </w:rPr>
+        <w:t>安全检测的范围和内容应当系统性、全面，覆盖信息系统安全所涉及的各个层面，并考虑各个层面的相互关系。</w:t>
+      </w:r>
+    </w:p>
+    <w:p>
+      <w:r>
+        <w:t>（4）最小影响原则</w:t>
+      </w:r>
+    </w:p>
+    <w:p>
+      <w:r>
+        <w:rPr>
+          <w:i w:val="0"/>
+        </w:rPr>
+        <w:t>安全检测应尽可能较小的影响网络和系统的正常运行，不能对系统的业务产生显著影响。例如：避免造成被测评系统的性能明显下降、网络拥塞、服务中断等。本次不删除或修改任务、不触发真实任务、不创建或执行 GLUE/脚本任务、不进行高强度爆破、不执行破坏性注入类测试。</w:t>
+      </w:r>
+    </w:p>
+    <w:p>
+      <w:r>
+        <w:t>（5）保密性原则</w:t>
+      </w:r>
+    </w:p>
+    <w:p>
+      <w:r>
+        <w:rPr>
+          <w:i w:val="0"/>
+        </w:rPr>
+        <w:t>对在安全检测中所接触到的用户单位的所有敏感信息，检测人员应遵循相关的保密承诺，不利用相关信息，进行任何侵害被检测单位安全利益的行为。本报告不含口令、完整 Cookie、令牌等敏感原文。</w:t>
       </w:r>
     </w:p>
     <w:p>
@@ -250,15 +395,7 @@
         <w:rPr>
           <w:i w:val="0"/>
         </w:rPr>
-        <w:t>本报告覆盖端口安全、基线安全、前端安全、传输安全、身份鉴别、权限管理、会话安全、密钥安全、异常处理、业务安全、日志审计、数据安全、常见漏洞等 13 个大类，共计 59 项安全检测内容。</w:t>
-      </w:r>
-    </w:p>
-    <w:p>
-      <w:r>
-        <w:rPr>
-          <w:i w:val="0"/>
-        </w:rPr>
-        <w:t>注：本框架惯称“60 项”，实际为 13 类 / 59 项。</w:t>
+        <w:t>该检测报告用于应用系统安全检测，可覆盖已上线前安全检测、上线后安全检测、安全评估、互联网安全检测等场景，包含端口安全、基线安全、前端安全、传输安全、身份鉴别、权限管理、会话安全、密钥安全、异常处理、业务安全、日志审计、数据安全、常见漏洞等 13 个大类，共计 59 项安全检测内容。</w:t>
       </w:r>
     </w:p>
     <w:p>
@@ -267,6 +404,14 @@
       </w:pPr>
       <w:r>
         <w:t>检测工具</w:t>
+      </w:r>
+    </w:p>
+    <w:p>
+      <w:r>
+        <w:rPr>
+          <w:i w:val="0"/>
+        </w:rPr>
+        <w:t>安全检测工具清单如下（当前列举为本次实际使用的主要工具，结合不同应用类型和漏洞组件验证，会使用到其他检测工具）：</w:t>
       </w:r>
     </w:p>
     <w:tbl>
@@ -329,6 +474,38 @@
           </w:tcPr>
           <w:p>
             <w:r>
+              <w:t>Nmap / Goby</w:t>
+            </w:r>
+          </w:p>
+        </w:tc>
+        <w:tc>
+          <w:tcPr>
+            <w:tcW w:type="dxa" w:w="2880"/>
+          </w:tcPr>
+          <w:p>
+            <w:r>
+              <w:t>信息收集</w:t>
+            </w:r>
+          </w:p>
+        </w:tc>
+        <w:tc>
+          <w:tcPr>
+            <w:tcW w:type="dxa" w:w="2880"/>
+          </w:tcPr>
+          <w:p>
+            <w:r>
+              <w:t>端口与服务探测、资产与组件指纹识别</w:t>
+            </w:r>
+          </w:p>
+        </w:tc>
+      </w:tr>
+      <w:tr>
+        <w:tc>
+          <w:tcPr>
+            <w:tcW w:type="dxa" w:w="2880"/>
+          </w:tcPr>
+          <w:p>
+            <w:r>
               <w:t>cURL</w:t>
             </w:r>
           </w:p>
@@ -456,7 +633,7 @@
         <w:rPr>
           <w:i/>
         </w:rPr>
-        <w:t>说明：本次未使用 Burpsuite、内存分析(MAT/VisualVM)等工具，故不列入。</w:t>
+        <w:t>说明：本次遵循非破坏原则，未使用 SQLmap、AWVS/Appscan/Xray 等自动化攻击/扫描工具执行验证性攻击，故仅列出实际使用的工具。</w:t>
       </w:r>
     </w:p>
     <w:p>
@@ -464,7 +641,7 @@
         <w:pStyle w:val="Heading2"/>
       </w:pPr>
       <w:r>
-        <w:t>风险评级标准</w:t>
+        <w:t>检测声明</w:t>
       </w:r>
     </w:p>
     <w:p>
@@ -472,435 +649,33 @@
         <w:rPr>
           <w:i w:val="0"/>
         </w:rPr>
-        <w:t>说明：本报告中“风险等级”指该检测项的固有风险级别（即若不符合时的严重程度），与“测试结果”是两个独立维度。例如某项“风险等级=高危”且“测试结果=符合”，表示该领域属高风险类别但系统已通过检测。</w:t>
+        <w:t>安全检测在应用系统上线前开展，如测试环境和生产环境一致，宜使用测试环境开展，如测试和生产差异较大，两套环境应同时开展检测，检测前应确保应用所有组件部署完成，并提供生产和测试环境所有资产信息。</w:t>
       </w:r>
     </w:p>
-    <w:tbl>
-      <w:tblPr>
-        <w:tblStyle w:val="LightGrid-Accent1"/>
-        <w:tblW w:type="auto" w:w="0"/>
-        <w:jc w:val="center"/>
-        <w:tblLook w:firstColumn="1" w:firstRow="1" w:lastColumn="0" w:lastRow="0" w:noHBand="0" w:noVBand="1" w:val="04A0"/>
-      </w:tblPr>
-      <w:tblGrid>
-        <w:gridCol w:w="2880"/>
-        <w:gridCol w:w="2880"/>
-        <w:gridCol w:w="2880"/>
-      </w:tblGrid>
-      <w:tr>
-        <w:tc>
-          <w:tcPr>
-            <w:tcW w:type="dxa" w:w="2880"/>
-          </w:tcPr>
-          <w:p>
-            <w:r>
-              <w:rPr>
-                <w:b/>
-              </w:rPr>
-              <w:t>风险等级</w:t>
-            </w:r>
-          </w:p>
-        </w:tc>
-        <w:tc>
-          <w:tcPr>
-            <w:tcW w:type="dxa" w:w="2880"/>
-          </w:tcPr>
-          <w:p>
-            <w:r>
-              <w:rPr>
-                <w:b/>
-              </w:rPr>
-              <w:t>定义</w:t>
-            </w:r>
-          </w:p>
-        </w:tc>
-        <w:tc>
-          <w:tcPr>
-            <w:tcW w:type="dxa" w:w="2880"/>
-          </w:tcPr>
-          <w:p>
-            <w:r>
-              <w:rPr>
-                <w:b/>
-              </w:rPr>
-              <w:t>整改时限</w:t>
-            </w:r>
-          </w:p>
-        </w:tc>
-      </w:tr>
-      <w:tr>
-        <w:tc>
-          <w:tcPr>
-            <w:tcW w:type="dxa" w:w="2880"/>
-          </w:tcPr>
-          <w:p>
-            <w:r>
-              <w:t>严重</w:t>
-            </w:r>
-          </w:p>
-        </w:tc>
-        <w:tc>
-          <w:tcPr>
-            <w:tcW w:type="dxa" w:w="2880"/>
-          </w:tcPr>
-          <w:p>
-            <w:r>
-              <w:t>可直接获取系统控制权或大规模数据泄露，无需认证即可利用</w:t>
-            </w:r>
-          </w:p>
-        </w:tc>
-        <w:tc>
-          <w:tcPr>
-            <w:tcW w:type="dxa" w:w="2880"/>
-          </w:tcPr>
-          <w:p>
-            <w:r>
-              <w:t>24 小时内</w:t>
-            </w:r>
-          </w:p>
-        </w:tc>
-      </w:tr>
-      <w:tr>
-        <w:tc>
-          <w:tcPr>
-            <w:tcW w:type="dxa" w:w="2880"/>
-          </w:tcPr>
-          <w:p>
-            <w:r>
-              <w:t>高危</w:t>
-            </w:r>
-          </w:p>
-        </w:tc>
-        <w:tc>
-          <w:tcPr>
-            <w:tcW w:type="dxa" w:w="2880"/>
-          </w:tcPr>
-          <w:p>
-            <w:r>
-              <w:t>可获取敏感数据或绕过关键安全控制，利用条件较低</w:t>
-            </w:r>
-          </w:p>
-        </w:tc>
-        <w:tc>
-          <w:tcPr>
-            <w:tcW w:type="dxa" w:w="2880"/>
-          </w:tcPr>
-          <w:p>
-            <w:r>
-              <w:t>72 小时内</w:t>
-            </w:r>
-          </w:p>
-        </w:tc>
-      </w:tr>
-      <w:tr>
-        <w:tc>
-          <w:tcPr>
-            <w:tcW w:type="dxa" w:w="2880"/>
-          </w:tcPr>
-          <w:p>
-            <w:r>
-              <w:t>中危</w:t>
-            </w:r>
-          </w:p>
-        </w:tc>
-        <w:tc>
-          <w:tcPr>
-            <w:tcW w:type="dxa" w:w="2880"/>
-          </w:tcPr>
-          <w:p>
-            <w:r>
-              <w:t>存在安全隐患但利用需一定条件，或影响有限</w:t>
-            </w:r>
-          </w:p>
-        </w:tc>
-        <w:tc>
-          <w:tcPr>
-            <w:tcW w:type="dxa" w:w="2880"/>
-          </w:tcPr>
-          <w:p>
-            <w:r>
-              <w:t>2 周内</w:t>
-            </w:r>
-          </w:p>
-        </w:tc>
-      </w:tr>
-      <w:tr>
-        <w:tc>
-          <w:tcPr>
-            <w:tcW w:type="dxa" w:w="2880"/>
-          </w:tcPr>
-          <w:p>
-            <w:r>
-              <w:t>低危</w:t>
-            </w:r>
-          </w:p>
-        </w:tc>
-        <w:tc>
-          <w:tcPr>
-            <w:tcW w:type="dxa" w:w="2880"/>
-          </w:tcPr>
-          <w:p>
-            <w:r>
-              <w:t>安全加固建议，风险较小或需复杂利用条件</w:t>
-            </w:r>
-          </w:p>
-        </w:tc>
-        <w:tc>
-          <w:tcPr>
-            <w:tcW w:type="dxa" w:w="2880"/>
-          </w:tcPr>
-          <w:p>
-            <w:r>
-              <w:t>1 个月内</w:t>
-            </w:r>
-          </w:p>
-        </w:tc>
-      </w:tr>
-    </w:tbl>
     <w:p>
-      <w:pPr>
-        <w:pStyle w:val="Heading2"/>
-      </w:pPr>
       <w:r>
-        <w:t>整改优先级建议</w:t>
+        <w:rPr>
+          <w:i w:val="0"/>
+        </w:rPr>
+        <w:t>本报告为本次应用安全检测服务的输出结果，供业务方进行漏洞修补和安全加固参考，并进行安全风险规避，安全控制和管理。</w:t>
       </w:r>
     </w:p>
-    <w:tbl>
-      <w:tblPr>
-        <w:tblStyle w:val="LightGrid-Accent1"/>
-        <w:tblW w:type="auto" w:w="0"/>
-        <w:jc w:val="center"/>
-        <w:tblLook w:firstColumn="1" w:firstRow="1" w:lastColumn="0" w:lastRow="0" w:noHBand="0" w:noVBand="1" w:val="04A0"/>
-      </w:tblPr>
-      <w:tblGrid>
-        <w:gridCol w:w="2160"/>
-        <w:gridCol w:w="2160"/>
-        <w:gridCol w:w="2160"/>
-        <w:gridCol w:w="2160"/>
-      </w:tblGrid>
-      <w:tr>
-        <w:tc>
-          <w:tcPr>
-            <w:tcW w:type="dxa" w:w="2160"/>
-          </w:tcPr>
-          <w:p>
-            <w:r>
-              <w:rPr>
-                <w:b/>
-              </w:rPr>
-              <w:t>优先级</w:t>
-            </w:r>
-          </w:p>
-        </w:tc>
-        <w:tc>
-          <w:tcPr>
-            <w:tcW w:type="dxa" w:w="2160"/>
-          </w:tcPr>
-          <w:p>
-            <w:r>
-              <w:rPr>
-                <w:b/>
-              </w:rPr>
-              <w:t>对应检测项</w:t>
-            </w:r>
-          </w:p>
-        </w:tc>
-        <w:tc>
-          <w:tcPr>
-            <w:tcW w:type="dxa" w:w="2160"/>
-          </w:tcPr>
-          <w:p>
-            <w:r>
-              <w:rPr>
-                <w:b/>
-              </w:rPr>
-              <w:t>风险等级</w:t>
-            </w:r>
-          </w:p>
-        </w:tc>
-        <w:tc>
-          <w:tcPr>
-            <w:tcW w:type="dxa" w:w="2160"/>
-          </w:tcPr>
-          <w:p>
-            <w:r>
-              <w:rPr>
-                <w:b/>
-              </w:rPr>
-              <w:t>整改说明</w:t>
-            </w:r>
-          </w:p>
-        </w:tc>
-      </w:tr>
-      <w:tr>
-        <w:tc>
-          <w:tcPr>
-            <w:tcW w:type="dxa" w:w="2160"/>
-          </w:tcPr>
-          <w:p>
-            <w:r>
-              <w:t>P0-立即修复</w:t>
-            </w:r>
-          </w:p>
-        </w:tc>
-        <w:tc>
-          <w:tcPr>
-            <w:tcW w:type="dxa" w:w="2160"/>
-          </w:tcPr>
-          <w:p>
-            <w:r>
-              <w:t>PORT-001、Key-001、VULN-012、VULN-014、VULN-016</w:t>
-            </w:r>
-          </w:p>
-        </w:tc>
-        <w:tc>
-          <w:tcPr>
-            <w:tcW w:type="dxa" w:w="2160"/>
-          </w:tcPr>
-          <w:p>
-            <w:r>
-              <w:t>严重</w:t>
-            </w:r>
-          </w:p>
-        </w:tc>
-        <w:tc>
-          <w:tcPr>
-            <w:tcW w:type="dxa" w:w="2160"/>
-          </w:tcPr>
-          <w:p>
-            <w:r>
-              <w:t>含脚本执行能力(设计)、密钥客户端可见、内网地址泄露等，24 小时内修复</w:t>
-            </w:r>
-          </w:p>
-        </w:tc>
-      </w:tr>
-      <w:tr>
-        <w:tc>
-          <w:tcPr>
-            <w:tcW w:type="dxa" w:w="2160"/>
-          </w:tcPr>
-          <w:p>
-            <w:r>
-              <w:t>P1-72 小时</w:t>
-            </w:r>
-          </w:p>
-        </w:tc>
-        <w:tc>
-          <w:tcPr>
-            <w:tcW w:type="dxa" w:w="2160"/>
-          </w:tcPr>
-          <w:p>
-            <w:r>
-              <w:t>BASIC-001、TRAN-002、AUTH-001、AUTH-006、AUTH-008、AUTH-010、SESS-003、VULN-006</w:t>
-            </w:r>
-          </w:p>
-        </w:tc>
-        <w:tc>
-          <w:tcPr>
-            <w:tcW w:type="dxa" w:w="2160"/>
-          </w:tcPr>
-          <w:p>
-            <w:r>
-              <w:t>高危</w:t>
-            </w:r>
-          </w:p>
-        </w:tc>
-        <w:tc>
-          <w:tcPr>
-            <w:tcW w:type="dxa" w:w="2160"/>
-          </w:tcPr>
-          <w:p>
-            <w:r>
-              <w:t>认证/会话/防重放/CSRF 等关键控制缺失，72 小时内修复</w:t>
-            </w:r>
-          </w:p>
-        </w:tc>
-      </w:tr>
-      <w:tr>
-        <w:tc>
-          <w:tcPr>
-            <w:tcW w:type="dxa" w:w="2160"/>
-          </w:tcPr>
-          <w:p>
-            <w:r>
-              <w:t>P2-2 周内</w:t>
-            </w:r>
-          </w:p>
-        </w:tc>
-        <w:tc>
-          <w:tcPr>
-            <w:tcW w:type="dxa" w:w="2160"/>
-          </w:tcPr>
-          <w:p>
-            <w:r>
-              <w:t>FRON-001、TRAN-001、AUTH-003、SESS-001、SESS-005、INFO-001、AUD-001、VULN-002</w:t>
-            </w:r>
-          </w:p>
-        </w:tc>
-        <w:tc>
-          <w:tcPr>
-            <w:tcW w:type="dxa" w:w="2160"/>
-          </w:tcPr>
-          <w:p>
-            <w:r>
-              <w:t>中危</w:t>
-            </w:r>
-          </w:p>
-        </w:tc>
-        <w:tc>
-          <w:tcPr>
-            <w:tcW w:type="dxa" w:w="2160"/>
-          </w:tcPr>
-          <w:p>
-            <w:r>
-              <w:t>版本泄露、Cookie 属性、异常信息、HTTP 方法等，2 周内修复</w:t>
-            </w:r>
-          </w:p>
-        </w:tc>
-      </w:tr>
-      <w:tr>
-        <w:tc>
-          <w:tcPr>
-            <w:tcW w:type="dxa" w:w="2160"/>
-          </w:tcPr>
-          <w:p>
-            <w:r>
-              <w:t>P3-计划修复</w:t>
-            </w:r>
-          </w:p>
-        </w:tc>
-        <w:tc>
-          <w:tcPr>
-            <w:tcW w:type="dxa" w:w="2160"/>
-          </w:tcPr>
-          <w:p>
-            <w:r>
-              <w:t>（无）</w:t>
-            </w:r>
-          </w:p>
-        </w:tc>
-        <w:tc>
-          <w:tcPr>
-            <w:tcW w:type="dxa" w:w="2160"/>
-          </w:tcPr>
-          <w:p>
-            <w:r>
-              <w:t>低危</w:t>
-            </w:r>
-          </w:p>
-        </w:tc>
-        <w:tc>
-          <w:tcPr>
-            <w:tcW w:type="dxa" w:w="2160"/>
-          </w:tcPr>
-          <w:p>
-            <w:r>
-              <w:t>按加固建议计划性修复</w:t>
-            </w:r>
-          </w:p>
-        </w:tc>
-      </w:tr>
-    </w:tbl>
+    <w:p>
+      <w:r>
+        <w:rPr>
+          <w:i w:val="0"/>
+        </w:rPr>
+        <w:t>本报告的检测结论仅对被测对象当时的状态有效。当检测完成后，由于被测对象的系统变更，本报告不再适用。</w:t>
+      </w:r>
+    </w:p>
+    <w:p>
+      <w:r>
+        <w:rPr>
+          <w:i w:val="0"/>
+        </w:rPr>
+        <w:t>在任何情况下，若需引用本报告中的结果或结论都应保持其原有的意义，不得对相关内容擅自进行增加、修改和伪造或掩盖事实。</w:t>
+      </w:r>
+    </w:p>
     <w:p>
       <w:pPr>
         <w:pStyle w:val="Heading2"/>
@@ -932,6 +707,19 @@
               <w:rPr>
                 <w:b/>
               </w:rPr>
+              <w:t>时间</w:t>
+            </w:r>
+          </w:p>
+        </w:tc>
+        <w:tc>
+          <w:tcPr>
+            <w:tcW w:type="dxa" w:w="2160"/>
+          </w:tcPr>
+          <w:p>
+            <w:r>
+              <w:rPr>
+                <w:b/>
+              </w:rPr>
               <w:t>版本</w:t>
             </w:r>
           </w:p>
@@ -945,7 +733,7 @@
               <w:rPr>
                 <w:b/>
               </w:rPr>
-              <w:t>日期</w:t>
+              <w:t>说明</w:t>
             </w:r>
           </w:p>
         </w:tc>
@@ -958,25 +746,22 @@
               <w:rPr>
                 <w:b/>
               </w:rPr>
-              <w:t>变更内容</w:t>
-            </w:r>
-          </w:p>
-        </w:tc>
+              <w:t>修改人</w:t>
+            </w:r>
+          </w:p>
+        </w:tc>
+      </w:tr>
+      <w:tr>
         <w:tc>
           <w:tcPr>
             <w:tcW w:type="dxa" w:w="2160"/>
           </w:tcPr>
           <w:p>
             <w:r>
-              <w:rPr>
-                <w:b/>
-              </w:rPr>
-              <w:t>变更人</w:t>
-            </w:r>
-          </w:p>
-        </w:tc>
-      </w:tr>
-      <w:tr>
+              <w:t>2026年07月</w:t>
+            </w:r>
+          </w:p>
+        </w:tc>
         <w:tc>
           <w:tcPr>
             <w:tcW w:type="dxa" w:w="2160"/>
@@ -993,17 +778,7 @@
           </w:tcPr>
           <w:p>
             <w:r>
-              <w:t>2026-07-06</w:t>
-            </w:r>
-          </w:p>
-        </w:tc>
-        <w:tc>
-          <w:tcPr>
-            <w:tcW w:type="dxa" w:w="2160"/>
-          </w:tcPr>
-          <w:p>
-            <w:r>
-              <w:t>初测报告</w:t>
+              <w:t>创建应用安全检测报告（初测）</w:t>
             </w:r>
           </w:p>
         </w:tc>
@@ -1043,16 +818,15 @@
         <w:tblLook w:firstColumn="1" w:firstRow="1" w:lastColumn="0" w:lastRow="0" w:noHBand="0" w:noVBand="1" w:val="04A0"/>
       </w:tblPr>
       <w:tblGrid>
-        <w:gridCol w:w="1728"/>
-        <w:gridCol w:w="1728"/>
-        <w:gridCol w:w="1728"/>
-        <w:gridCol w:w="1728"/>
-        <w:gridCol w:w="1728"/>
+        <w:gridCol w:w="2160"/>
+        <w:gridCol w:w="2160"/>
+        <w:gridCol w:w="2160"/>
+        <w:gridCol w:w="2160"/>
       </w:tblGrid>
       <w:tr>
         <w:tc>
           <w:tcPr>
-            <w:tcW w:type="dxa" w:w="1728"/>
+            <w:tcW w:type="dxa" w:w="2160"/>
           </w:tcPr>
           <w:p>
             <w:r>
@@ -1065,7 +839,7 @@
         </w:tc>
         <w:tc>
           <w:tcPr>
-            <w:tcW w:type="dxa" w:w="1728"/>
+            <w:tcW w:type="dxa" w:w="2160"/>
           </w:tcPr>
           <w:p>
             <w:r>
@@ -1078,7 +852,7 @@
         </w:tc>
         <w:tc>
           <w:tcPr>
-            <w:tcW w:type="dxa" w:w="1728"/>
+            <w:tcW w:type="dxa" w:w="2160"/>
           </w:tcPr>
           <w:p>
             <w:r>
@@ -1091,55 +865,42 @@
         </w:tc>
         <w:tc>
           <w:tcPr>
-            <w:tcW w:type="dxa" w:w="1728"/>
-          </w:tcPr>
-          <w:p>
-            <w:r>
-              <w:rPr>
-                <w:b/>
-              </w:rPr>
-              <w:t>部署环境</w:t>
-            </w:r>
-          </w:p>
-        </w:tc>
-        <w:tc>
-          <w:tcPr>
-            <w:tcW w:type="dxa" w:w="1728"/>
-          </w:tcPr>
-          <w:p>
-            <w:r>
-              <w:rPr>
-                <w:b/>
-              </w:rPr>
-              <w:t>技术栈</w:t>
-            </w:r>
-          </w:p>
-        </w:tc>
-      </w:tr>
-      <w:tr>
-        <w:tc>
-          <w:tcPr>
-            <w:tcW w:type="dxa" w:w="1728"/>
-          </w:tcPr>
-          <w:p>
-            <w:r>
-              <w:t>XXL-JOB 任务调度中心（mno-pp）</w:t>
-            </w:r>
-          </w:p>
-        </w:tc>
-        <w:tc>
-          <w:tcPr>
-            <w:tcW w:type="dxa" w:w="1728"/>
-          </w:tcPr>
-          <w:p>
-            <w:r>
-              <w:t>待确认（建议按等保定级）</w:t>
-            </w:r>
-          </w:p>
-        </w:tc>
-        <w:tc>
-          <w:tcPr>
-            <w:tcW w:type="dxa" w:w="1728"/>
+            <w:tcW w:type="dxa" w:w="2160"/>
+          </w:tcPr>
+          <w:p>
+            <w:r>
+              <w:rPr>
+                <w:b/>
+              </w:rPr>
+              <w:t>IP地址</w:t>
+            </w:r>
+          </w:p>
+        </w:tc>
+      </w:tr>
+      <w:tr>
+        <w:tc>
+          <w:tcPr>
+            <w:tcW w:type="dxa" w:w="2160"/>
+          </w:tcPr>
+          <w:p>
+            <w:r>
+              <w:t>XXL-JOB 任务调度中心（mno-pp / -dev）</w:t>
+            </w:r>
+          </w:p>
+        </w:tc>
+        <w:tc>
+          <w:tcPr>
+            <w:tcW w:type="dxa" w:w="2160"/>
+          </w:tcPr>
+          <w:p>
+            <w:r>
+              <w:t>待定级（建议按等保定级）</w:t>
+            </w:r>
+          </w:p>
+        </w:tc>
+        <w:tc>
+          <w:tcPr>
+            <w:tcW w:type="dxa" w:w="2160"/>
           </w:tcPr>
           <w:p>
             <w:r>
@@ -1149,21 +910,11 @@
         </w:tc>
         <w:tc>
           <w:tcPr>
-            <w:tcW w:type="dxa" w:w="1728"/>
-          </w:tcPr>
-          <w:p>
-            <w:r>
-              <w:t>-dev（前端环境标识）</w:t>
-            </w:r>
-          </w:p>
-        </w:tc>
-        <w:tc>
-          <w:tcPr>
-            <w:tcW w:type="dxa" w:w="1728"/>
-          </w:tcPr>
-          <w:p>
-            <w:r>
-              <w:t>XXL-JOB 2.3.0 + Spring Boot + AdminLTE + jQuery 3.4.1</w:t>
+            <w:tcW w:type="dxa" w:w="2160"/>
+          </w:tcPr>
+          <w:p>
+            <w:r>
+              <w:t>未获取（经 cpolar 隧道访问，未探测目标主机 IP）</w:t>
             </w:r>
           </w:p>
         </w:tc>
@@ -1182,7 +933,7 @@
         <w:rPr>
           <w:i w:val="0"/>
         </w:rPr>
-        <w:t>本次检测共完成 59 项检测内容。其中判定“不符合” 21 项、“符合” 10 项、“未测试” 21 项、“不涉及” 7 项，本次检测不通过。</w:t>
+        <w:t>本次安全检测共完成 59 项检测内容，共计发现 21 个安全风险，其中严重风险 5 个、高危风险 8 个、中危风险 8 个、低危风险 0 个（判定为“不符合”）。另有“符合” 10 项、“未测试” 21 项、“不涉及” 7 项，本次检测不通过。</w:t>
       </w:r>
     </w:p>
     <w:p>
@@ -1190,15 +941,7 @@
         <w:rPr>
           <w:i w:val="0"/>
         </w:rPr>
-        <w:t>在 21 项“不符合”中，按固有风险等级划分：严重 5 项、高危 8 项、中危 8 项、低危 0 项。</w:t>
-      </w:r>
-    </w:p>
-    <w:p>
-      <w:r>
-        <w:rPr>
-          <w:i w:val="0"/>
-        </w:rPr>
-        <w:t>另有 21 项因仅有单一管理员账号、生产环境非破坏性约束或经隧道无法验证等原因，在本次条件下无法完成验证，据实标记为“未测试”并说明原因；7 项系统不涉及对应功能场景（如无 XML 接口、无 LDAP、无 AK/SK 等），标记为“不涉及”。</w:t>
+        <w:t>“未测试” 21 项系因仅有单一管理员账号、生产环境非破坏性约束或经隧道无法验证等原因，在本次条件下无法完成验证，据实标记并说明原因；“不涉及” 7 项系统不涉及对应功能场景（如无 XML 接口、无 LDAP、无 AK/SK 等）。</w:t>
       </w:r>
     </w:p>
     <w:p>
@@ -1217,28 +960,42 @@
         <w:tblLook w:firstColumn="1" w:firstRow="1" w:lastColumn="0" w:lastRow="0" w:noHBand="0" w:noVBand="1" w:val="04A0"/>
       </w:tblPr>
       <w:tblGrid>
-        <w:gridCol w:w="2160"/>
-        <w:gridCol w:w="2160"/>
-        <w:gridCol w:w="2160"/>
-        <w:gridCol w:w="2160"/>
+        <w:gridCol w:w="1728"/>
+        <w:gridCol w:w="1728"/>
+        <w:gridCol w:w="1728"/>
+        <w:gridCol w:w="1728"/>
+        <w:gridCol w:w="1728"/>
       </w:tblGrid>
       <w:tr>
         <w:tc>
           <w:tcPr>
-            <w:tcW w:type="dxa" w:w="2160"/>
-          </w:tcPr>
-          <w:p>
-            <w:r>
-              <w:rPr>
-                <w:b/>
-              </w:rPr>
-              <w:t>测试编号</w:t>
-            </w:r>
-          </w:p>
-        </w:tc>
-        <w:tc>
-          <w:tcPr>
-            <w:tcW w:type="dxa" w:w="2160"/>
+            <w:tcW w:type="dxa" w:w="1728"/>
+          </w:tcPr>
+          <w:p>
+            <w:r>
+              <w:rPr>
+                <w:b/>
+              </w:rPr>
+              <w:t>序号</w:t>
+            </w:r>
+          </w:p>
+        </w:tc>
+        <w:tc>
+          <w:tcPr>
+            <w:tcW w:type="dxa" w:w="1728"/>
+          </w:tcPr>
+          <w:p>
+            <w:r>
+              <w:rPr>
+                <w:b/>
+              </w:rPr>
+              <w:t>风险章节</w:t>
+            </w:r>
+          </w:p>
+        </w:tc>
+        <w:tc>
+          <w:tcPr>
+            <w:tcW w:type="dxa" w:w="1728"/>
           </w:tcPr>
           <w:p>
             <w:r>
@@ -1251,7 +1008,7 @@
         </w:tc>
         <w:tc>
           <w:tcPr>
-            <w:tcW w:type="dxa" w:w="2160"/>
+            <w:tcW w:type="dxa" w:w="1728"/>
           </w:tcPr>
           <w:p>
             <w:r>
@@ -1264,32 +1021,42 @@
         </w:tc>
         <w:tc>
           <w:tcPr>
-            <w:tcW w:type="dxa" w:w="2160"/>
-          </w:tcPr>
-          <w:p>
-            <w:r>
-              <w:rPr>
-                <w:b/>
-              </w:rPr>
-              <w:t>测试结果</w:t>
-            </w:r>
-          </w:p>
-        </w:tc>
-      </w:tr>
-      <w:tr>
-        <w:tc>
-          <w:tcPr>
-            <w:tcW w:type="dxa" w:w="2160"/>
-          </w:tcPr>
-          <w:p>
-            <w:r>
-              <w:t>PORT-001</w:t>
-            </w:r>
-          </w:p>
-        </w:tc>
-        <w:tc>
-          <w:tcPr>
-            <w:tcW w:type="dxa" w:w="2160"/>
+            <w:tcW w:type="dxa" w:w="1728"/>
+          </w:tcPr>
+          <w:p>
+            <w:r>
+              <w:rPr>
+                <w:b/>
+              </w:rPr>
+              <w:t>复测结果</w:t>
+            </w:r>
+          </w:p>
+        </w:tc>
+      </w:tr>
+      <w:tr>
+        <w:tc>
+          <w:tcPr>
+            <w:tcW w:type="dxa" w:w="1728"/>
+          </w:tcPr>
+          <w:p>
+            <w:r>
+              <w:t>1</w:t>
+            </w:r>
+          </w:p>
+        </w:tc>
+        <w:tc>
+          <w:tcPr>
+            <w:tcW w:type="dxa" w:w="1728"/>
+          </w:tcPr>
+          <w:p>
+            <w:r>
+              <w:t>3.1.1</w:t>
+            </w:r>
+          </w:p>
+        </w:tc>
+        <w:tc>
+          <w:tcPr>
+            <w:tcW w:type="dxa" w:w="1728"/>
           </w:tcPr>
           <w:p>
             <w:r>
@@ -1299,11 +1066,12 @@
         </w:tc>
         <w:tc>
           <w:tcPr>
-            <w:tcW w:type="dxa" w:w="2160"/>
-          </w:tcPr>
-          <w:p>
-            <w:r>
-              <w:rPr>
+            <w:tcW w:type="dxa" w:w="1728"/>
+          </w:tcPr>
+          <w:p>
+            <w:r>
+              <w:rPr>
+                <w:b/>
                 <w:color w:val="C00000"/>
               </w:rPr>
               <w:t>严重</w:t>
@@ -1312,7 +1080,695 @@
         </w:tc>
         <w:tc>
           <w:tcPr>
-            <w:tcW w:type="dxa" w:w="2160"/>
+            <w:tcW w:type="dxa" w:w="1728"/>
+          </w:tcPr>
+          <w:p>
+            <w:r/>
+          </w:p>
+        </w:tc>
+      </w:tr>
+      <w:tr>
+        <w:tc>
+          <w:tcPr>
+            <w:tcW w:type="dxa" w:w="1728"/>
+          </w:tcPr>
+          <w:p>
+            <w:r>
+              <w:t>2</w:t>
+            </w:r>
+          </w:p>
+        </w:tc>
+        <w:tc>
+          <w:tcPr>
+            <w:tcW w:type="dxa" w:w="1728"/>
+          </w:tcPr>
+          <w:p>
+            <w:r>
+              <w:t>3.2.1</w:t>
+            </w:r>
+          </w:p>
+        </w:tc>
+        <w:tc>
+          <w:tcPr>
+            <w:tcW w:type="dxa" w:w="1728"/>
+          </w:tcPr>
+          <w:p>
+            <w:r>
+              <w:t>应用软件及相关组件版本基线安全测试</w:t>
+            </w:r>
+          </w:p>
+        </w:tc>
+        <w:tc>
+          <w:tcPr>
+            <w:tcW w:type="dxa" w:w="1728"/>
+          </w:tcPr>
+          <w:p>
+            <w:r>
+              <w:rPr>
+                <w:b/>
+                <w:color w:val="E36C09"/>
+              </w:rPr>
+              <w:t>高</w:t>
+            </w:r>
+          </w:p>
+        </w:tc>
+        <w:tc>
+          <w:tcPr>
+            <w:tcW w:type="dxa" w:w="1728"/>
+          </w:tcPr>
+          <w:p>
+            <w:r/>
+          </w:p>
+        </w:tc>
+      </w:tr>
+      <w:tr>
+        <w:tc>
+          <w:tcPr>
+            <w:tcW w:type="dxa" w:w="1728"/>
+          </w:tcPr>
+          <w:p>
+            <w:r>
+              <w:t>3</w:t>
+            </w:r>
+          </w:p>
+        </w:tc>
+        <w:tc>
+          <w:tcPr>
+            <w:tcW w:type="dxa" w:w="1728"/>
+          </w:tcPr>
+          <w:p>
+            <w:r>
+              <w:t>3.3.1</w:t>
+            </w:r>
+          </w:p>
+        </w:tc>
+        <w:tc>
+          <w:tcPr>
+            <w:tcW w:type="dxa" w:w="1728"/>
+          </w:tcPr>
+          <w:p>
+            <w:r>
+              <w:t>前端JS库软件版本安全测试</w:t>
+            </w:r>
+          </w:p>
+        </w:tc>
+        <w:tc>
+          <w:tcPr>
+            <w:tcW w:type="dxa" w:w="1728"/>
+          </w:tcPr>
+          <w:p>
+            <w:r>
+              <w:rPr>
+                <w:b/>
+                <w:color w:val="BF8F00"/>
+              </w:rPr>
+              <w:t>中</w:t>
+            </w:r>
+          </w:p>
+        </w:tc>
+        <w:tc>
+          <w:tcPr>
+            <w:tcW w:type="dxa" w:w="1728"/>
+          </w:tcPr>
+          <w:p>
+            <w:r/>
+          </w:p>
+        </w:tc>
+      </w:tr>
+      <w:tr>
+        <w:tc>
+          <w:tcPr>
+            <w:tcW w:type="dxa" w:w="1728"/>
+          </w:tcPr>
+          <w:p>
+            <w:r>
+              <w:t>4</w:t>
+            </w:r>
+          </w:p>
+        </w:tc>
+        <w:tc>
+          <w:tcPr>
+            <w:tcW w:type="dxa" w:w="1728"/>
+          </w:tcPr>
+          <w:p>
+            <w:r>
+              <w:t>3.4.1</w:t>
+            </w:r>
+          </w:p>
+        </w:tc>
+        <w:tc>
+          <w:tcPr>
+            <w:tcW w:type="dxa" w:w="1728"/>
+          </w:tcPr>
+          <w:p>
+            <w:r>
+              <w:t>软件版本信息泄漏安全测试</w:t>
+            </w:r>
+          </w:p>
+        </w:tc>
+        <w:tc>
+          <w:tcPr>
+            <w:tcW w:type="dxa" w:w="1728"/>
+          </w:tcPr>
+          <w:p>
+            <w:r>
+              <w:rPr>
+                <w:b/>
+                <w:color w:val="BF8F00"/>
+              </w:rPr>
+              <w:t>中</w:t>
+            </w:r>
+          </w:p>
+        </w:tc>
+        <w:tc>
+          <w:tcPr>
+            <w:tcW w:type="dxa" w:w="1728"/>
+          </w:tcPr>
+          <w:p>
+            <w:r/>
+          </w:p>
+        </w:tc>
+      </w:tr>
+      <w:tr>
+        <w:tc>
+          <w:tcPr>
+            <w:tcW w:type="dxa" w:w="1728"/>
+          </w:tcPr>
+          <w:p>
+            <w:r>
+              <w:t>5</w:t>
+            </w:r>
+          </w:p>
+        </w:tc>
+        <w:tc>
+          <w:tcPr>
+            <w:tcW w:type="dxa" w:w="1728"/>
+          </w:tcPr>
+          <w:p>
+            <w:r>
+              <w:t>3.4.2</w:t>
+            </w:r>
+          </w:p>
+        </w:tc>
+        <w:tc>
+          <w:tcPr>
+            <w:tcW w:type="dxa" w:w="1728"/>
+          </w:tcPr>
+          <w:p>
+            <w:r>
+              <w:t>防重放攻击、防篡改功能安全测试</w:t>
+            </w:r>
+          </w:p>
+        </w:tc>
+        <w:tc>
+          <w:tcPr>
+            <w:tcW w:type="dxa" w:w="1728"/>
+          </w:tcPr>
+          <w:p>
+            <w:r>
+              <w:rPr>
+                <w:b/>
+                <w:color w:val="E36C09"/>
+              </w:rPr>
+              <w:t>高</w:t>
+            </w:r>
+          </w:p>
+        </w:tc>
+        <w:tc>
+          <w:tcPr>
+            <w:tcW w:type="dxa" w:w="1728"/>
+          </w:tcPr>
+          <w:p>
+            <w:r/>
+          </w:p>
+        </w:tc>
+      </w:tr>
+      <w:tr>
+        <w:tc>
+          <w:tcPr>
+            <w:tcW w:type="dxa" w:w="1728"/>
+          </w:tcPr>
+          <w:p>
+            <w:r>
+              <w:t>6</w:t>
+            </w:r>
+          </w:p>
+        </w:tc>
+        <w:tc>
+          <w:tcPr>
+            <w:tcW w:type="dxa" w:w="1728"/>
+          </w:tcPr>
+          <w:p>
+            <w:r>
+              <w:t>3.5.1</w:t>
+            </w:r>
+          </w:p>
+        </w:tc>
+        <w:tc>
+          <w:tcPr>
+            <w:tcW w:type="dxa" w:w="1728"/>
+          </w:tcPr>
+          <w:p>
+            <w:r>
+              <w:t>验证码功能安全测试</w:t>
+            </w:r>
+          </w:p>
+        </w:tc>
+        <w:tc>
+          <w:tcPr>
+            <w:tcW w:type="dxa" w:w="1728"/>
+          </w:tcPr>
+          <w:p>
+            <w:r>
+              <w:rPr>
+                <w:b/>
+                <w:color w:val="E36C09"/>
+              </w:rPr>
+              <w:t>高</w:t>
+            </w:r>
+          </w:p>
+        </w:tc>
+        <w:tc>
+          <w:tcPr>
+            <w:tcW w:type="dxa" w:w="1728"/>
+          </w:tcPr>
+          <w:p>
+            <w:r/>
+          </w:p>
+        </w:tc>
+      </w:tr>
+      <w:tr>
+        <w:tc>
+          <w:tcPr>
+            <w:tcW w:type="dxa" w:w="1728"/>
+          </w:tcPr>
+          <w:p>
+            <w:r>
+              <w:t>7</w:t>
+            </w:r>
+          </w:p>
+        </w:tc>
+        <w:tc>
+          <w:tcPr>
+            <w:tcW w:type="dxa" w:w="1728"/>
+          </w:tcPr>
+          <w:p>
+            <w:r>
+              <w:t>3.5.3</w:t>
+            </w:r>
+          </w:p>
+        </w:tc>
+        <w:tc>
+          <w:tcPr>
+            <w:tcW w:type="dxa" w:w="1728"/>
+          </w:tcPr>
+          <w:p>
+            <w:r>
+              <w:t>双因素验证功能安全测试</w:t>
+            </w:r>
+          </w:p>
+        </w:tc>
+        <w:tc>
+          <w:tcPr>
+            <w:tcW w:type="dxa" w:w="1728"/>
+          </w:tcPr>
+          <w:p>
+            <w:r>
+              <w:rPr>
+                <w:b/>
+                <w:color w:val="BF8F00"/>
+              </w:rPr>
+              <w:t>中</w:t>
+            </w:r>
+          </w:p>
+        </w:tc>
+        <w:tc>
+          <w:tcPr>
+            <w:tcW w:type="dxa" w:w="1728"/>
+          </w:tcPr>
+          <w:p>
+            <w:r/>
+          </w:p>
+        </w:tc>
+      </w:tr>
+      <w:tr>
+        <w:tc>
+          <w:tcPr>
+            <w:tcW w:type="dxa" w:w="1728"/>
+          </w:tcPr>
+          <w:p>
+            <w:r>
+              <w:t>8</w:t>
+            </w:r>
+          </w:p>
+        </w:tc>
+        <w:tc>
+          <w:tcPr>
+            <w:tcW w:type="dxa" w:w="1728"/>
+          </w:tcPr>
+          <w:p>
+            <w:r>
+              <w:t>3.5.6</w:t>
+            </w:r>
+          </w:p>
+        </w:tc>
+        <w:tc>
+          <w:tcPr>
+            <w:tcW w:type="dxa" w:w="1728"/>
+          </w:tcPr>
+          <w:p>
+            <w:r>
+              <w:t>账号多次失败登录锁定安全测试</w:t>
+            </w:r>
+          </w:p>
+        </w:tc>
+        <w:tc>
+          <w:tcPr>
+            <w:tcW w:type="dxa" w:w="1728"/>
+          </w:tcPr>
+          <w:p>
+            <w:r>
+              <w:rPr>
+                <w:b/>
+                <w:color w:val="E36C09"/>
+              </w:rPr>
+              <w:t>高</w:t>
+            </w:r>
+          </w:p>
+        </w:tc>
+        <w:tc>
+          <w:tcPr>
+            <w:tcW w:type="dxa" w:w="1728"/>
+          </w:tcPr>
+          <w:p>
+            <w:r/>
+          </w:p>
+        </w:tc>
+      </w:tr>
+      <w:tr>
+        <w:tc>
+          <w:tcPr>
+            <w:tcW w:type="dxa" w:w="1728"/>
+          </w:tcPr>
+          <w:p>
+            <w:r>
+              <w:t>9</w:t>
+            </w:r>
+          </w:p>
+        </w:tc>
+        <w:tc>
+          <w:tcPr>
+            <w:tcW w:type="dxa" w:w="1728"/>
+          </w:tcPr>
+          <w:p>
+            <w:r>
+              <w:t>3.5.8</w:t>
+            </w:r>
+          </w:p>
+        </w:tc>
+        <w:tc>
+          <w:tcPr>
+            <w:tcW w:type="dxa" w:w="1728"/>
+          </w:tcPr>
+          <w:p>
+            <w:r>
+              <w:t>强密码策略安全测试</w:t>
+            </w:r>
+          </w:p>
+        </w:tc>
+        <w:tc>
+          <w:tcPr>
+            <w:tcW w:type="dxa" w:w="1728"/>
+          </w:tcPr>
+          <w:p>
+            <w:r>
+              <w:rPr>
+                <w:b/>
+                <w:color w:val="E36C09"/>
+              </w:rPr>
+              <w:t>高</w:t>
+            </w:r>
+          </w:p>
+        </w:tc>
+        <w:tc>
+          <w:tcPr>
+            <w:tcW w:type="dxa" w:w="1728"/>
+          </w:tcPr>
+          <w:p>
+            <w:r/>
+          </w:p>
+        </w:tc>
+      </w:tr>
+      <w:tr>
+        <w:tc>
+          <w:tcPr>
+            <w:tcW w:type="dxa" w:w="1728"/>
+          </w:tcPr>
+          <w:p>
+            <w:r>
+              <w:t>10</w:t>
+            </w:r>
+          </w:p>
+        </w:tc>
+        <w:tc>
+          <w:tcPr>
+            <w:tcW w:type="dxa" w:w="1728"/>
+          </w:tcPr>
+          <w:p>
+            <w:r>
+              <w:t>3.5.10</w:t>
+            </w:r>
+          </w:p>
+        </w:tc>
+        <w:tc>
+          <w:tcPr>
+            <w:tcW w:type="dxa" w:w="1728"/>
+          </w:tcPr>
+          <w:p>
+            <w:r>
+              <w:t>用户标识、角色标识安全测试</w:t>
+            </w:r>
+          </w:p>
+        </w:tc>
+        <w:tc>
+          <w:tcPr>
+            <w:tcW w:type="dxa" w:w="1728"/>
+          </w:tcPr>
+          <w:p>
+            <w:r>
+              <w:rPr>
+                <w:b/>
+                <w:color w:val="E36C09"/>
+              </w:rPr>
+              <w:t>高</w:t>
+            </w:r>
+          </w:p>
+        </w:tc>
+        <w:tc>
+          <w:tcPr>
+            <w:tcW w:type="dxa" w:w="1728"/>
+          </w:tcPr>
+          <w:p>
+            <w:r/>
+          </w:p>
+        </w:tc>
+      </w:tr>
+      <w:tr>
+        <w:tc>
+          <w:tcPr>
+            <w:tcW w:type="dxa" w:w="1728"/>
+          </w:tcPr>
+          <w:p>
+            <w:r>
+              <w:t>11</w:t>
+            </w:r>
+          </w:p>
+        </w:tc>
+        <w:tc>
+          <w:tcPr>
+            <w:tcW w:type="dxa" w:w="1728"/>
+          </w:tcPr>
+          <w:p>
+            <w:r>
+              <w:t>3.7.1</w:t>
+            </w:r>
+          </w:p>
+        </w:tc>
+        <w:tc>
+          <w:tcPr>
+            <w:tcW w:type="dxa" w:w="1728"/>
+          </w:tcPr>
+          <w:p>
+            <w:r>
+              <w:t>Cookie安全测试</w:t>
+            </w:r>
+          </w:p>
+        </w:tc>
+        <w:tc>
+          <w:tcPr>
+            <w:tcW w:type="dxa" w:w="1728"/>
+          </w:tcPr>
+          <w:p>
+            <w:r>
+              <w:rPr>
+                <w:b/>
+                <w:color w:val="BF8F00"/>
+              </w:rPr>
+              <w:t>中</w:t>
+            </w:r>
+          </w:p>
+        </w:tc>
+        <w:tc>
+          <w:tcPr>
+            <w:tcW w:type="dxa" w:w="1728"/>
+          </w:tcPr>
+          <w:p>
+            <w:r/>
+          </w:p>
+        </w:tc>
+      </w:tr>
+      <w:tr>
+        <w:tc>
+          <w:tcPr>
+            <w:tcW w:type="dxa" w:w="1728"/>
+          </w:tcPr>
+          <w:p>
+            <w:r>
+              <w:t>12</w:t>
+            </w:r>
+          </w:p>
+        </w:tc>
+        <w:tc>
+          <w:tcPr>
+            <w:tcW w:type="dxa" w:w="1728"/>
+          </w:tcPr>
+          <w:p>
+            <w:r>
+              <w:t>3.7.3</w:t>
+            </w:r>
+          </w:p>
+        </w:tc>
+        <w:tc>
+          <w:tcPr>
+            <w:tcW w:type="dxa" w:w="1728"/>
+          </w:tcPr>
+          <w:p>
+            <w:r>
+              <w:t>会话登出功能安全测试</w:t>
+            </w:r>
+          </w:p>
+        </w:tc>
+        <w:tc>
+          <w:tcPr>
+            <w:tcW w:type="dxa" w:w="1728"/>
+          </w:tcPr>
+          <w:p>
+            <w:r>
+              <w:rPr>
+                <w:b/>
+                <w:color w:val="E36C09"/>
+              </w:rPr>
+              <w:t>高</w:t>
+            </w:r>
+          </w:p>
+        </w:tc>
+        <w:tc>
+          <w:tcPr>
+            <w:tcW w:type="dxa" w:w="1728"/>
+          </w:tcPr>
+          <w:p>
+            <w:r/>
+          </w:p>
+        </w:tc>
+      </w:tr>
+      <w:tr>
+        <w:tc>
+          <w:tcPr>
+            <w:tcW w:type="dxa" w:w="1728"/>
+          </w:tcPr>
+          <w:p>
+            <w:r>
+              <w:t>13</w:t>
+            </w:r>
+          </w:p>
+        </w:tc>
+        <w:tc>
+          <w:tcPr>
+            <w:tcW w:type="dxa" w:w="1728"/>
+          </w:tcPr>
+          <w:p>
+            <w:r>
+              <w:t>3.7.5</w:t>
+            </w:r>
+          </w:p>
+        </w:tc>
+        <w:tc>
+          <w:tcPr>
+            <w:tcW w:type="dxa" w:w="1728"/>
+          </w:tcPr>
+          <w:p>
+            <w:r>
+              <w:t>会话标识安全测试</w:t>
+            </w:r>
+          </w:p>
+        </w:tc>
+        <w:tc>
+          <w:tcPr>
+            <w:tcW w:type="dxa" w:w="1728"/>
+          </w:tcPr>
+          <w:p>
+            <w:r>
+              <w:rPr>
+                <w:b/>
+                <w:color w:val="BF8F00"/>
+              </w:rPr>
+              <w:t>中</w:t>
+            </w:r>
+          </w:p>
+        </w:tc>
+        <w:tc>
+          <w:tcPr>
+            <w:tcW w:type="dxa" w:w="1728"/>
+          </w:tcPr>
+          <w:p>
+            <w:r/>
+          </w:p>
+        </w:tc>
+      </w:tr>
+      <w:tr>
+        <w:tc>
+          <w:tcPr>
+            <w:tcW w:type="dxa" w:w="1728"/>
+          </w:tcPr>
+          <w:p>
+            <w:r>
+              <w:t>14</w:t>
+            </w:r>
+          </w:p>
+        </w:tc>
+        <w:tc>
+          <w:tcPr>
+            <w:tcW w:type="dxa" w:w="1728"/>
+          </w:tcPr>
+          <w:p>
+            <w:r>
+              <w:t>3.8.1</w:t>
+            </w:r>
+          </w:p>
+        </w:tc>
+        <w:tc>
+          <w:tcPr>
+            <w:tcW w:type="dxa" w:w="1728"/>
+          </w:tcPr>
+          <w:p>
+            <w:r>
+              <w:t>密钥存储安全测试</w:t>
+            </w:r>
+          </w:p>
+        </w:tc>
+        <w:tc>
+          <w:tcPr>
+            <w:tcW w:type="dxa" w:w="1728"/>
           </w:tcPr>
           <w:p>
             <w:r>
@@ -1320,48 +1776,269 @@
                 <w:b/>
                 <w:color w:val="C00000"/>
               </w:rPr>
-              <w:t>不符合</w:t>
-            </w:r>
-          </w:p>
-        </w:tc>
-      </w:tr>
-      <w:tr>
-        <w:tc>
-          <w:tcPr>
-            <w:tcW w:type="dxa" w:w="2160"/>
-          </w:tcPr>
-          <w:p>
-            <w:r>
-              <w:t>BASIC-001</w:t>
-            </w:r>
-          </w:p>
-        </w:tc>
-        <w:tc>
-          <w:tcPr>
-            <w:tcW w:type="dxa" w:w="2160"/>
-          </w:tcPr>
-          <w:p>
-            <w:r>
-              <w:t>应用软件及相关组件版本基线安全测试</w:t>
-            </w:r>
-          </w:p>
-        </w:tc>
-        <w:tc>
-          <w:tcPr>
-            <w:tcW w:type="dxa" w:w="2160"/>
-          </w:tcPr>
-          <w:p>
-            <w:r>
-              <w:rPr>
+              <w:t>严重</w:t>
+            </w:r>
+          </w:p>
+        </w:tc>
+        <w:tc>
+          <w:tcPr>
+            <w:tcW w:type="dxa" w:w="1728"/>
+          </w:tcPr>
+          <w:p>
+            <w:r/>
+          </w:p>
+        </w:tc>
+      </w:tr>
+      <w:tr>
+        <w:tc>
+          <w:tcPr>
+            <w:tcW w:type="dxa" w:w="1728"/>
+          </w:tcPr>
+          <w:p>
+            <w:r>
+              <w:t>15</w:t>
+            </w:r>
+          </w:p>
+        </w:tc>
+        <w:tc>
+          <w:tcPr>
+            <w:tcW w:type="dxa" w:w="1728"/>
+          </w:tcPr>
+          <w:p>
+            <w:r>
+              <w:t>3.9.1</w:t>
+            </w:r>
+          </w:p>
+        </w:tc>
+        <w:tc>
+          <w:tcPr>
+            <w:tcW w:type="dxa" w:w="1728"/>
+          </w:tcPr>
+          <w:p>
+            <w:r>
+              <w:t>应用组件错误信息安全测试</w:t>
+            </w:r>
+          </w:p>
+        </w:tc>
+        <w:tc>
+          <w:tcPr>
+            <w:tcW w:type="dxa" w:w="1728"/>
+          </w:tcPr>
+          <w:p>
+            <w:r>
+              <w:rPr>
+                <w:b/>
+                <w:color w:val="BF8F00"/>
+              </w:rPr>
+              <w:t>中</w:t>
+            </w:r>
+          </w:p>
+        </w:tc>
+        <w:tc>
+          <w:tcPr>
+            <w:tcW w:type="dxa" w:w="1728"/>
+          </w:tcPr>
+          <w:p>
+            <w:r/>
+          </w:p>
+        </w:tc>
+      </w:tr>
+      <w:tr>
+        <w:tc>
+          <w:tcPr>
+            <w:tcW w:type="dxa" w:w="1728"/>
+          </w:tcPr>
+          <w:p>
+            <w:r>
+              <w:t>16</w:t>
+            </w:r>
+          </w:p>
+        </w:tc>
+        <w:tc>
+          <w:tcPr>
+            <w:tcW w:type="dxa" w:w="1728"/>
+          </w:tcPr>
+          <w:p>
+            <w:r>
+              <w:t>3.11.1</w:t>
+            </w:r>
+          </w:p>
+        </w:tc>
+        <w:tc>
+          <w:tcPr>
+            <w:tcW w:type="dxa" w:w="1728"/>
+          </w:tcPr>
+          <w:p>
+            <w:r>
+              <w:t>基础日志审计功能安全测试</w:t>
+            </w:r>
+          </w:p>
+        </w:tc>
+        <w:tc>
+          <w:tcPr>
+            <w:tcW w:type="dxa" w:w="1728"/>
+          </w:tcPr>
+          <w:p>
+            <w:r>
+              <w:rPr>
+                <w:b/>
+                <w:color w:val="BF8F00"/>
+              </w:rPr>
+              <w:t>中</w:t>
+            </w:r>
+          </w:p>
+        </w:tc>
+        <w:tc>
+          <w:tcPr>
+            <w:tcW w:type="dxa" w:w="1728"/>
+          </w:tcPr>
+          <w:p>
+            <w:r/>
+          </w:p>
+        </w:tc>
+      </w:tr>
+      <w:tr>
+        <w:tc>
+          <w:tcPr>
+            <w:tcW w:type="dxa" w:w="1728"/>
+          </w:tcPr>
+          <w:p>
+            <w:r>
+              <w:t>17</w:t>
+            </w:r>
+          </w:p>
+        </w:tc>
+        <w:tc>
+          <w:tcPr>
+            <w:tcW w:type="dxa" w:w="1728"/>
+          </w:tcPr>
+          <w:p>
+            <w:r>
+              <w:t>3.13.2</w:t>
+            </w:r>
+          </w:p>
+        </w:tc>
+        <w:tc>
+          <w:tcPr>
+            <w:tcW w:type="dxa" w:w="1728"/>
+          </w:tcPr>
+          <w:p>
+            <w:r>
+              <w:t>HTTP高危请求方法安全测试</w:t>
+            </w:r>
+          </w:p>
+        </w:tc>
+        <w:tc>
+          <w:tcPr>
+            <w:tcW w:type="dxa" w:w="1728"/>
+          </w:tcPr>
+          <w:p>
+            <w:r>
+              <w:rPr>
+                <w:b/>
+                <w:color w:val="BF8F00"/>
+              </w:rPr>
+              <w:t>中</w:t>
+            </w:r>
+          </w:p>
+        </w:tc>
+        <w:tc>
+          <w:tcPr>
+            <w:tcW w:type="dxa" w:w="1728"/>
+          </w:tcPr>
+          <w:p>
+            <w:r/>
+          </w:p>
+        </w:tc>
+      </w:tr>
+      <w:tr>
+        <w:tc>
+          <w:tcPr>
+            <w:tcW w:type="dxa" w:w="1728"/>
+          </w:tcPr>
+          <w:p>
+            <w:r>
+              <w:t>18</w:t>
+            </w:r>
+          </w:p>
+        </w:tc>
+        <w:tc>
+          <w:tcPr>
+            <w:tcW w:type="dxa" w:w="1728"/>
+          </w:tcPr>
+          <w:p>
+            <w:r>
+              <w:t>3.13.6</w:t>
+            </w:r>
+          </w:p>
+        </w:tc>
+        <w:tc>
+          <w:tcPr>
+            <w:tcW w:type="dxa" w:w="1728"/>
+          </w:tcPr>
+          <w:p>
+            <w:r>
+              <w:t>CSRF安全测试</w:t>
+            </w:r>
+          </w:p>
+        </w:tc>
+        <w:tc>
+          <w:tcPr>
+            <w:tcW w:type="dxa" w:w="1728"/>
+          </w:tcPr>
+          <w:p>
+            <w:r>
+              <w:rPr>
+                <w:b/>
                 <w:color w:val="E36C09"/>
               </w:rPr>
-              <w:t>高危</w:t>
-            </w:r>
-          </w:p>
-        </w:tc>
-        <w:tc>
-          <w:tcPr>
-            <w:tcW w:type="dxa" w:w="2160"/>
+              <w:t>高</w:t>
+            </w:r>
+          </w:p>
+        </w:tc>
+        <w:tc>
+          <w:tcPr>
+            <w:tcW w:type="dxa" w:w="1728"/>
+          </w:tcPr>
+          <w:p>
+            <w:r/>
+          </w:p>
+        </w:tc>
+      </w:tr>
+      <w:tr>
+        <w:tc>
+          <w:tcPr>
+            <w:tcW w:type="dxa" w:w="1728"/>
+          </w:tcPr>
+          <w:p>
+            <w:r>
+              <w:t>19</w:t>
+            </w:r>
+          </w:p>
+        </w:tc>
+        <w:tc>
+          <w:tcPr>
+            <w:tcW w:type="dxa" w:w="1728"/>
+          </w:tcPr>
+          <w:p>
+            <w:r>
+              <w:t>3.13.12</w:t>
+            </w:r>
+          </w:p>
+        </w:tc>
+        <w:tc>
+          <w:tcPr>
+            <w:tcW w:type="dxa" w:w="1728"/>
+          </w:tcPr>
+          <w:p>
+            <w:r>
+              <w:t>远程命令执行安全测试</w:t>
+            </w:r>
+          </w:p>
+        </w:tc>
+        <w:tc>
+          <w:tcPr>
+            <w:tcW w:type="dxa" w:w="1728"/>
           </w:tcPr>
           <w:p>
             <w:r>
@@ -1369,48 +2046,53 @@
                 <w:b/>
                 <w:color w:val="C00000"/>
               </w:rPr>
-              <w:t>不符合</w:t>
-            </w:r>
-          </w:p>
-        </w:tc>
-      </w:tr>
-      <w:tr>
-        <w:tc>
-          <w:tcPr>
-            <w:tcW w:type="dxa" w:w="2160"/>
-          </w:tcPr>
-          <w:p>
-            <w:r>
-              <w:t>FRON-001</w:t>
-            </w:r>
-          </w:p>
-        </w:tc>
-        <w:tc>
-          <w:tcPr>
-            <w:tcW w:type="dxa" w:w="2160"/>
-          </w:tcPr>
-          <w:p>
-            <w:r>
-              <w:t>前端JS库软件版本安全测试</w:t>
-            </w:r>
-          </w:p>
-        </w:tc>
-        <w:tc>
-          <w:tcPr>
-            <w:tcW w:type="dxa" w:w="2160"/>
-          </w:tcPr>
-          <w:p>
-            <w:r>
-              <w:rPr>
-                <w:color w:val="BF8F00"/>
-              </w:rPr>
-              <w:t>中危</w:t>
-            </w:r>
-          </w:p>
-        </w:tc>
-        <w:tc>
-          <w:tcPr>
-            <w:tcW w:type="dxa" w:w="2160"/>
+              <w:t>严重</w:t>
+            </w:r>
+          </w:p>
+        </w:tc>
+        <w:tc>
+          <w:tcPr>
+            <w:tcW w:type="dxa" w:w="1728"/>
+          </w:tcPr>
+          <w:p>
+            <w:r/>
+          </w:p>
+        </w:tc>
+      </w:tr>
+      <w:tr>
+        <w:tc>
+          <w:tcPr>
+            <w:tcW w:type="dxa" w:w="1728"/>
+          </w:tcPr>
+          <w:p>
+            <w:r>
+              <w:t>20</w:t>
+            </w:r>
+          </w:p>
+        </w:tc>
+        <w:tc>
+          <w:tcPr>
+            <w:tcW w:type="dxa" w:w="1728"/>
+          </w:tcPr>
+          <w:p>
+            <w:r>
+              <w:t>3.13.14</w:t>
+            </w:r>
+          </w:p>
+        </w:tc>
+        <w:tc>
+          <w:tcPr>
+            <w:tcW w:type="dxa" w:w="1728"/>
+          </w:tcPr>
+          <w:p>
+            <w:r>
+              <w:t>开发框架、中间件安全测试</w:t>
+            </w:r>
+          </w:p>
+        </w:tc>
+        <w:tc>
+          <w:tcPr>
+            <w:tcW w:type="dxa" w:w="1728"/>
           </w:tcPr>
           <w:p>
             <w:r>
@@ -1418,39 +2100,58 @@
                 <w:b/>
                 <w:color w:val="C00000"/>
               </w:rPr>
-              <w:t>不符合</w:t>
-            </w:r>
-          </w:p>
-        </w:tc>
-      </w:tr>
-      <w:tr>
-        <w:tc>
-          <w:tcPr>
-            <w:tcW w:type="dxa" w:w="2160"/>
-          </w:tcPr>
-          <w:p>
-            <w:r>
-              <w:t>FRON-002</w:t>
-            </w:r>
-          </w:p>
-        </w:tc>
-        <w:tc>
-          <w:tcPr>
-            <w:tcW w:type="dxa" w:w="2160"/>
-          </w:tcPr>
-          <w:p>
-            <w:r>
-              <w:t>前端泄露风险测试（如JS）</w:t>
-            </w:r>
-          </w:p>
-        </w:tc>
-        <w:tc>
-          <w:tcPr>
-            <w:tcW w:type="dxa" w:w="2160"/>
-          </w:tcPr>
-          <w:p>
-            <w:r>
-              <w:rPr>
+              <w:t>严重</w:t>
+            </w:r>
+          </w:p>
+        </w:tc>
+        <w:tc>
+          <w:tcPr>
+            <w:tcW w:type="dxa" w:w="1728"/>
+          </w:tcPr>
+          <w:p>
+            <w:r/>
+          </w:p>
+        </w:tc>
+      </w:tr>
+      <w:tr>
+        <w:tc>
+          <w:tcPr>
+            <w:tcW w:type="dxa" w:w="1728"/>
+          </w:tcPr>
+          <w:p>
+            <w:r>
+              <w:t>21</w:t>
+            </w:r>
+          </w:p>
+        </w:tc>
+        <w:tc>
+          <w:tcPr>
+            <w:tcW w:type="dxa" w:w="1728"/>
+          </w:tcPr>
+          <w:p>
+            <w:r>
+              <w:t>3.13.16</w:t>
+            </w:r>
+          </w:p>
+        </w:tc>
+        <w:tc>
+          <w:tcPr>
+            <w:tcW w:type="dxa" w:w="1728"/>
+          </w:tcPr>
+          <w:p>
+            <w:r>
+              <w:t>敏感信息泄露安全测试</w:t>
+            </w:r>
+          </w:p>
+        </w:tc>
+        <w:tc>
+          <w:tcPr>
+            <w:tcW w:type="dxa" w:w="1728"/>
+          </w:tcPr>
+          <w:p>
+            <w:r>
+              <w:rPr>
+                <w:b/>
                 <w:color w:val="C00000"/>
               </w:rPr>
               <w:t>严重</w:t>
@@ -1459,3066 +2160,20 @@
         </w:tc>
         <w:tc>
           <w:tcPr>
-            <w:tcW w:type="dxa" w:w="2160"/>
-          </w:tcPr>
-          <w:p>
-            <w:r>
-              <w:rPr>
-                <w:b/>
-                <w:color w:val="008000"/>
-              </w:rPr>
-              <w:t>符合</w:t>
-            </w:r>
-          </w:p>
-        </w:tc>
-      </w:tr>
-      <w:tr>
-        <w:tc>
-          <w:tcPr>
-            <w:tcW w:type="dxa" w:w="2160"/>
-          </w:tcPr>
-          <w:p>
-            <w:r>
-              <w:t>TRAN-001</w:t>
-            </w:r>
-          </w:p>
-        </w:tc>
-        <w:tc>
-          <w:tcPr>
-            <w:tcW w:type="dxa" w:w="2160"/>
-          </w:tcPr>
-          <w:p>
-            <w:r>
-              <w:t>软件版本信息泄漏安全测试</w:t>
-            </w:r>
-          </w:p>
-        </w:tc>
-        <w:tc>
-          <w:tcPr>
-            <w:tcW w:type="dxa" w:w="2160"/>
-          </w:tcPr>
-          <w:p>
-            <w:r>
-              <w:rPr>
-                <w:color w:val="BF8F00"/>
-              </w:rPr>
-              <w:t>中危</w:t>
-            </w:r>
-          </w:p>
-        </w:tc>
-        <w:tc>
-          <w:tcPr>
-            <w:tcW w:type="dxa" w:w="2160"/>
-          </w:tcPr>
-          <w:p>
-            <w:r>
-              <w:rPr>
-                <w:b/>
-                <w:color w:val="C00000"/>
-              </w:rPr>
-              <w:t>不符合</w:t>
-            </w:r>
-          </w:p>
-        </w:tc>
-      </w:tr>
-      <w:tr>
-        <w:tc>
-          <w:tcPr>
-            <w:tcW w:type="dxa" w:w="2160"/>
-          </w:tcPr>
-          <w:p>
-            <w:r>
-              <w:t>TRAN-002</w:t>
-            </w:r>
-          </w:p>
-        </w:tc>
-        <w:tc>
-          <w:tcPr>
-            <w:tcW w:type="dxa" w:w="2160"/>
-          </w:tcPr>
-          <w:p>
-            <w:r>
-              <w:t>防重放攻击、防篡改功能安全测试</w:t>
-            </w:r>
-          </w:p>
-        </w:tc>
-        <w:tc>
-          <w:tcPr>
-            <w:tcW w:type="dxa" w:w="2160"/>
-          </w:tcPr>
-          <w:p>
-            <w:r>
-              <w:rPr>
-                <w:color w:val="E36C09"/>
-              </w:rPr>
-              <w:t>高危</w:t>
-            </w:r>
-          </w:p>
-        </w:tc>
-        <w:tc>
-          <w:tcPr>
-            <w:tcW w:type="dxa" w:w="2160"/>
-          </w:tcPr>
-          <w:p>
-            <w:r>
-              <w:rPr>
-                <w:b/>
-                <w:color w:val="C00000"/>
-              </w:rPr>
-              <w:t>不符合</w:t>
-            </w:r>
-          </w:p>
-        </w:tc>
-      </w:tr>
-      <w:tr>
-        <w:tc>
-          <w:tcPr>
-            <w:tcW w:type="dxa" w:w="2160"/>
-          </w:tcPr>
-          <w:p>
-            <w:r>
-              <w:t>AUTH-001</w:t>
-            </w:r>
-          </w:p>
-        </w:tc>
-        <w:tc>
-          <w:tcPr>
-            <w:tcW w:type="dxa" w:w="2160"/>
-          </w:tcPr>
-          <w:p>
-            <w:r>
-              <w:t>验证码功能安全测试</w:t>
-            </w:r>
-          </w:p>
-        </w:tc>
-        <w:tc>
-          <w:tcPr>
-            <w:tcW w:type="dxa" w:w="2160"/>
-          </w:tcPr>
-          <w:p>
-            <w:r>
-              <w:rPr>
-                <w:color w:val="E36C09"/>
-              </w:rPr>
-              <w:t>高危</w:t>
-            </w:r>
-          </w:p>
-        </w:tc>
-        <w:tc>
-          <w:tcPr>
-            <w:tcW w:type="dxa" w:w="2160"/>
-          </w:tcPr>
-          <w:p>
-            <w:r>
-              <w:rPr>
-                <w:b/>
-                <w:color w:val="C00000"/>
-              </w:rPr>
-              <w:t>不符合</w:t>
-            </w:r>
-          </w:p>
-        </w:tc>
-      </w:tr>
-      <w:tr>
-        <w:tc>
-          <w:tcPr>
-            <w:tcW w:type="dxa" w:w="2160"/>
-          </w:tcPr>
-          <w:p>
-            <w:r>
-              <w:t>AUTH-002</w:t>
-            </w:r>
-          </w:p>
-        </w:tc>
-        <w:tc>
-          <w:tcPr>
-            <w:tcW w:type="dxa" w:w="2160"/>
-          </w:tcPr>
-          <w:p>
-            <w:r>
-              <w:t>账号注册、密码找回及改密功能安全测试</w:t>
-            </w:r>
-          </w:p>
-        </w:tc>
-        <w:tc>
-          <w:tcPr>
-            <w:tcW w:type="dxa" w:w="2160"/>
-          </w:tcPr>
-          <w:p>
-            <w:r>
-              <w:rPr>
-                <w:color w:val="E36C09"/>
-              </w:rPr>
-              <w:t>高危</w:t>
-            </w:r>
-          </w:p>
-        </w:tc>
-        <w:tc>
-          <w:tcPr>
-            <w:tcW w:type="dxa" w:w="2160"/>
-          </w:tcPr>
-          <w:p>
-            <w:r>
-              <w:rPr>
-                <w:b/>
-                <w:color w:val="595959"/>
-              </w:rPr>
-              <w:t>不涉及</w:t>
-            </w:r>
-          </w:p>
-        </w:tc>
-      </w:tr>
-      <w:tr>
-        <w:tc>
-          <w:tcPr>
-            <w:tcW w:type="dxa" w:w="2160"/>
-          </w:tcPr>
-          <w:p>
-            <w:r>
-              <w:t>AUTH-003</w:t>
-            </w:r>
-          </w:p>
-        </w:tc>
-        <w:tc>
-          <w:tcPr>
-            <w:tcW w:type="dxa" w:w="2160"/>
-          </w:tcPr>
-          <w:p>
-            <w:r>
-              <w:t>双因素验证功能安全测试</w:t>
-            </w:r>
-          </w:p>
-        </w:tc>
-        <w:tc>
-          <w:tcPr>
-            <w:tcW w:type="dxa" w:w="2160"/>
-          </w:tcPr>
-          <w:p>
-            <w:r>
-              <w:rPr>
-                <w:color w:val="BF8F00"/>
-              </w:rPr>
-              <w:t>中危</w:t>
-            </w:r>
-          </w:p>
-        </w:tc>
-        <w:tc>
-          <w:tcPr>
-            <w:tcW w:type="dxa" w:w="2160"/>
-          </w:tcPr>
-          <w:p>
-            <w:r>
-              <w:rPr>
-                <w:b/>
-                <w:color w:val="C00000"/>
-              </w:rPr>
-              <w:t>不符合</w:t>
-            </w:r>
-          </w:p>
-        </w:tc>
-      </w:tr>
-      <w:tr>
-        <w:tc>
-          <w:tcPr>
-            <w:tcW w:type="dxa" w:w="2160"/>
-          </w:tcPr>
-          <w:p>
-            <w:r>
-              <w:t>AUTH-004</w:t>
-            </w:r>
-          </w:p>
-        </w:tc>
-        <w:tc>
-          <w:tcPr>
-            <w:tcW w:type="dxa" w:w="2160"/>
-          </w:tcPr>
-          <w:p>
-            <w:r>
-              <w:t>首次登录强制改密安全测试</w:t>
-            </w:r>
-          </w:p>
-        </w:tc>
-        <w:tc>
-          <w:tcPr>
-            <w:tcW w:type="dxa" w:w="2160"/>
-          </w:tcPr>
-          <w:p>
-            <w:r>
-              <w:rPr>
-                <w:color w:val="BF8F00"/>
-              </w:rPr>
-              <w:t>中危</w:t>
-            </w:r>
-          </w:p>
-        </w:tc>
-        <w:tc>
-          <w:tcPr>
-            <w:tcW w:type="dxa" w:w="2160"/>
-          </w:tcPr>
-          <w:p>
-            <w:r>
-              <w:rPr>
-                <w:b/>
-                <w:color w:val="BF8F00"/>
-              </w:rPr>
-              <w:t>未测试</w:t>
-            </w:r>
-          </w:p>
-        </w:tc>
-      </w:tr>
-      <w:tr>
-        <w:tc>
-          <w:tcPr>
-            <w:tcW w:type="dxa" w:w="2160"/>
-          </w:tcPr>
-          <w:p>
-            <w:r>
-              <w:t>AUTH-005</w:t>
-            </w:r>
-          </w:p>
-        </w:tc>
-        <w:tc>
-          <w:tcPr>
-            <w:tcW w:type="dxa" w:w="2160"/>
-          </w:tcPr>
-          <w:p>
-            <w:r>
-              <w:t>身份验证失败处理安全测试</w:t>
-            </w:r>
-          </w:p>
-        </w:tc>
-        <w:tc>
-          <w:tcPr>
-            <w:tcW w:type="dxa" w:w="2160"/>
-          </w:tcPr>
-          <w:p>
-            <w:r>
-              <w:rPr>
-                <w:color w:val="BF8F00"/>
-              </w:rPr>
-              <w:t>中危</w:t>
-            </w:r>
-          </w:p>
-        </w:tc>
-        <w:tc>
-          <w:tcPr>
-            <w:tcW w:type="dxa" w:w="2160"/>
-          </w:tcPr>
-          <w:p>
-            <w:r>
-              <w:rPr>
-                <w:b/>
-                <w:color w:val="008000"/>
-              </w:rPr>
-              <w:t>符合</w:t>
-            </w:r>
-          </w:p>
-        </w:tc>
-      </w:tr>
-      <w:tr>
-        <w:tc>
-          <w:tcPr>
-            <w:tcW w:type="dxa" w:w="2160"/>
-          </w:tcPr>
-          <w:p>
-            <w:r>
-              <w:t>AUTH-006</w:t>
-            </w:r>
-          </w:p>
-        </w:tc>
-        <w:tc>
-          <w:tcPr>
-            <w:tcW w:type="dxa" w:w="2160"/>
-          </w:tcPr>
-          <w:p>
-            <w:r>
-              <w:t>账号多次失败登录锁定安全测试</w:t>
-            </w:r>
-          </w:p>
-        </w:tc>
-        <w:tc>
-          <w:tcPr>
-            <w:tcW w:type="dxa" w:w="2160"/>
-          </w:tcPr>
-          <w:p>
-            <w:r>
-              <w:rPr>
-                <w:color w:val="E36C09"/>
-              </w:rPr>
-              <w:t>高危</w:t>
-            </w:r>
-          </w:p>
-        </w:tc>
-        <w:tc>
-          <w:tcPr>
-            <w:tcW w:type="dxa" w:w="2160"/>
-          </w:tcPr>
-          <w:p>
-            <w:r>
-              <w:rPr>
-                <w:b/>
-                <w:color w:val="C00000"/>
-              </w:rPr>
-              <w:t>不符合</w:t>
-            </w:r>
-          </w:p>
-        </w:tc>
-      </w:tr>
-      <w:tr>
-        <w:tc>
-          <w:tcPr>
-            <w:tcW w:type="dxa" w:w="2160"/>
-          </w:tcPr>
-          <w:p>
-            <w:r>
-              <w:t>AUTH-007</w:t>
-            </w:r>
-          </w:p>
-        </w:tc>
-        <w:tc>
-          <w:tcPr>
-            <w:tcW w:type="dxa" w:w="2160"/>
-          </w:tcPr>
-          <w:p>
-            <w:r>
-              <w:t>登录密码禁止明文展示安全测试</w:t>
-            </w:r>
-          </w:p>
-        </w:tc>
-        <w:tc>
-          <w:tcPr>
-            <w:tcW w:type="dxa" w:w="2160"/>
-          </w:tcPr>
-          <w:p>
-            <w:r>
-              <w:rPr>
-                <w:color w:val="BF8F00"/>
-              </w:rPr>
-              <w:t>中危</w:t>
-            </w:r>
-          </w:p>
-        </w:tc>
-        <w:tc>
-          <w:tcPr>
-            <w:tcW w:type="dxa" w:w="2160"/>
-          </w:tcPr>
-          <w:p>
-            <w:r>
-              <w:rPr>
-                <w:b/>
-                <w:color w:val="008000"/>
-              </w:rPr>
-              <w:t>符合</w:t>
-            </w:r>
-          </w:p>
-        </w:tc>
-      </w:tr>
-      <w:tr>
-        <w:tc>
-          <w:tcPr>
-            <w:tcW w:type="dxa" w:w="2160"/>
-          </w:tcPr>
-          <w:p>
-            <w:r>
-              <w:t>AUTH-008</w:t>
-            </w:r>
-          </w:p>
-        </w:tc>
-        <w:tc>
-          <w:tcPr>
-            <w:tcW w:type="dxa" w:w="2160"/>
-          </w:tcPr>
-          <w:p>
-            <w:r>
-              <w:t>强密码策略安全测试</w:t>
-            </w:r>
-          </w:p>
-        </w:tc>
-        <w:tc>
-          <w:tcPr>
-            <w:tcW w:type="dxa" w:w="2160"/>
-          </w:tcPr>
-          <w:p>
-            <w:r>
-              <w:rPr>
-                <w:color w:val="E36C09"/>
-              </w:rPr>
-              <w:t>高危</w:t>
-            </w:r>
-          </w:p>
-        </w:tc>
-        <w:tc>
-          <w:tcPr>
-            <w:tcW w:type="dxa" w:w="2160"/>
-          </w:tcPr>
-          <w:p>
-            <w:r>
-              <w:rPr>
-                <w:b/>
-                <w:color w:val="C00000"/>
-              </w:rPr>
-              <w:t>不符合</w:t>
-            </w:r>
-          </w:p>
-        </w:tc>
-      </w:tr>
-      <w:tr>
-        <w:tc>
-          <w:tcPr>
-            <w:tcW w:type="dxa" w:w="2160"/>
-          </w:tcPr>
-          <w:p>
-            <w:r>
-              <w:t>AUTH-009</w:t>
-            </w:r>
-          </w:p>
-        </w:tc>
-        <w:tc>
-          <w:tcPr>
-            <w:tcW w:type="dxa" w:w="2160"/>
-          </w:tcPr>
-          <w:p>
-            <w:r>
-              <w:t>长期不登录账号锁定安全测试</w:t>
-            </w:r>
-          </w:p>
-        </w:tc>
-        <w:tc>
-          <w:tcPr>
-            <w:tcW w:type="dxa" w:w="2160"/>
-          </w:tcPr>
-          <w:p>
-            <w:r>
-              <w:rPr>
-                <w:color w:val="BF8F00"/>
-              </w:rPr>
-              <w:t>中危</w:t>
-            </w:r>
-          </w:p>
-        </w:tc>
-        <w:tc>
-          <w:tcPr>
-            <w:tcW w:type="dxa" w:w="2160"/>
-          </w:tcPr>
-          <w:p>
-            <w:r>
-              <w:rPr>
-                <w:b/>
-                <w:color w:val="BF8F00"/>
-              </w:rPr>
-              <w:t>未测试</w:t>
-            </w:r>
-          </w:p>
-        </w:tc>
-      </w:tr>
-      <w:tr>
-        <w:tc>
-          <w:tcPr>
-            <w:tcW w:type="dxa" w:w="2160"/>
-          </w:tcPr>
-          <w:p>
-            <w:r>
-              <w:t>AUTH-010</w:t>
-            </w:r>
-          </w:p>
-        </w:tc>
-        <w:tc>
-          <w:tcPr>
-            <w:tcW w:type="dxa" w:w="2160"/>
-          </w:tcPr>
-          <w:p>
-            <w:r>
-              <w:t>用户标识、角色标识安全测试</w:t>
-            </w:r>
-          </w:p>
-        </w:tc>
-        <w:tc>
-          <w:tcPr>
-            <w:tcW w:type="dxa" w:w="2160"/>
-          </w:tcPr>
-          <w:p>
-            <w:r>
-              <w:rPr>
-                <w:color w:val="E36C09"/>
-              </w:rPr>
-              <w:t>高危</w:t>
-            </w:r>
-          </w:p>
-        </w:tc>
-        <w:tc>
-          <w:tcPr>
-            <w:tcW w:type="dxa" w:w="2160"/>
-          </w:tcPr>
-          <w:p>
-            <w:r>
-              <w:rPr>
-                <w:b/>
-                <w:color w:val="C00000"/>
-              </w:rPr>
-              <w:t>不符合</w:t>
-            </w:r>
-          </w:p>
-        </w:tc>
-      </w:tr>
-      <w:tr>
-        <w:tc>
-          <w:tcPr>
-            <w:tcW w:type="dxa" w:w="2160"/>
-          </w:tcPr>
-          <w:p>
-            <w:r>
-              <w:t>PER-001</w:t>
-            </w:r>
-          </w:p>
-        </w:tc>
-        <w:tc>
-          <w:tcPr>
-            <w:tcW w:type="dxa" w:w="2160"/>
-          </w:tcPr>
-          <w:p>
-            <w:r>
-              <w:t>权限控制功能安全测试</w:t>
-            </w:r>
-          </w:p>
-        </w:tc>
-        <w:tc>
-          <w:tcPr>
-            <w:tcW w:type="dxa" w:w="2160"/>
-          </w:tcPr>
-          <w:p>
-            <w:r>
-              <w:rPr>
-                <w:color w:val="C00000"/>
-              </w:rPr>
-              <w:t>严重</w:t>
-            </w:r>
-          </w:p>
-        </w:tc>
-        <w:tc>
-          <w:tcPr>
-            <w:tcW w:type="dxa" w:w="2160"/>
-          </w:tcPr>
-          <w:p>
-            <w:r>
-              <w:rPr>
-                <w:b/>
-                <w:color w:val="BF8F00"/>
-              </w:rPr>
-              <w:t>未测试</w:t>
-            </w:r>
-          </w:p>
-        </w:tc>
-      </w:tr>
-      <w:tr>
-        <w:tc>
-          <w:tcPr>
-            <w:tcW w:type="dxa" w:w="2160"/>
-          </w:tcPr>
-          <w:p>
-            <w:r>
-              <w:t>PER-002</w:t>
-            </w:r>
-          </w:p>
-        </w:tc>
-        <w:tc>
-          <w:tcPr>
-            <w:tcW w:type="dxa" w:w="2160"/>
-          </w:tcPr>
-          <w:p>
-            <w:r>
-              <w:t>角色越权安全测试</w:t>
-            </w:r>
-          </w:p>
-        </w:tc>
-        <w:tc>
-          <w:tcPr>
-            <w:tcW w:type="dxa" w:w="2160"/>
-          </w:tcPr>
-          <w:p>
-            <w:r>
-              <w:rPr>
-                <w:color w:val="E36C09"/>
-              </w:rPr>
-              <w:t>高危</w:t>
-            </w:r>
-          </w:p>
-        </w:tc>
-        <w:tc>
-          <w:tcPr>
-            <w:tcW w:type="dxa" w:w="2160"/>
-          </w:tcPr>
-          <w:p>
-            <w:r>
-              <w:rPr>
-                <w:b/>
-                <w:color w:val="BF8F00"/>
-              </w:rPr>
-              <w:t>未测试</w:t>
-            </w:r>
-          </w:p>
-        </w:tc>
-      </w:tr>
-      <w:tr>
-        <w:tc>
-          <w:tcPr>
-            <w:tcW w:type="dxa" w:w="2160"/>
-          </w:tcPr>
-          <w:p>
-            <w:r>
-              <w:t>PER-003</w:t>
-            </w:r>
-          </w:p>
-        </w:tc>
-        <w:tc>
-          <w:tcPr>
-            <w:tcW w:type="dxa" w:w="2160"/>
-          </w:tcPr>
-          <w:p>
-            <w:r>
-              <w:t>数据越权安全测试</w:t>
-            </w:r>
-          </w:p>
-        </w:tc>
-        <w:tc>
-          <w:tcPr>
-            <w:tcW w:type="dxa" w:w="2160"/>
-          </w:tcPr>
-          <w:p>
-            <w:r>
-              <w:rPr>
-                <w:color w:val="E36C09"/>
-              </w:rPr>
-              <w:t>高危</w:t>
-            </w:r>
-          </w:p>
-        </w:tc>
-        <w:tc>
-          <w:tcPr>
-            <w:tcW w:type="dxa" w:w="2160"/>
-          </w:tcPr>
-          <w:p>
-            <w:r>
-              <w:rPr>
-                <w:b/>
-                <w:color w:val="BF8F00"/>
-              </w:rPr>
-              <w:t>未测试</w:t>
-            </w:r>
-          </w:p>
-        </w:tc>
-      </w:tr>
-      <w:tr>
-        <w:tc>
-          <w:tcPr>
-            <w:tcW w:type="dxa" w:w="2160"/>
-          </w:tcPr>
-          <w:p>
-            <w:r>
-              <w:t>SESS-001</w:t>
-            </w:r>
-          </w:p>
-        </w:tc>
-        <w:tc>
-          <w:tcPr>
-            <w:tcW w:type="dxa" w:w="2160"/>
-          </w:tcPr>
-          <w:p>
-            <w:r>
-              <w:t>Cookie安全测试</w:t>
-            </w:r>
-          </w:p>
-        </w:tc>
-        <w:tc>
-          <w:tcPr>
-            <w:tcW w:type="dxa" w:w="2160"/>
-          </w:tcPr>
-          <w:p>
-            <w:r>
-              <w:rPr>
-                <w:color w:val="BF8F00"/>
-              </w:rPr>
-              <w:t>中危</w:t>
-            </w:r>
-          </w:p>
-        </w:tc>
-        <w:tc>
-          <w:tcPr>
-            <w:tcW w:type="dxa" w:w="2160"/>
-          </w:tcPr>
-          <w:p>
-            <w:r>
-              <w:rPr>
-                <w:b/>
-                <w:color w:val="C00000"/>
-              </w:rPr>
-              <w:t>不符合</w:t>
-            </w:r>
-          </w:p>
-        </w:tc>
-      </w:tr>
-      <w:tr>
-        <w:tc>
-          <w:tcPr>
-            <w:tcW w:type="dxa" w:w="2160"/>
-          </w:tcPr>
-          <w:p>
-            <w:r>
-              <w:t>SESS-002</w:t>
-            </w:r>
-          </w:p>
-        </w:tc>
-        <w:tc>
-          <w:tcPr>
-            <w:tcW w:type="dxa" w:w="2160"/>
-          </w:tcPr>
-          <w:p>
-            <w:r>
-              <w:t>CORS跨域资源共享安全测试</w:t>
-            </w:r>
-          </w:p>
-        </w:tc>
-        <w:tc>
-          <w:tcPr>
-            <w:tcW w:type="dxa" w:w="2160"/>
-          </w:tcPr>
-          <w:p>
-            <w:r>
-              <w:rPr>
-                <w:color w:val="E36C09"/>
-              </w:rPr>
-              <w:t>高危</w:t>
-            </w:r>
-          </w:p>
-        </w:tc>
-        <w:tc>
-          <w:tcPr>
-            <w:tcW w:type="dxa" w:w="2160"/>
-          </w:tcPr>
-          <w:p>
-            <w:r>
-              <w:rPr>
-                <w:b/>
-                <w:color w:val="008000"/>
-              </w:rPr>
-              <w:t>符合</w:t>
-            </w:r>
-          </w:p>
-        </w:tc>
-      </w:tr>
-      <w:tr>
-        <w:tc>
-          <w:tcPr>
-            <w:tcW w:type="dxa" w:w="2160"/>
-          </w:tcPr>
-          <w:p>
-            <w:r>
-              <w:t>SESS-003</w:t>
-            </w:r>
-          </w:p>
-        </w:tc>
-        <w:tc>
-          <w:tcPr>
-            <w:tcW w:type="dxa" w:w="2160"/>
-          </w:tcPr>
-          <w:p>
-            <w:r>
-              <w:t>会话登出功能安全测试</w:t>
-            </w:r>
-          </w:p>
-        </w:tc>
-        <w:tc>
-          <w:tcPr>
-            <w:tcW w:type="dxa" w:w="2160"/>
-          </w:tcPr>
-          <w:p>
-            <w:r>
-              <w:rPr>
-                <w:color w:val="E36C09"/>
-              </w:rPr>
-              <w:t>高危</w:t>
-            </w:r>
-          </w:p>
-        </w:tc>
-        <w:tc>
-          <w:tcPr>
-            <w:tcW w:type="dxa" w:w="2160"/>
-          </w:tcPr>
-          <w:p>
-            <w:r>
-              <w:rPr>
-                <w:b/>
-                <w:color w:val="C00000"/>
-              </w:rPr>
-              <w:t>不符合</w:t>
-            </w:r>
-          </w:p>
-        </w:tc>
-      </w:tr>
-      <w:tr>
-        <w:tc>
-          <w:tcPr>
-            <w:tcW w:type="dxa" w:w="2160"/>
-          </w:tcPr>
-          <w:p>
-            <w:r>
-              <w:t>SESS-004</w:t>
-            </w:r>
-          </w:p>
-        </w:tc>
-        <w:tc>
-          <w:tcPr>
-            <w:tcW w:type="dxa" w:w="2160"/>
-          </w:tcPr>
-          <w:p>
-            <w:r>
-              <w:t>会话超时安全测试</w:t>
-            </w:r>
-          </w:p>
-        </w:tc>
-        <w:tc>
-          <w:tcPr>
-            <w:tcW w:type="dxa" w:w="2160"/>
-          </w:tcPr>
-          <w:p>
-            <w:r>
-              <w:rPr>
-                <w:color w:val="BF8F00"/>
-              </w:rPr>
-              <w:t>中危</w:t>
-            </w:r>
-          </w:p>
-        </w:tc>
-        <w:tc>
-          <w:tcPr>
-            <w:tcW w:type="dxa" w:w="2160"/>
-          </w:tcPr>
-          <w:p>
-            <w:r>
-              <w:rPr>
-                <w:b/>
-                <w:color w:val="BF8F00"/>
-              </w:rPr>
-              <w:t>未测试</w:t>
-            </w:r>
-          </w:p>
-        </w:tc>
-      </w:tr>
-      <w:tr>
-        <w:tc>
-          <w:tcPr>
-            <w:tcW w:type="dxa" w:w="2160"/>
-          </w:tcPr>
-          <w:p>
-            <w:r>
-              <w:t>SESS-005</w:t>
-            </w:r>
-          </w:p>
-        </w:tc>
-        <w:tc>
-          <w:tcPr>
-            <w:tcW w:type="dxa" w:w="2160"/>
-          </w:tcPr>
-          <w:p>
-            <w:r>
-              <w:t>会话标识安全测试</w:t>
-            </w:r>
-          </w:p>
-        </w:tc>
-        <w:tc>
-          <w:tcPr>
-            <w:tcW w:type="dxa" w:w="2160"/>
-          </w:tcPr>
-          <w:p>
-            <w:r>
-              <w:rPr>
-                <w:color w:val="BF8F00"/>
-              </w:rPr>
-              <w:t>中危</w:t>
-            </w:r>
-          </w:p>
-        </w:tc>
-        <w:tc>
-          <w:tcPr>
-            <w:tcW w:type="dxa" w:w="2160"/>
-          </w:tcPr>
-          <w:p>
-            <w:r>
-              <w:rPr>
-                <w:b/>
-                <w:color w:val="C00000"/>
-              </w:rPr>
-              <w:t>不符合</w:t>
-            </w:r>
-          </w:p>
-        </w:tc>
-      </w:tr>
-      <w:tr>
-        <w:tc>
-          <w:tcPr>
-            <w:tcW w:type="dxa" w:w="2160"/>
-          </w:tcPr>
-          <w:p>
-            <w:r>
-              <w:t>SESS-006</w:t>
-            </w:r>
-          </w:p>
-        </w:tc>
-        <w:tc>
-          <w:tcPr>
-            <w:tcW w:type="dxa" w:w="2160"/>
-          </w:tcPr>
-          <w:p>
-            <w:r>
-              <w:t>会话固定安全测试</w:t>
-            </w:r>
-          </w:p>
-        </w:tc>
-        <w:tc>
-          <w:tcPr>
-            <w:tcW w:type="dxa" w:w="2160"/>
-          </w:tcPr>
-          <w:p>
-            <w:r>
-              <w:rPr>
-                <w:color w:val="BF8F00"/>
-              </w:rPr>
-              <w:t>中危</w:t>
-            </w:r>
-          </w:p>
-        </w:tc>
-        <w:tc>
-          <w:tcPr>
-            <w:tcW w:type="dxa" w:w="2160"/>
-          </w:tcPr>
-          <w:p>
-            <w:r>
-              <w:rPr>
-                <w:b/>
-                <w:color w:val="BF8F00"/>
-              </w:rPr>
-              <w:t>未测试</w:t>
-            </w:r>
-          </w:p>
-        </w:tc>
-      </w:tr>
-      <w:tr>
-        <w:tc>
-          <w:tcPr>
-            <w:tcW w:type="dxa" w:w="2160"/>
-          </w:tcPr>
-          <w:p>
-            <w:r>
-              <w:t>Key-001</w:t>
-            </w:r>
-          </w:p>
-        </w:tc>
-        <w:tc>
-          <w:tcPr>
-            <w:tcW w:type="dxa" w:w="2160"/>
-          </w:tcPr>
-          <w:p>
-            <w:r>
-              <w:t>密钥存储安全测试</w:t>
-            </w:r>
-          </w:p>
-        </w:tc>
-        <w:tc>
-          <w:tcPr>
-            <w:tcW w:type="dxa" w:w="2160"/>
-          </w:tcPr>
-          <w:p>
-            <w:r>
-              <w:rPr>
-                <w:color w:val="C00000"/>
-              </w:rPr>
-              <w:t>严重</w:t>
-            </w:r>
-          </w:p>
-        </w:tc>
-        <w:tc>
-          <w:tcPr>
-            <w:tcW w:type="dxa" w:w="2160"/>
-          </w:tcPr>
-          <w:p>
-            <w:r>
-              <w:rPr>
-                <w:b/>
-                <w:color w:val="C00000"/>
-              </w:rPr>
-              <w:t>不符合</w:t>
-            </w:r>
-          </w:p>
-        </w:tc>
-      </w:tr>
-      <w:tr>
-        <w:tc>
-          <w:tcPr>
-            <w:tcW w:type="dxa" w:w="2160"/>
-          </w:tcPr>
-          <w:p>
-            <w:r>
-              <w:t>Key-002</w:t>
-            </w:r>
-          </w:p>
-        </w:tc>
-        <w:tc>
-          <w:tcPr>
-            <w:tcW w:type="dxa" w:w="2160"/>
-          </w:tcPr>
-          <w:p>
-            <w:r>
-              <w:t>AK/SK专项安全测试</w:t>
-            </w:r>
-          </w:p>
-        </w:tc>
-        <w:tc>
-          <w:tcPr>
-            <w:tcW w:type="dxa" w:w="2160"/>
-          </w:tcPr>
-          <w:p>
-            <w:r>
-              <w:rPr>
-                <w:color w:val="C00000"/>
-              </w:rPr>
-              <w:t>严重</w:t>
-            </w:r>
-          </w:p>
-        </w:tc>
-        <w:tc>
-          <w:tcPr>
-            <w:tcW w:type="dxa" w:w="2160"/>
-          </w:tcPr>
-          <w:p>
-            <w:r>
-              <w:rPr>
-                <w:b/>
-                <w:color w:val="595959"/>
-              </w:rPr>
-              <w:t>不涉及</w:t>
-            </w:r>
-          </w:p>
-        </w:tc>
-      </w:tr>
-      <w:tr>
-        <w:tc>
-          <w:tcPr>
-            <w:tcW w:type="dxa" w:w="2160"/>
-          </w:tcPr>
-          <w:p>
-            <w:r>
-              <w:t>INFO-001</w:t>
-            </w:r>
-          </w:p>
-        </w:tc>
-        <w:tc>
-          <w:tcPr>
-            <w:tcW w:type="dxa" w:w="2160"/>
-          </w:tcPr>
-          <w:p>
-            <w:r>
-              <w:t>应用组件错误信息安全测试</w:t>
-            </w:r>
-          </w:p>
-        </w:tc>
-        <w:tc>
-          <w:tcPr>
-            <w:tcW w:type="dxa" w:w="2160"/>
-          </w:tcPr>
-          <w:p>
-            <w:r>
-              <w:rPr>
-                <w:color w:val="BF8F00"/>
-              </w:rPr>
-              <w:t>中危</w:t>
-            </w:r>
-          </w:p>
-        </w:tc>
-        <w:tc>
-          <w:tcPr>
-            <w:tcW w:type="dxa" w:w="2160"/>
-          </w:tcPr>
-          <w:p>
-            <w:r>
-              <w:rPr>
-                <w:b/>
-                <w:color w:val="C00000"/>
-              </w:rPr>
-              <w:t>不符合</w:t>
-            </w:r>
-          </w:p>
-        </w:tc>
-      </w:tr>
-      <w:tr>
-        <w:tc>
-          <w:tcPr>
-            <w:tcW w:type="dxa" w:w="2160"/>
-          </w:tcPr>
-          <w:p>
-            <w:r>
-              <w:t>BUS-001</w:t>
-            </w:r>
-          </w:p>
-        </w:tc>
-        <w:tc>
-          <w:tcPr>
-            <w:tcW w:type="dxa" w:w="2160"/>
-          </w:tcPr>
-          <w:p>
-            <w:r>
-              <w:t>文件上传安全测试</w:t>
-            </w:r>
-          </w:p>
-        </w:tc>
-        <w:tc>
-          <w:tcPr>
-            <w:tcW w:type="dxa" w:w="2160"/>
-          </w:tcPr>
-          <w:p>
-            <w:r>
-              <w:rPr>
-                <w:color w:val="E36C09"/>
-              </w:rPr>
-              <w:t>高危</w:t>
-            </w:r>
-          </w:p>
-        </w:tc>
-        <w:tc>
-          <w:tcPr>
-            <w:tcW w:type="dxa" w:w="2160"/>
-          </w:tcPr>
-          <w:p>
-            <w:r>
-              <w:rPr>
-                <w:b/>
-                <w:color w:val="595959"/>
-              </w:rPr>
-              <w:t>不涉及</w:t>
-            </w:r>
-          </w:p>
-        </w:tc>
-      </w:tr>
-      <w:tr>
-        <w:tc>
-          <w:tcPr>
-            <w:tcW w:type="dxa" w:w="2160"/>
-          </w:tcPr>
-          <w:p>
-            <w:r>
-              <w:t>BUS-002</w:t>
-            </w:r>
-          </w:p>
-        </w:tc>
-        <w:tc>
-          <w:tcPr>
-            <w:tcW w:type="dxa" w:w="2160"/>
-          </w:tcPr>
-          <w:p>
-            <w:r>
-              <w:t>文件下载安全测试</w:t>
-            </w:r>
-          </w:p>
-        </w:tc>
-        <w:tc>
-          <w:tcPr>
-            <w:tcW w:type="dxa" w:w="2160"/>
-          </w:tcPr>
-          <w:p>
-            <w:r>
-              <w:rPr>
-                <w:color w:val="E36C09"/>
-              </w:rPr>
-              <w:t>高危</w:t>
-            </w:r>
-          </w:p>
-        </w:tc>
-        <w:tc>
-          <w:tcPr>
-            <w:tcW w:type="dxa" w:w="2160"/>
-          </w:tcPr>
-          <w:p>
-            <w:r>
-              <w:rPr>
-                <w:b/>
-                <w:color w:val="BF8F00"/>
-              </w:rPr>
-              <w:t>未测试</w:t>
-            </w:r>
-          </w:p>
-        </w:tc>
-      </w:tr>
-      <w:tr>
-        <w:tc>
-          <w:tcPr>
-            <w:tcW w:type="dxa" w:w="2160"/>
-          </w:tcPr>
-          <w:p>
-            <w:r>
-              <w:t>BUS-003</w:t>
-            </w:r>
-          </w:p>
-        </w:tc>
-        <w:tc>
-          <w:tcPr>
-            <w:tcW w:type="dxa" w:w="2160"/>
-          </w:tcPr>
-          <w:p>
-            <w:r>
-              <w:t>多线程竞争条件安全测试</w:t>
-            </w:r>
-          </w:p>
-        </w:tc>
-        <w:tc>
-          <w:tcPr>
-            <w:tcW w:type="dxa" w:w="2160"/>
-          </w:tcPr>
-          <w:p>
-            <w:r>
-              <w:rPr>
-                <w:color w:val="BF8F00"/>
-              </w:rPr>
-              <w:t>中危</w:t>
-            </w:r>
-          </w:p>
-        </w:tc>
-        <w:tc>
-          <w:tcPr>
-            <w:tcW w:type="dxa" w:w="2160"/>
-          </w:tcPr>
-          <w:p>
-            <w:r>
-              <w:rPr>
-                <w:b/>
-                <w:color w:val="BF8F00"/>
-              </w:rPr>
-              <w:t>未测试</w:t>
-            </w:r>
-          </w:p>
-        </w:tc>
-      </w:tr>
-      <w:tr>
-        <w:tc>
-          <w:tcPr>
-            <w:tcW w:type="dxa" w:w="2160"/>
-          </w:tcPr>
-          <w:p>
-            <w:r>
-              <w:t>BUS-004</w:t>
-            </w:r>
-          </w:p>
-        </w:tc>
-        <w:tc>
-          <w:tcPr>
-            <w:tcW w:type="dxa" w:w="2160"/>
-          </w:tcPr>
-          <w:p>
-            <w:r>
-              <w:t>重要数据类型验证安全测试</w:t>
-            </w:r>
-          </w:p>
-        </w:tc>
-        <w:tc>
-          <w:tcPr>
-            <w:tcW w:type="dxa" w:w="2160"/>
-          </w:tcPr>
-          <w:p>
-            <w:r>
-              <w:rPr>
-                <w:color w:val="BF8F00"/>
-              </w:rPr>
-              <w:t>中危</w:t>
-            </w:r>
-          </w:p>
-        </w:tc>
-        <w:tc>
-          <w:tcPr>
-            <w:tcW w:type="dxa" w:w="2160"/>
-          </w:tcPr>
-          <w:p>
-            <w:r>
-              <w:rPr>
-                <w:b/>
-                <w:color w:val="BF8F00"/>
-              </w:rPr>
-              <w:t>未测试</w:t>
-            </w:r>
-          </w:p>
-        </w:tc>
-      </w:tr>
-      <w:tr>
-        <w:tc>
-          <w:tcPr>
-            <w:tcW w:type="dxa" w:w="2160"/>
-          </w:tcPr>
-          <w:p>
-            <w:r>
-              <w:t>BUS-005</w:t>
-            </w:r>
-          </w:p>
-        </w:tc>
-        <w:tc>
-          <w:tcPr>
-            <w:tcW w:type="dxa" w:w="2160"/>
-          </w:tcPr>
-          <w:p>
-            <w:r>
-              <w:t>业务流程非预期执行安全测试</w:t>
-            </w:r>
-          </w:p>
-        </w:tc>
-        <w:tc>
-          <w:tcPr>
-            <w:tcW w:type="dxa" w:w="2160"/>
-          </w:tcPr>
-          <w:p>
-            <w:r>
-              <w:rPr>
-                <w:color w:val="BF8F00"/>
-              </w:rPr>
-              <w:t>中危</w:t>
-            </w:r>
-          </w:p>
-        </w:tc>
-        <w:tc>
-          <w:tcPr>
-            <w:tcW w:type="dxa" w:w="2160"/>
-          </w:tcPr>
-          <w:p>
-            <w:r>
-              <w:rPr>
-                <w:b/>
-                <w:color w:val="BF8F00"/>
-              </w:rPr>
-              <w:t>未测试</w:t>
-            </w:r>
-          </w:p>
-        </w:tc>
-      </w:tr>
-      <w:tr>
-        <w:tc>
-          <w:tcPr>
-            <w:tcW w:type="dxa" w:w="2160"/>
-          </w:tcPr>
-          <w:p>
-            <w:r>
-              <w:t>AUD-001</w:t>
-            </w:r>
-          </w:p>
-        </w:tc>
-        <w:tc>
-          <w:tcPr>
-            <w:tcW w:type="dxa" w:w="2160"/>
-          </w:tcPr>
-          <w:p>
-            <w:r>
-              <w:t>基础日志审计功能安全测试</w:t>
-            </w:r>
-          </w:p>
-        </w:tc>
-        <w:tc>
-          <w:tcPr>
-            <w:tcW w:type="dxa" w:w="2160"/>
-          </w:tcPr>
-          <w:p>
-            <w:r>
-              <w:rPr>
-                <w:color w:val="BF8F00"/>
-              </w:rPr>
-              <w:t>中危</w:t>
-            </w:r>
-          </w:p>
-        </w:tc>
-        <w:tc>
-          <w:tcPr>
-            <w:tcW w:type="dxa" w:w="2160"/>
-          </w:tcPr>
-          <w:p>
-            <w:r>
-              <w:rPr>
-                <w:b/>
-                <w:color w:val="C00000"/>
-              </w:rPr>
-              <w:t>不符合</w:t>
-            </w:r>
-          </w:p>
-        </w:tc>
-      </w:tr>
-      <w:tr>
-        <w:tc>
-          <w:tcPr>
-            <w:tcW w:type="dxa" w:w="2160"/>
-          </w:tcPr>
-          <w:p>
-            <w:r>
-              <w:t>AUD-002</w:t>
-            </w:r>
-          </w:p>
-        </w:tc>
-        <w:tc>
-          <w:tcPr>
-            <w:tcW w:type="dxa" w:w="2160"/>
-          </w:tcPr>
-          <w:p>
-            <w:r>
-              <w:t>基础日志审计内容安全测试</w:t>
-            </w:r>
-          </w:p>
-        </w:tc>
-        <w:tc>
-          <w:tcPr>
-            <w:tcW w:type="dxa" w:w="2160"/>
-          </w:tcPr>
-          <w:p>
-            <w:r>
-              <w:rPr>
-                <w:color w:val="BF8F00"/>
-              </w:rPr>
-              <w:t>中危</w:t>
-            </w:r>
-          </w:p>
-        </w:tc>
-        <w:tc>
-          <w:tcPr>
-            <w:tcW w:type="dxa" w:w="2160"/>
-          </w:tcPr>
-          <w:p>
-            <w:r>
-              <w:rPr>
-                <w:b/>
-                <w:color w:val="BF8F00"/>
-              </w:rPr>
-              <w:t>未测试</w:t>
-            </w:r>
-          </w:p>
-        </w:tc>
-      </w:tr>
-      <w:tr>
-        <w:tc>
-          <w:tcPr>
-            <w:tcW w:type="dxa" w:w="2160"/>
-          </w:tcPr>
-          <w:p>
-            <w:r>
-              <w:t>AUD-003</w:t>
-            </w:r>
-          </w:p>
-        </w:tc>
-        <w:tc>
-          <w:tcPr>
-            <w:tcW w:type="dxa" w:w="2160"/>
-          </w:tcPr>
-          <w:p>
-            <w:r>
-              <w:t>基础日志审计存储安全测试</w:t>
-            </w:r>
-          </w:p>
-        </w:tc>
-        <w:tc>
-          <w:tcPr>
-            <w:tcW w:type="dxa" w:w="2160"/>
-          </w:tcPr>
-          <w:p>
-            <w:r>
-              <w:rPr>
-                <w:color w:val="BF8F00"/>
-              </w:rPr>
-              <w:t>中危</w:t>
-            </w:r>
-          </w:p>
-        </w:tc>
-        <w:tc>
-          <w:tcPr>
-            <w:tcW w:type="dxa" w:w="2160"/>
-          </w:tcPr>
-          <w:p>
-            <w:r>
-              <w:rPr>
-                <w:b/>
-                <w:color w:val="BF8F00"/>
-              </w:rPr>
-              <w:t>未测试</w:t>
-            </w:r>
-          </w:p>
-        </w:tc>
-      </w:tr>
-      <w:tr>
-        <w:tc>
-          <w:tcPr>
-            <w:tcW w:type="dxa" w:w="2160"/>
-          </w:tcPr>
-          <w:p>
-            <w:r>
-              <w:t>DATA-001</w:t>
-            </w:r>
-          </w:p>
-        </w:tc>
-        <w:tc>
-          <w:tcPr>
-            <w:tcW w:type="dxa" w:w="2160"/>
-          </w:tcPr>
-          <w:p>
-            <w:r>
-              <w:t>加密传输安全测试</w:t>
-            </w:r>
-          </w:p>
-        </w:tc>
-        <w:tc>
-          <w:tcPr>
-            <w:tcW w:type="dxa" w:w="2160"/>
-          </w:tcPr>
-          <w:p>
-            <w:r>
-              <w:rPr>
-                <w:color w:val="E36C09"/>
-              </w:rPr>
-              <w:t>高危</w:t>
-            </w:r>
-          </w:p>
-        </w:tc>
-        <w:tc>
-          <w:tcPr>
-            <w:tcW w:type="dxa" w:w="2160"/>
-          </w:tcPr>
-          <w:p>
-            <w:r>
-              <w:rPr>
-                <w:b/>
-                <w:color w:val="BF8F00"/>
-              </w:rPr>
-              <w:t>未测试</w:t>
-            </w:r>
-          </w:p>
-        </w:tc>
-      </w:tr>
-      <w:tr>
-        <w:tc>
-          <w:tcPr>
-            <w:tcW w:type="dxa" w:w="2160"/>
-          </w:tcPr>
-          <w:p>
-            <w:r>
-              <w:t>DATA-002</w:t>
-            </w:r>
-          </w:p>
-        </w:tc>
-        <w:tc>
-          <w:tcPr>
-            <w:tcW w:type="dxa" w:w="2160"/>
-          </w:tcPr>
-          <w:p>
-            <w:r>
-              <w:t>数据脱敏展示安全测试</w:t>
-            </w:r>
-          </w:p>
-        </w:tc>
-        <w:tc>
-          <w:tcPr>
-            <w:tcW w:type="dxa" w:w="2160"/>
-          </w:tcPr>
-          <w:p>
-            <w:r>
-              <w:rPr>
-                <w:color w:val="BF8F00"/>
-              </w:rPr>
-              <w:t>中危</w:t>
-            </w:r>
-          </w:p>
-        </w:tc>
-        <w:tc>
-          <w:tcPr>
-            <w:tcW w:type="dxa" w:w="2160"/>
-          </w:tcPr>
-          <w:p>
-            <w:r>
-              <w:rPr>
-                <w:b/>
-                <w:color w:val="595959"/>
-              </w:rPr>
-              <w:t>不涉及</w:t>
-            </w:r>
-          </w:p>
-        </w:tc>
-      </w:tr>
-      <w:tr>
-        <w:tc>
-          <w:tcPr>
-            <w:tcW w:type="dxa" w:w="2160"/>
-          </w:tcPr>
-          <w:p>
-            <w:r>
-              <w:t>DATA-003</w:t>
-            </w:r>
-          </w:p>
-        </w:tc>
-        <w:tc>
-          <w:tcPr>
-            <w:tcW w:type="dxa" w:w="2160"/>
-          </w:tcPr>
-          <w:p>
-            <w:r>
-              <w:t>数据导出安全测试</w:t>
-            </w:r>
-          </w:p>
-        </w:tc>
-        <w:tc>
-          <w:tcPr>
-            <w:tcW w:type="dxa" w:w="2160"/>
-          </w:tcPr>
-          <w:p>
-            <w:r>
-              <w:rPr>
-                <w:color w:val="E36C09"/>
-              </w:rPr>
-              <w:t>高危</w:t>
-            </w:r>
-          </w:p>
-        </w:tc>
-        <w:tc>
-          <w:tcPr>
-            <w:tcW w:type="dxa" w:w="2160"/>
-          </w:tcPr>
-          <w:p>
-            <w:r>
-              <w:rPr>
-                <w:b/>
-                <w:color w:val="595959"/>
-              </w:rPr>
-              <w:t>不涉及</w:t>
-            </w:r>
-          </w:p>
-        </w:tc>
-      </w:tr>
-      <w:tr>
-        <w:tc>
-          <w:tcPr>
-            <w:tcW w:type="dxa" w:w="2160"/>
-          </w:tcPr>
-          <w:p>
-            <w:r>
-              <w:t>VULN-001</w:t>
-            </w:r>
-          </w:p>
-        </w:tc>
-        <w:tc>
-          <w:tcPr>
-            <w:tcW w:type="dxa" w:w="2160"/>
-          </w:tcPr>
-          <w:p>
-            <w:r>
-              <w:t>HTTPS安全测试</w:t>
-            </w:r>
-          </w:p>
-        </w:tc>
-        <w:tc>
-          <w:tcPr>
-            <w:tcW w:type="dxa" w:w="2160"/>
-          </w:tcPr>
-          <w:p>
-            <w:r>
-              <w:rPr>
-                <w:color w:val="BF8F00"/>
-              </w:rPr>
-              <w:t>中危</w:t>
-            </w:r>
-          </w:p>
-        </w:tc>
-        <w:tc>
-          <w:tcPr>
-            <w:tcW w:type="dxa" w:w="2160"/>
-          </w:tcPr>
-          <w:p>
-            <w:r>
-              <w:rPr>
-                <w:b/>
-                <w:color w:val="BF8F00"/>
-              </w:rPr>
-              <w:t>未测试</w:t>
-            </w:r>
-          </w:p>
-        </w:tc>
-      </w:tr>
-      <w:tr>
-        <w:tc>
-          <w:tcPr>
-            <w:tcW w:type="dxa" w:w="2160"/>
-          </w:tcPr>
-          <w:p>
-            <w:r>
-              <w:t>VULN-002</w:t>
-            </w:r>
-          </w:p>
-        </w:tc>
-        <w:tc>
-          <w:tcPr>
-            <w:tcW w:type="dxa" w:w="2160"/>
-          </w:tcPr>
-          <w:p>
-            <w:r>
-              <w:t>HTTP高危请求方法安全测试</w:t>
-            </w:r>
-          </w:p>
-        </w:tc>
-        <w:tc>
-          <w:tcPr>
-            <w:tcW w:type="dxa" w:w="2160"/>
-          </w:tcPr>
-          <w:p>
-            <w:r>
-              <w:rPr>
-                <w:color w:val="BF8F00"/>
-              </w:rPr>
-              <w:t>中危</w:t>
-            </w:r>
-          </w:p>
-        </w:tc>
-        <w:tc>
-          <w:tcPr>
-            <w:tcW w:type="dxa" w:w="2160"/>
-          </w:tcPr>
-          <w:p>
-            <w:r>
-              <w:rPr>
-                <w:b/>
-                <w:color w:val="C00000"/>
-              </w:rPr>
-              <w:t>不符合</w:t>
-            </w:r>
-          </w:p>
-        </w:tc>
-      </w:tr>
-      <w:tr>
-        <w:tc>
-          <w:tcPr>
-            <w:tcW w:type="dxa" w:w="2160"/>
-          </w:tcPr>
-          <w:p>
-            <w:r>
-              <w:t>VULN-003</w:t>
-            </w:r>
-          </w:p>
-        </w:tc>
-        <w:tc>
-          <w:tcPr>
-            <w:tcW w:type="dxa" w:w="2160"/>
-          </w:tcPr>
-          <w:p>
-            <w:r>
-              <w:t>弱口令安全测试</w:t>
-            </w:r>
-          </w:p>
-        </w:tc>
-        <w:tc>
-          <w:tcPr>
-            <w:tcW w:type="dxa" w:w="2160"/>
-          </w:tcPr>
-          <w:p>
-            <w:r>
-              <w:rPr>
-                <w:color w:val="C00000"/>
-              </w:rPr>
-              <w:t>严重</w:t>
-            </w:r>
-          </w:p>
-        </w:tc>
-        <w:tc>
-          <w:tcPr>
-            <w:tcW w:type="dxa" w:w="2160"/>
-          </w:tcPr>
-          <w:p>
-            <w:r>
-              <w:rPr>
-                <w:b/>
-                <w:color w:val="008000"/>
-              </w:rPr>
-              <w:t>符合</w:t>
-            </w:r>
-          </w:p>
-        </w:tc>
-      </w:tr>
-      <w:tr>
-        <w:tc>
-          <w:tcPr>
-            <w:tcW w:type="dxa" w:w="2160"/>
-          </w:tcPr>
-          <w:p>
-            <w:r>
-              <w:t>VULN-004</w:t>
-            </w:r>
-          </w:p>
-        </w:tc>
-        <w:tc>
-          <w:tcPr>
-            <w:tcW w:type="dxa" w:w="2160"/>
-          </w:tcPr>
-          <w:p>
-            <w:r>
-              <w:t>XSS安全测试</w:t>
-            </w:r>
-          </w:p>
-        </w:tc>
-        <w:tc>
-          <w:tcPr>
-            <w:tcW w:type="dxa" w:w="2160"/>
-          </w:tcPr>
-          <w:p>
-            <w:r>
-              <w:rPr>
-                <w:color w:val="E36C09"/>
-              </w:rPr>
-              <w:t>高危</w:t>
-            </w:r>
-          </w:p>
-        </w:tc>
-        <w:tc>
-          <w:tcPr>
-            <w:tcW w:type="dxa" w:w="2160"/>
-          </w:tcPr>
-          <w:p>
-            <w:r>
-              <w:rPr>
-                <w:b/>
-                <w:color w:val="BF8F00"/>
-              </w:rPr>
-              <w:t>未测试</w:t>
-            </w:r>
-          </w:p>
-        </w:tc>
-      </w:tr>
-      <w:tr>
-        <w:tc>
-          <w:tcPr>
-            <w:tcW w:type="dxa" w:w="2160"/>
-          </w:tcPr>
-          <w:p>
-            <w:r>
-              <w:t>VULN-005</w:t>
-            </w:r>
-          </w:p>
-        </w:tc>
-        <w:tc>
-          <w:tcPr>
-            <w:tcW w:type="dxa" w:w="2160"/>
-          </w:tcPr>
-          <w:p>
-            <w:r>
-              <w:t>XXE安全测试</w:t>
-            </w:r>
-          </w:p>
-        </w:tc>
-        <w:tc>
-          <w:tcPr>
-            <w:tcW w:type="dxa" w:w="2160"/>
-          </w:tcPr>
-          <w:p>
-            <w:r>
-              <w:rPr>
-                <w:color w:val="E36C09"/>
-              </w:rPr>
-              <w:t>高危</w:t>
-            </w:r>
-          </w:p>
-        </w:tc>
-        <w:tc>
-          <w:tcPr>
-            <w:tcW w:type="dxa" w:w="2160"/>
-          </w:tcPr>
-          <w:p>
-            <w:r>
-              <w:rPr>
-                <w:b/>
-                <w:color w:val="595959"/>
-              </w:rPr>
-              <w:t>不涉及</w:t>
-            </w:r>
-          </w:p>
-        </w:tc>
-      </w:tr>
-      <w:tr>
-        <w:tc>
-          <w:tcPr>
-            <w:tcW w:type="dxa" w:w="2160"/>
-          </w:tcPr>
-          <w:p>
-            <w:r>
-              <w:t>VULN-006</w:t>
-            </w:r>
-          </w:p>
-        </w:tc>
-        <w:tc>
-          <w:tcPr>
-            <w:tcW w:type="dxa" w:w="2160"/>
-          </w:tcPr>
-          <w:p>
-            <w:r>
-              <w:t>CSRF安全测试</w:t>
-            </w:r>
-          </w:p>
-        </w:tc>
-        <w:tc>
-          <w:tcPr>
-            <w:tcW w:type="dxa" w:w="2160"/>
-          </w:tcPr>
-          <w:p>
-            <w:r>
-              <w:rPr>
-                <w:color w:val="E36C09"/>
-              </w:rPr>
-              <w:t>高危</w:t>
-            </w:r>
-          </w:p>
-        </w:tc>
-        <w:tc>
-          <w:tcPr>
-            <w:tcW w:type="dxa" w:w="2160"/>
-          </w:tcPr>
-          <w:p>
-            <w:r>
-              <w:rPr>
-                <w:b/>
-                <w:color w:val="C00000"/>
-              </w:rPr>
-              <w:t>不符合</w:t>
-            </w:r>
-          </w:p>
-        </w:tc>
-      </w:tr>
-      <w:tr>
-        <w:tc>
-          <w:tcPr>
-            <w:tcW w:type="dxa" w:w="2160"/>
-          </w:tcPr>
-          <w:p>
-            <w:r>
-              <w:t>VULN-007</w:t>
-            </w:r>
-          </w:p>
-        </w:tc>
-        <w:tc>
-          <w:tcPr>
-            <w:tcW w:type="dxa" w:w="2160"/>
-          </w:tcPr>
-          <w:p>
-            <w:r>
-              <w:t>SSRF安全测试</w:t>
-            </w:r>
-          </w:p>
-        </w:tc>
-        <w:tc>
-          <w:tcPr>
-            <w:tcW w:type="dxa" w:w="2160"/>
-          </w:tcPr>
-          <w:p>
-            <w:r>
-              <w:rPr>
-                <w:color w:val="E36C09"/>
-              </w:rPr>
-              <w:t>高危</w:t>
-            </w:r>
-          </w:p>
-        </w:tc>
-        <w:tc>
-          <w:tcPr>
-            <w:tcW w:type="dxa" w:w="2160"/>
-          </w:tcPr>
-          <w:p>
-            <w:r>
-              <w:rPr>
-                <w:b/>
-                <w:color w:val="BF8F00"/>
-              </w:rPr>
-              <w:t>未测试</w:t>
-            </w:r>
-          </w:p>
-        </w:tc>
-      </w:tr>
-      <w:tr>
-        <w:tc>
-          <w:tcPr>
-            <w:tcW w:type="dxa" w:w="2160"/>
-          </w:tcPr>
-          <w:p>
-            <w:r>
-              <w:t>VULN-008</w:t>
-            </w:r>
-          </w:p>
-        </w:tc>
-        <w:tc>
-          <w:tcPr>
-            <w:tcW w:type="dxa" w:w="2160"/>
-          </w:tcPr>
-          <w:p>
-            <w:r>
-              <w:t>SQL注入安全测试</w:t>
-            </w:r>
-          </w:p>
-        </w:tc>
-        <w:tc>
-          <w:tcPr>
-            <w:tcW w:type="dxa" w:w="2160"/>
-          </w:tcPr>
-          <w:p>
-            <w:r>
-              <w:rPr>
-                <w:color w:val="E36C09"/>
-              </w:rPr>
-              <w:t>高危</w:t>
-            </w:r>
-          </w:p>
-        </w:tc>
-        <w:tc>
-          <w:tcPr>
-            <w:tcW w:type="dxa" w:w="2160"/>
-          </w:tcPr>
-          <w:p>
-            <w:r>
-              <w:rPr>
-                <w:b/>
-                <w:color w:val="BF8F00"/>
-              </w:rPr>
-              <w:t>未测试</w:t>
-            </w:r>
-          </w:p>
-        </w:tc>
-      </w:tr>
-      <w:tr>
-        <w:tc>
-          <w:tcPr>
-            <w:tcW w:type="dxa" w:w="2160"/>
-          </w:tcPr>
-          <w:p>
-            <w:r>
-              <w:t>VULN-009</w:t>
-            </w:r>
-          </w:p>
-        </w:tc>
-        <w:tc>
-          <w:tcPr>
-            <w:tcW w:type="dxa" w:w="2160"/>
-          </w:tcPr>
-          <w:p>
-            <w:r>
-              <w:t>LDAP注入安全测试</w:t>
-            </w:r>
-          </w:p>
-        </w:tc>
-        <w:tc>
-          <w:tcPr>
-            <w:tcW w:type="dxa" w:w="2160"/>
-          </w:tcPr>
-          <w:p>
-            <w:r>
-              <w:rPr>
-                <w:color w:val="BF8F00"/>
-              </w:rPr>
-              <w:t>中危</w:t>
-            </w:r>
-          </w:p>
-        </w:tc>
-        <w:tc>
-          <w:tcPr>
-            <w:tcW w:type="dxa" w:w="2160"/>
-          </w:tcPr>
-          <w:p>
-            <w:r>
-              <w:rPr>
-                <w:b/>
-                <w:color w:val="595959"/>
-              </w:rPr>
-              <w:t>不涉及</w:t>
-            </w:r>
-          </w:p>
-        </w:tc>
-      </w:tr>
-      <w:tr>
-        <w:tc>
-          <w:tcPr>
-            <w:tcW w:type="dxa" w:w="2160"/>
-          </w:tcPr>
-          <w:p>
-            <w:r>
-              <w:t>VULN-010</w:t>
-            </w:r>
-          </w:p>
-        </w:tc>
-        <w:tc>
-          <w:tcPr>
-            <w:tcW w:type="dxa" w:w="2160"/>
-          </w:tcPr>
-          <w:p>
-            <w:r>
-              <w:t>文件包含安全测试</w:t>
-            </w:r>
-          </w:p>
-        </w:tc>
-        <w:tc>
-          <w:tcPr>
-            <w:tcW w:type="dxa" w:w="2160"/>
-          </w:tcPr>
-          <w:p>
-            <w:r>
-              <w:rPr>
-                <w:color w:val="E36C09"/>
-              </w:rPr>
-              <w:t>高危</w:t>
-            </w:r>
-          </w:p>
-        </w:tc>
-        <w:tc>
-          <w:tcPr>
-            <w:tcW w:type="dxa" w:w="2160"/>
-          </w:tcPr>
-          <w:p>
-            <w:r>
-              <w:rPr>
-                <w:b/>
-                <w:color w:val="BF8F00"/>
-              </w:rPr>
-              <w:t>未测试</w:t>
-            </w:r>
-          </w:p>
-        </w:tc>
-      </w:tr>
-      <w:tr>
-        <w:tc>
-          <w:tcPr>
-            <w:tcW w:type="dxa" w:w="2160"/>
-          </w:tcPr>
-          <w:p>
-            <w:r>
-              <w:t>VULN-011</w:t>
-            </w:r>
-          </w:p>
-        </w:tc>
-        <w:tc>
-          <w:tcPr>
-            <w:tcW w:type="dxa" w:w="2160"/>
-          </w:tcPr>
-          <w:p>
-            <w:r>
-              <w:t>反序列化安全测试</w:t>
-            </w:r>
-          </w:p>
-        </w:tc>
-        <w:tc>
-          <w:tcPr>
-            <w:tcW w:type="dxa" w:w="2160"/>
-          </w:tcPr>
-          <w:p>
-            <w:r>
-              <w:rPr>
-                <w:color w:val="E36C09"/>
-              </w:rPr>
-              <w:t>高危</w:t>
-            </w:r>
-          </w:p>
-        </w:tc>
-        <w:tc>
-          <w:tcPr>
-            <w:tcW w:type="dxa" w:w="2160"/>
-          </w:tcPr>
-          <w:p>
-            <w:r>
-              <w:rPr>
-                <w:b/>
-                <w:color w:val="BF8F00"/>
-              </w:rPr>
-              <w:t>未测试</w:t>
-            </w:r>
-          </w:p>
-        </w:tc>
-      </w:tr>
-      <w:tr>
-        <w:tc>
-          <w:tcPr>
-            <w:tcW w:type="dxa" w:w="2160"/>
-          </w:tcPr>
-          <w:p>
-            <w:r>
-              <w:t>VULN-012</w:t>
-            </w:r>
-          </w:p>
-        </w:tc>
-        <w:tc>
-          <w:tcPr>
-            <w:tcW w:type="dxa" w:w="2160"/>
-          </w:tcPr>
-          <w:p>
-            <w:r>
-              <w:t>远程命令执行安全测试</w:t>
-            </w:r>
-          </w:p>
-        </w:tc>
-        <w:tc>
-          <w:tcPr>
-            <w:tcW w:type="dxa" w:w="2160"/>
-          </w:tcPr>
-          <w:p>
-            <w:r>
-              <w:rPr>
-                <w:color w:val="C00000"/>
-              </w:rPr>
-              <w:t>严重</w:t>
-            </w:r>
-          </w:p>
-        </w:tc>
-        <w:tc>
-          <w:tcPr>
-            <w:tcW w:type="dxa" w:w="2160"/>
-          </w:tcPr>
-          <w:p>
-            <w:r>
-              <w:rPr>
-                <w:b/>
-                <w:color w:val="C00000"/>
-              </w:rPr>
-              <w:t>不符合</w:t>
-            </w:r>
-          </w:p>
-        </w:tc>
-      </w:tr>
-      <w:tr>
-        <w:tc>
-          <w:tcPr>
-            <w:tcW w:type="dxa" w:w="2160"/>
-          </w:tcPr>
-          <w:p>
-            <w:r>
-              <w:t>VULN-013</w:t>
-            </w:r>
-          </w:p>
-        </w:tc>
-        <w:tc>
-          <w:tcPr>
-            <w:tcW w:type="dxa" w:w="2160"/>
-          </w:tcPr>
-          <w:p>
-            <w:r>
-              <w:t>暗链安全测试</w:t>
-            </w:r>
-          </w:p>
-        </w:tc>
-        <w:tc>
-          <w:tcPr>
-            <w:tcW w:type="dxa" w:w="2160"/>
-          </w:tcPr>
-          <w:p>
-            <w:r>
-              <w:rPr>
-                <w:color w:val="0070C0"/>
-              </w:rPr>
-              <w:t>低危</w:t>
-            </w:r>
-          </w:p>
-        </w:tc>
-        <w:tc>
-          <w:tcPr>
-            <w:tcW w:type="dxa" w:w="2160"/>
-          </w:tcPr>
-          <w:p>
-            <w:r>
-              <w:rPr>
-                <w:b/>
-                <w:color w:val="008000"/>
-              </w:rPr>
-              <w:t>符合</w:t>
-            </w:r>
-          </w:p>
-        </w:tc>
-      </w:tr>
-      <w:tr>
-        <w:tc>
-          <w:tcPr>
-            <w:tcW w:type="dxa" w:w="2160"/>
-          </w:tcPr>
-          <w:p>
-            <w:r>
-              <w:t>VULN-014</w:t>
-            </w:r>
-          </w:p>
-        </w:tc>
-        <w:tc>
-          <w:tcPr>
-            <w:tcW w:type="dxa" w:w="2160"/>
-          </w:tcPr>
-          <w:p>
-            <w:r>
-              <w:t>开发框架、中间件安全测试</w:t>
-            </w:r>
-          </w:p>
-        </w:tc>
-        <w:tc>
-          <w:tcPr>
-            <w:tcW w:type="dxa" w:w="2160"/>
-          </w:tcPr>
-          <w:p>
-            <w:r>
-              <w:rPr>
-                <w:color w:val="C00000"/>
-              </w:rPr>
-              <w:t>严重</w:t>
-            </w:r>
-          </w:p>
-        </w:tc>
-        <w:tc>
-          <w:tcPr>
-            <w:tcW w:type="dxa" w:w="2160"/>
-          </w:tcPr>
-          <w:p>
-            <w:r>
-              <w:rPr>
-                <w:b/>
-                <w:color w:val="C00000"/>
-              </w:rPr>
-              <w:t>不符合</w:t>
-            </w:r>
-          </w:p>
-        </w:tc>
-      </w:tr>
-      <w:tr>
-        <w:tc>
-          <w:tcPr>
-            <w:tcW w:type="dxa" w:w="2160"/>
-          </w:tcPr>
-          <w:p>
-            <w:r>
-              <w:t>VULN-015</w:t>
-            </w:r>
-          </w:p>
-        </w:tc>
-        <w:tc>
-          <w:tcPr>
-            <w:tcW w:type="dxa" w:w="2160"/>
-          </w:tcPr>
-          <w:p>
-            <w:r>
-              <w:t>未授权访问安全测试</w:t>
-            </w:r>
-          </w:p>
-        </w:tc>
-        <w:tc>
-          <w:tcPr>
-            <w:tcW w:type="dxa" w:w="2160"/>
-          </w:tcPr>
-          <w:p>
-            <w:r>
-              <w:rPr>
-                <w:color w:val="C00000"/>
-              </w:rPr>
-              <w:t>严重</w:t>
-            </w:r>
-          </w:p>
-        </w:tc>
-        <w:tc>
-          <w:tcPr>
-            <w:tcW w:type="dxa" w:w="2160"/>
-          </w:tcPr>
-          <w:p>
-            <w:r>
-              <w:rPr>
-                <w:b/>
-                <w:color w:val="008000"/>
-              </w:rPr>
-              <w:t>符合</w:t>
-            </w:r>
-          </w:p>
-        </w:tc>
-      </w:tr>
-      <w:tr>
-        <w:tc>
-          <w:tcPr>
-            <w:tcW w:type="dxa" w:w="2160"/>
-          </w:tcPr>
-          <w:p>
-            <w:r>
-              <w:t>VULN-016</w:t>
-            </w:r>
-          </w:p>
-        </w:tc>
-        <w:tc>
-          <w:tcPr>
-            <w:tcW w:type="dxa" w:w="2160"/>
-          </w:tcPr>
-          <w:p>
-            <w:r>
-              <w:t>敏感信息泄露安全测试</w:t>
-            </w:r>
-          </w:p>
-        </w:tc>
-        <w:tc>
-          <w:tcPr>
-            <w:tcW w:type="dxa" w:w="2160"/>
-          </w:tcPr>
-          <w:p>
-            <w:r>
-              <w:rPr>
-                <w:color w:val="C00000"/>
-              </w:rPr>
-              <w:t>严重</w:t>
-            </w:r>
-          </w:p>
-        </w:tc>
-        <w:tc>
-          <w:tcPr>
-            <w:tcW w:type="dxa" w:w="2160"/>
-          </w:tcPr>
-          <w:p>
-            <w:r>
-              <w:rPr>
-                <w:b/>
-                <w:color w:val="C00000"/>
-              </w:rPr>
-              <w:t>不符合</w:t>
-            </w:r>
-          </w:p>
-        </w:tc>
-      </w:tr>
-      <w:tr>
-        <w:tc>
-          <w:tcPr>
-            <w:tcW w:type="dxa" w:w="2160"/>
-          </w:tcPr>
-          <w:p>
-            <w:r>
-              <w:t>VULN-017</w:t>
-            </w:r>
-          </w:p>
-        </w:tc>
-        <w:tc>
-          <w:tcPr>
-            <w:tcW w:type="dxa" w:w="2160"/>
-          </w:tcPr>
-          <w:p>
-            <w:r>
-              <w:t>处理用时安全测试</w:t>
-            </w:r>
-          </w:p>
-        </w:tc>
-        <w:tc>
-          <w:tcPr>
-            <w:tcW w:type="dxa" w:w="2160"/>
-          </w:tcPr>
-          <w:p>
-            <w:r>
-              <w:rPr>
-                <w:color w:val="0070C0"/>
-              </w:rPr>
-              <w:t>低危</w:t>
-            </w:r>
-          </w:p>
-        </w:tc>
-        <w:tc>
-          <w:tcPr>
-            <w:tcW w:type="dxa" w:w="2160"/>
-          </w:tcPr>
-          <w:p>
-            <w:r>
-              <w:rPr>
-                <w:b/>
-                <w:color w:val="008000"/>
-              </w:rPr>
-              <w:t>符合</w:t>
-            </w:r>
-          </w:p>
-        </w:tc>
-      </w:tr>
-      <w:tr>
-        <w:tc>
-          <w:tcPr>
-            <w:tcW w:type="dxa" w:w="2160"/>
-          </w:tcPr>
-          <w:p>
-            <w:r>
-              <w:t>VULN-018</w:t>
-            </w:r>
-          </w:p>
-        </w:tc>
-        <w:tc>
-          <w:tcPr>
-            <w:tcW w:type="dxa" w:w="2160"/>
-          </w:tcPr>
-          <w:p>
-            <w:r>
-              <w:t>目录遍历安全测试</w:t>
-            </w:r>
-          </w:p>
-        </w:tc>
-        <w:tc>
-          <w:tcPr>
-            <w:tcW w:type="dxa" w:w="2160"/>
-          </w:tcPr>
-          <w:p>
-            <w:r>
-              <w:rPr>
-                <w:color w:val="E36C09"/>
-              </w:rPr>
-              <w:t>高危</w:t>
-            </w:r>
-          </w:p>
-        </w:tc>
-        <w:tc>
-          <w:tcPr>
-            <w:tcW w:type="dxa" w:w="2160"/>
-          </w:tcPr>
-          <w:p>
-            <w:r>
-              <w:rPr>
-                <w:b/>
-                <w:color w:val="008000"/>
-              </w:rPr>
-              <w:t>符合</w:t>
-            </w:r>
-          </w:p>
-        </w:tc>
-      </w:tr>
-      <w:tr>
-        <w:tc>
-          <w:tcPr>
-            <w:tcW w:type="dxa" w:w="2160"/>
-          </w:tcPr>
-          <w:p>
-            <w:r>
-              <w:t>VULN-019</w:t>
-            </w:r>
-          </w:p>
-        </w:tc>
-        <w:tc>
-          <w:tcPr>
-            <w:tcW w:type="dxa" w:w="2160"/>
-          </w:tcPr>
-          <w:p>
-            <w:r>
-              <w:t>CRLF注入安全测试</w:t>
-            </w:r>
-          </w:p>
-        </w:tc>
-        <w:tc>
-          <w:tcPr>
-            <w:tcW w:type="dxa" w:w="2160"/>
-          </w:tcPr>
-          <w:p>
-            <w:r>
-              <w:rPr>
-                <w:color w:val="BF8F00"/>
-              </w:rPr>
-              <w:t>中危</w:t>
-            </w:r>
-          </w:p>
-        </w:tc>
-        <w:tc>
-          <w:tcPr>
-            <w:tcW w:type="dxa" w:w="2160"/>
-          </w:tcPr>
-          <w:p>
-            <w:r>
-              <w:rPr>
-                <w:b/>
-                <w:color w:val="BF8F00"/>
-              </w:rPr>
-              <w:t>未测试</w:t>
-            </w:r>
-          </w:p>
-        </w:tc>
-      </w:tr>
-      <w:tr>
-        <w:tc>
-          <w:tcPr>
-            <w:tcW w:type="dxa" w:w="2160"/>
-          </w:tcPr>
-          <w:p>
-            <w:r>
-              <w:t>VULN-020</w:t>
-            </w:r>
-          </w:p>
-        </w:tc>
-        <w:tc>
-          <w:tcPr>
-            <w:tcW w:type="dxa" w:w="2160"/>
-          </w:tcPr>
-          <w:p>
-            <w:r>
-              <w:t>URL重定向安全测试</w:t>
-            </w:r>
-          </w:p>
-        </w:tc>
-        <w:tc>
-          <w:tcPr>
-            <w:tcW w:type="dxa" w:w="2160"/>
-          </w:tcPr>
-          <w:p>
-            <w:r>
-              <w:rPr>
-                <w:color w:val="BF8F00"/>
-              </w:rPr>
-              <w:t>中危</w:t>
-            </w:r>
-          </w:p>
-        </w:tc>
-        <w:tc>
-          <w:tcPr>
-            <w:tcW w:type="dxa" w:w="2160"/>
-          </w:tcPr>
-          <w:p>
-            <w:r>
-              <w:rPr>
-                <w:b/>
-                <w:color w:val="008000"/>
-              </w:rPr>
-              <w:t>符合</w:t>
-            </w:r>
+            <w:tcW w:type="dxa" w:w="1728"/>
+          </w:tcPr>
+          <w:p>
+            <w:r/>
           </w:p>
         </w:tc>
       </w:tr>
     </w:tbl>
-    <w:p>
-      <w:pPr>
-        <w:pStyle w:val="Heading1"/>
-      </w:pPr>
-      <w:r>
-        <w:t>攻击路径与渗透过程</w:t>
-      </w:r>
-    </w:p>
     <w:p>
       <w:r>
         <w:rPr>
-          <w:i w:val="0"/>
+          <w:i/>
         </w:rPr>
-        <w:t>本章按实际测试时间线记录本次检测的过程与观察。所有结论均以真实请求/响应、页面内容与截图为依据；涉及生产数据完整性或需破坏性验证的测试均未执行，相关检测项在“检测详情”中据实标记为“未测试”。</w:t>
-      </w:r>
-    </w:p>
-    <w:p>
-      <w:pPr>
-        <w:pStyle w:val="Heading2"/>
-      </w:pPr>
-      <w:r>
-        <w:t>阶段一：通道打通与信息收集</w:t>
-      </w:r>
-    </w:p>
-    <w:p>
-      <w:pPr>
-        <w:pStyle w:val="ListBullet"/>
-      </w:pPr>
-      <w:r>
-        <w:t>目标 mno-pp.dfcv.com.cn 为委托方内网域名，公网不可直达；由委托方在具备 VPN 访问的主机上建立 cpolar HTTP 隧道（-host-header 指定原始 Host）打通访问。</w:t>
-      </w:r>
-    </w:p>
-    <w:p>
-      <w:pPr>
-        <w:pStyle w:val="ListBullet"/>
-      </w:pPr>
-      <w:r>
-        <w:t>指纹识别：页面标题“任务调度中心-dev”、AdminLTE 界面风格；未认证登录页 JS 暴露 admin_version:"2.3.0"，确认为 XXL-JOB 2.3.0；前端依赖 jQuery v3.4.1。</w:t>
-      </w:r>
-    </w:p>
-    <w:p>
-      <w:pPr>
-        <w:pStyle w:val="ListBullet"/>
-      </w:pPr>
-      <w:r>
-        <w:t>HTTP 响应头 Server 为 “elb”，缺失 HSTS / X-Frame-Options / CSP / X-Content-Type-Options 等安全头。</w:t>
-      </w:r>
-    </w:p>
-    <w:p>
-      <w:pPr>
-        <w:jc w:val="center"/>
-      </w:pPr>
-      <w:r>
-        <w:drawing>
-          <wp:inline xmlns:a="http://schemas.openxmlformats.org/drawingml/2006/main" xmlns:pic="http://schemas.openxmlformats.org/drawingml/2006/picture">
-            <wp:extent cx="5120640" cy="3840480"/>
-            <wp:docPr id="1" name="Picture 1"/>
-            <wp:cNvGraphicFramePr>
-              <a:graphicFrameLocks noChangeAspect="1"/>
-            </wp:cNvGraphicFramePr>
-            <a:graphic>
-              <a:graphicData uri="http://schemas.openxmlformats.org/drawingml/2006/picture">
-                <pic:pic>
-                  <pic:nvPicPr>
-                    <pic:cNvPr id="0" name="fig_login.png"/>
-                    <pic:cNvPicPr/>
-                  </pic:nvPicPr>
-                  <pic:blipFill>
-                    <a:blip r:embed="rId9"/>
-                    <a:stretch>
-                      <a:fillRect/>
-                    </a:stretch>
-                  </pic:blipFill>
-                  <pic:spPr>
-                    <a:xfrm>
-                      <a:off x="0" y="0"/>
-                      <a:ext cx="5120640" cy="3840480"/>
-                    </a:xfrm>
-                    <a:prstGeom prst="rect"/>
-                  </pic:spPr>
-                </pic:pic>
-              </a:graphicData>
-            </a:graphic>
-          </wp:inline>
-        </w:drawing>
-      </w:r>
-    </w:p>
-    <w:p>
-      <w:pPr>
-        <w:jc w:val="center"/>
-      </w:pPr>
-      <w:r>
-        <w:rPr>
-          <w:i/>
-          <w:sz w:val="18"/>
-        </w:rPr>
-        <w:t>图7：目标登录页（XXL-JOB 任务调度中心）</w:t>
-      </w:r>
-    </w:p>
-    <w:p>
-      <w:pPr>
-        <w:pStyle w:val="Heading2"/>
-      </w:pPr>
-      <w:r>
-        <w:t>阶段二：未认证面黑盒探测</w:t>
-      </w:r>
-    </w:p>
-    <w:p>
-      <w:pPr>
-        <w:pStyle w:val="ListBullet"/>
-      </w:pPr>
-      <w:r>
-        <w:t>HTTP 方法：/toLogin 对 PUT/DELETE/PATCH 返回 200（内容为回退页面），TRACE 返回 405、OPTIONS 返回 302。</w:t>
-      </w:r>
-    </w:p>
-    <w:p>
-      <w:pPr>
-        <w:pStyle w:val="ListBullet"/>
-      </w:pPr>
-      <w:r>
-        <w:t>CORS：伪造任意 Origin 请求，响应未返回任何 Access-Control-Allow-* 头（未见宽松 CORS）。</w:t>
-      </w:r>
-    </w:p>
-    <w:p>
-      <w:pPr>
-        <w:pStyle w:val="ListBullet"/>
-      </w:pPr>
-      <w:r>
-        <w:t>错误处理：user/pageList 缺参时返回完整 Java 异常 IllegalStateException，泄露后端实现细节。</w:t>
-      </w:r>
-    </w:p>
-    <w:p>
-      <w:pPr>
-        <w:pStyle w:val="ListBullet"/>
-      </w:pPr>
-      <w:r>
-        <w:t>路径穿越：对 /toLogin 追加 ../ 等序列均 302 跳转登录页，未见目录遍历迹象。</w:t>
-      </w:r>
-    </w:p>
-    <w:p>
-      <w:pPr>
-        <w:pStyle w:val="ListBullet"/>
-      </w:pPr>
-      <w:r>
-        <w:t>未认证访问受保护资源（/jobinfo、/jobgroup、/user/pageList、/help）均 302 跳转 /toLogin。</w:t>
-      </w:r>
-    </w:p>
-    <w:p>
-      <w:pPr>
-        <w:pStyle w:val="Heading2"/>
-      </w:pPr>
-      <w:r>
-        <w:t>阶段三：登录与认证机制分析</w:t>
-      </w:r>
-    </w:p>
-    <w:p>
-      <w:pPr>
-        <w:pStyle w:val="ListBullet"/>
-      </w:pPr>
-      <w:r>
-        <w:t>登录页仅账号+密码，无验证码；连续 5 次错误密码未触发锁定/验证码/延迟。</w:t>
-      </w:r>
-    </w:p>
-    <w:p>
-      <w:pPr>
-        <w:pStyle w:val="ListBullet"/>
-      </w:pPr>
-      <w:r>
-        <w:t>错误账号与错误密码均返回统一提示“账号或密码错误”，不可用于账号枚举。</w:t>
-      </w:r>
-    </w:p>
-    <w:p>
-      <w:pPr>
-        <w:pStyle w:val="ListBullet"/>
-      </w:pPr>
-      <w:r>
-        <w:t>登录成功后下发 Cookie XXL_JOB_LOGIN_IDENTITY（十六进制编码 JSON，解码含 id/username/password 散列/role）；Set-Cookie 仅 Path=/; HttpOnly，无 Secure/SameSite。</w:t>
-      </w:r>
-    </w:p>
-    <w:p>
-      <w:pPr>
-        <w:pStyle w:val="Heading2"/>
-      </w:pPr>
-      <w:r>
-        <w:t>阶段四：管理员认证态核验</w:t>
-      </w:r>
-    </w:p>
-    <w:p>
-      <w:pPr>
-        <w:pStyle w:val="ListBullet"/>
-      </w:pPr>
-      <w:r>
-        <w:t>使用委托方提供的管理员账号登录，核验运行报表（任务 20、调度次数约 5.6 万、执行器 2）、执行器管理、任务管理、用户管理等模块。</w:t>
-      </w:r>
-    </w:p>
-    <w:p>
-      <w:pPr>
-        <w:pStyle w:val="ListBullet"/>
-      </w:pPr>
-      <w:r>
-        <w:t>执行器“注册节点”明文暴露内网地址 http://172.16.0.59:9999/、http://172.16.0.51:9999/。</w:t>
-      </w:r>
-    </w:p>
-    <w:p>
-      <w:pPr>
-        <w:pStyle w:val="ListBullet"/>
-      </w:pPr>
-      <w:r>
-        <w:t>用户管理仅 1 个 admin（管理员）账号，无普通用户 —— 越权类(PER)测试无对照，据实标“未测试”。</w:t>
-      </w:r>
-    </w:p>
-    <w:p>
-      <w:pPr>
-        <w:pStyle w:val="ListBullet"/>
-      </w:pPr>
-      <w:r>
-        <w:t>任务“新增”表单“运行模式”提供 GLUE(Shell/Python/PHP/Nodejs/PowerShell/Java) 脚本模式（仅查看表单，未创建/执行任何任务）。</w:t>
-      </w:r>
-    </w:p>
-    <w:p>
-      <w:pPr>
-        <w:jc w:val="center"/>
-      </w:pPr>
-      <w:r>
-        <w:drawing>
-          <wp:inline xmlns:a="http://schemas.openxmlformats.org/drawingml/2006/main" xmlns:pic="http://schemas.openxmlformats.org/drawingml/2006/picture">
-            <wp:extent cx="5120640" cy="3840480"/>
-            <wp:docPr id="2" name="Picture 2"/>
-            <wp:cNvGraphicFramePr>
-              <a:graphicFrameLocks noChangeAspect="1"/>
-            </wp:cNvGraphicFramePr>
-            <a:graphic>
-              <a:graphicData uri="http://schemas.openxmlformats.org/drawingml/2006/picture">
-                <pic:pic>
-                  <pic:nvPicPr>
-                    <pic:cNvPr id="0" name="fig_intranet_ip.png"/>
-                    <pic:cNvPicPr/>
-                  </pic:nvPicPr>
-                  <pic:blipFill>
-                    <a:blip r:embed="rId10"/>
-                    <a:stretch>
-                      <a:fillRect/>
-                    </a:stretch>
-                  </pic:blipFill>
-                  <pic:spPr>
-                    <a:xfrm>
-                      <a:off x="0" y="0"/>
-                      <a:ext cx="5120640" cy="3840480"/>
-                    </a:xfrm>
-                    <a:prstGeom prst="rect"/>
-                  </pic:spPr>
-                </pic:pic>
-              </a:graphicData>
-            </a:graphic>
-          </wp:inline>
-        </w:drawing>
-      </w:r>
-    </w:p>
-    <w:p>
-      <w:pPr>
-        <w:jc w:val="center"/>
-      </w:pPr>
-      <w:r>
-        <w:rPr>
-          <w:i/>
-          <w:sz w:val="18"/>
-        </w:rPr>
-        <w:t>图8：执行器注册节点明文暴露内网地址</w:t>
-      </w:r>
-    </w:p>
-    <w:p>
-      <w:pPr>
-        <w:pStyle w:val="Heading2"/>
-      </w:pPr>
-      <w:r>
-        <w:t>阶段五：会话与登出验证</w:t>
-      </w:r>
-    </w:p>
-    <w:p>
-      <w:pPr>
-        <w:pStyle w:val="ListBullet"/>
-      </w:pPr>
-      <w:r>
-        <w:t>执行 POST /logout 返回 200，并在浏览器端注销；随后复用登出前的同一 Cookie 值请求 /jobinfo，仍返回 HTTP 200 已认证页面（size=46108，含“欢迎 admin”）——服务端未使会话失效。</w:t>
-      </w:r>
-    </w:p>
-    <w:p>
-      <w:pPr>
-        <w:jc w:val="center"/>
-      </w:pPr>
-      <w:r>
-        <w:drawing>
-          <wp:inline xmlns:a="http://schemas.openxmlformats.org/drawingml/2006/main" xmlns:pic="http://schemas.openxmlformats.org/drawingml/2006/picture">
-            <wp:extent cx="5120640" cy="3840480"/>
-            <wp:docPr id="3" name="Picture 3"/>
-            <wp:cNvGraphicFramePr>
-              <a:graphicFrameLocks noChangeAspect="1"/>
-            </wp:cNvGraphicFramePr>
-            <a:graphic>
-              <a:graphicData uri="http://schemas.openxmlformats.org/drawingml/2006/picture">
-                <pic:pic>
-                  <pic:nvPicPr>
-                    <pic:cNvPr id="0" name="fig_jobinfo.png"/>
-                    <pic:cNvPicPr/>
-                  </pic:nvPicPr>
-                  <pic:blipFill>
-                    <a:blip r:embed="rId11"/>
-                    <a:stretch>
-                      <a:fillRect/>
-                    </a:stretch>
-                  </pic:blipFill>
-                  <pic:spPr>
-                    <a:xfrm>
-                      <a:off x="0" y="0"/>
-                      <a:ext cx="5120640" cy="3840480"/>
-                    </a:xfrm>
-                    <a:prstGeom prst="rect"/>
-                  </pic:spPr>
-                </pic:pic>
-              </a:graphicData>
-            </a:graphic>
-          </wp:inline>
-        </w:drawing>
-      </w:r>
-    </w:p>
-    <w:p>
-      <w:pPr>
-        <w:jc w:val="center"/>
-      </w:pPr>
-      <w:r>
-        <w:rPr>
-          <w:i/>
-          <w:sz w:val="18"/>
-        </w:rPr>
-        <w:t>图9：登出后旧 Cookie 仍可访问的任务管理页</w:t>
-      </w:r>
-    </w:p>
-    <w:p>
-      <w:pPr>
-        <w:pStyle w:val="Heading2"/>
-      </w:pPr>
-      <w:r>
-        <w:t>阶段六：按安全约束未执行的测试</w:t>
-      </w:r>
-    </w:p>
-    <w:p>
-      <w:pPr>
-        <w:pStyle w:val="ListBullet"/>
-      </w:pPr>
-      <w:r>
-        <w:t>出于生产环境数据完整性与非破坏原则，未执行 XSS/SQL 注入/SSRF/文件包含/反序列化/CRLF 等验证性测试，亦未创建或触发任何 GLUE/脚本任务；相关检测项据实标记为“未测试”或标注为“设计性风险，非本次实际利用结果”。</w:t>
+        <w:t>注：上表仅列出本次判定为“不符合”的 21 项风险；全部 59 项检测内容的逐项结果（含符合/未测试/不涉及）详见“检测详情”。“复测结果”列供整改复测时填写。</w:t>
       </w:r>
     </w:p>
     <w:p>
@@ -4835,7 +2490,7 @@
         <w:drawing>
           <wp:inline xmlns:a="http://schemas.openxmlformats.org/drawingml/2006/main" xmlns:pic="http://schemas.openxmlformats.org/drawingml/2006/picture">
             <wp:extent cx="4937760" cy="3703320"/>
-            <wp:docPr id="4" name="Picture 4"/>
+            <wp:docPr id="1" name="Picture 1"/>
             <wp:cNvGraphicFramePr>
               <a:graphicFrameLocks noChangeAspect="1"/>
             </wp:cNvGraphicFramePr>
@@ -4983,7 +2638,7 @@
                 <w:b/>
                 <w:color w:val="E36C09"/>
               </w:rPr>
-              <w:t>高危</w:t>
+              <w:t>高</w:t>
             </w:r>
           </w:p>
         </w:tc>
@@ -5280,7 +2935,7 @@
                 <w:b/>
                 <w:color w:val="BF8F00"/>
               </w:rPr>
-              <w:t>中危</w:t>
+              <w:t>中</w:t>
             </w:r>
           </w:p>
         </w:tc>
@@ -5862,7 +3517,7 @@
                 <w:b/>
                 <w:color w:val="BF8F00"/>
               </w:rPr>
-              <w:t>中危</w:t>
+              <w:t>中</w:t>
             </w:r>
           </w:p>
         </w:tc>
@@ -6149,7 +3804,7 @@
                 <w:b/>
                 <w:color w:val="E36C09"/>
               </w:rPr>
-              <w:t>高危</w:t>
+              <w:t>高</w:t>
             </w:r>
           </w:p>
         </w:tc>
@@ -6452,7 +4107,7 @@
                 <w:b/>
                 <w:color w:val="E36C09"/>
               </w:rPr>
-              <w:t>高危</w:t>
+              <w:t>高</w:t>
             </w:r>
           </w:p>
         </w:tc>
@@ -6658,7 +4313,7 @@
         <w:drawing>
           <wp:inline xmlns:a="http://schemas.openxmlformats.org/drawingml/2006/main" xmlns:pic="http://schemas.openxmlformats.org/drawingml/2006/picture">
             <wp:extent cx="4937760" cy="3703320"/>
-            <wp:docPr id="5" name="Picture 5"/>
+            <wp:docPr id="2" name="Picture 2"/>
             <wp:cNvGraphicFramePr>
               <a:graphicFrameLocks noChangeAspect="1"/>
             </wp:cNvGraphicFramePr>
@@ -6798,7 +4453,7 @@
                 <w:b/>
                 <w:color w:val="E36C09"/>
               </w:rPr>
-              <w:t>高危</w:t>
+              <w:t>高</w:t>
             </w:r>
           </w:p>
         </w:tc>
@@ -7091,7 +4746,7 @@
                 <w:b/>
                 <w:color w:val="BF8F00"/>
               </w:rPr>
-              <w:t>中危</w:t>
+              <w:t>中</w:t>
             </w:r>
           </w:p>
         </w:tc>
@@ -7392,7 +5047,7 @@
                 <w:b/>
                 <w:color w:val="BF8F00"/>
               </w:rPr>
-              <w:t>中危</w:t>
+              <w:t>中</w:t>
             </w:r>
           </w:p>
         </w:tc>
@@ -7681,7 +5336,7 @@
                 <w:b/>
                 <w:color w:val="BF8F00"/>
               </w:rPr>
-              <w:t>中危</w:t>
+              <w:t>中</w:t>
             </w:r>
           </w:p>
         </w:tc>
@@ -7968,7 +5623,7 @@
                 <w:b/>
                 <w:color w:val="E36C09"/>
               </w:rPr>
-              <w:t>高危</w:t>
+              <w:t>高</w:t>
             </w:r>
           </w:p>
         </w:tc>
@@ -8261,7 +5916,7 @@
                 <w:b/>
                 <w:color w:val="BF8F00"/>
               </w:rPr>
-              <w:t>中危</w:t>
+              <w:t>中</w:t>
             </w:r>
           </w:p>
         </w:tc>
@@ -8548,7 +6203,7 @@
                 <w:b/>
                 <w:color w:val="E36C09"/>
               </w:rPr>
-              <w:t>高危</w:t>
+              <w:t>高</w:t>
             </w:r>
           </w:p>
         </w:tc>
@@ -8837,7 +6492,7 @@
                 <w:b/>
                 <w:color w:val="BF8F00"/>
               </w:rPr>
-              <w:t>中危</w:t>
+              <w:t>中</w:t>
             </w:r>
           </w:p>
         </w:tc>
@@ -9124,7 +6779,7 @@
                 <w:b/>
                 <w:color w:val="E36C09"/>
               </w:rPr>
-              <w:t>高危</w:t>
+              <w:t>高</w:t>
             </w:r>
           </w:p>
         </w:tc>
@@ -9629,7 +7284,7 @@
         <w:drawing>
           <wp:inline xmlns:a="http://schemas.openxmlformats.org/drawingml/2006/main" xmlns:pic="http://schemas.openxmlformats.org/drawingml/2006/picture">
             <wp:extent cx="4937760" cy="3703320"/>
-            <wp:docPr id="6" name="Picture 6"/>
+            <wp:docPr id="3" name="Picture 3"/>
             <wp:cNvGraphicFramePr>
               <a:graphicFrameLocks noChangeAspect="1"/>
             </wp:cNvGraphicFramePr>
@@ -9641,7 +7296,7 @@
                     <pic:cNvPicPr/>
                   </pic:nvPicPr>
                   <pic:blipFill>
-                    <a:blip r:embed="rId12"/>
+                    <a:blip r:embed="rId10"/>
                     <a:stretch>
                       <a:fillRect/>
                     </a:stretch>
@@ -9769,7 +7424,7 @@
                 <w:b/>
                 <w:color w:val="E36C09"/>
               </w:rPr>
-              <w:t>高危</w:t>
+              <w:t>高</w:t>
             </w:r>
           </w:p>
         </w:tc>
@@ -10056,7 +7711,7 @@
                 <w:b/>
                 <w:color w:val="E36C09"/>
               </w:rPr>
-              <w:t>高危</w:t>
+              <w:t>高</w:t>
             </w:r>
           </w:p>
         </w:tc>
@@ -10351,7 +8006,7 @@
                 <w:b/>
                 <w:color w:val="BF8F00"/>
               </w:rPr>
-              <w:t>中危</w:t>
+              <w:t>中</w:t>
             </w:r>
           </w:p>
         </w:tc>
@@ -10644,7 +8299,7 @@
                 <w:b/>
                 <w:color w:val="E36C09"/>
               </w:rPr>
-              <w:t>高危</w:t>
+              <w:t>高</w:t>
             </w:r>
           </w:p>
         </w:tc>
@@ -10945,7 +8600,7 @@
                 <w:b/>
                 <w:color w:val="E36C09"/>
               </w:rPr>
-              <w:t>高危</w:t>
+              <w:t>高</w:t>
             </w:r>
           </w:p>
         </w:tc>
@@ -11141,7 +8796,7 @@
         <w:drawing>
           <wp:inline xmlns:a="http://schemas.openxmlformats.org/drawingml/2006/main" xmlns:pic="http://schemas.openxmlformats.org/drawingml/2006/picture">
             <wp:extent cx="4937760" cy="3703320"/>
-            <wp:docPr id="7" name="Picture 7"/>
+            <wp:docPr id="4" name="Picture 4"/>
             <wp:cNvGraphicFramePr>
               <a:graphicFrameLocks noChangeAspect="1"/>
             </wp:cNvGraphicFramePr>
@@ -11281,7 +8936,7 @@
                 <w:b/>
                 <w:color w:val="BF8F00"/>
               </w:rPr>
-              <w:t>中危</w:t>
+              <w:t>中</w:t>
             </w:r>
           </w:p>
         </w:tc>
@@ -11568,7 +9223,7 @@
                 <w:b/>
                 <w:color w:val="BF8F00"/>
               </w:rPr>
-              <w:t>中危</w:t>
+              <w:t>中</w:t>
             </w:r>
           </w:p>
         </w:tc>
@@ -11857,7 +9512,7 @@
                 <w:b/>
                 <w:color w:val="BF8F00"/>
               </w:rPr>
-              <w:t>中危</w:t>
+              <w:t>中</w:t>
             </w:r>
           </w:p>
         </w:tc>
@@ -12740,7 +10395,7 @@
                 <w:b/>
                 <w:color w:val="BF8F00"/>
               </w:rPr>
-              <w:t>中危</w:t>
+              <w:t>中</w:t>
             </w:r>
           </w:p>
         </w:tc>
@@ -13035,7 +10690,7 @@
                 <w:b/>
                 <w:color w:val="E36C09"/>
               </w:rPr>
-              <w:t>高危</w:t>
+              <w:t>高</w:t>
             </w:r>
           </w:p>
         </w:tc>
@@ -13336,7 +10991,7 @@
                 <w:b/>
                 <w:color w:val="E36C09"/>
               </w:rPr>
-              <w:t>高危</w:t>
+              <w:t>高</w:t>
             </w:r>
           </w:p>
         </w:tc>
@@ -13621,7 +11276,7 @@
                 <w:b/>
                 <w:color w:val="BF8F00"/>
               </w:rPr>
-              <w:t>中危</w:t>
+              <w:t>中</w:t>
             </w:r>
           </w:p>
         </w:tc>
@@ -13908,7 +11563,7 @@
                 <w:b/>
                 <w:color w:val="BF8F00"/>
               </w:rPr>
-              <w:t>中危</w:t>
+              <w:t>中</w:t>
             </w:r>
           </w:p>
         </w:tc>
@@ -14195,7 +11850,7 @@
                 <w:b/>
                 <w:color w:val="BF8F00"/>
               </w:rPr>
-              <w:t>中危</w:t>
+              <w:t>中</w:t>
             </w:r>
           </w:p>
         </w:tc>
@@ -14490,7 +12145,7 @@
                 <w:b/>
                 <w:color w:val="BF8F00"/>
               </w:rPr>
-              <w:t>中危</w:t>
+              <w:t>中</w:t>
             </w:r>
           </w:p>
         </w:tc>
@@ -14783,7 +12438,7 @@
                 <w:b/>
                 <w:color w:val="BF8F00"/>
               </w:rPr>
-              <w:t>中危</w:t>
+              <w:t>中</w:t>
             </w:r>
           </w:p>
         </w:tc>
@@ -15076,7 +12731,7 @@
                 <w:b/>
                 <w:color w:val="BF8F00"/>
               </w:rPr>
-              <w:t>中危</w:t>
+              <w:t>中</w:t>
             </w:r>
           </w:p>
         </w:tc>
@@ -15373,7 +13028,7 @@
                 <w:b/>
                 <w:color w:val="E36C09"/>
               </w:rPr>
-              <w:t>高危</w:t>
+              <w:t>高</w:t>
             </w:r>
           </w:p>
         </w:tc>
@@ -15664,7 +13319,7 @@
                 <w:b/>
                 <w:color w:val="BF8F00"/>
               </w:rPr>
-              <w:t>中危</w:t>
+              <w:t>中</w:t>
             </w:r>
           </w:p>
         </w:tc>
@@ -15955,7 +13610,7 @@
                 <w:b/>
                 <w:color w:val="E36C09"/>
               </w:rPr>
-              <w:t>高危</w:t>
+              <w:t>高</w:t>
             </w:r>
           </w:p>
         </w:tc>
@@ -16254,7 +13909,7 @@
                 <w:b/>
                 <w:color w:val="BF8F00"/>
               </w:rPr>
-              <w:t>中危</w:t>
+              <w:t>中</w:t>
             </w:r>
           </w:p>
         </w:tc>
@@ -16563,7 +14218,7 @@
                 <w:b/>
                 <w:color w:val="BF8F00"/>
               </w:rPr>
-              <w:t>中危</w:t>
+              <w:t>中</w:t>
             </w:r>
           </w:p>
         </w:tc>
@@ -17149,7 +14804,7 @@
                 <w:b/>
                 <w:color w:val="E36C09"/>
               </w:rPr>
-              <w:t>高危</w:t>
+              <w:t>高</w:t>
             </w:r>
           </w:p>
         </w:tc>
@@ -17446,7 +15101,7 @@
                 <w:b/>
                 <w:color w:val="E36C09"/>
               </w:rPr>
-              <w:t>高危</w:t>
+              <w:t>高</w:t>
             </w:r>
           </w:p>
         </w:tc>
@@ -17741,7 +15396,7 @@
                 <w:b/>
                 <w:color w:val="E36C09"/>
               </w:rPr>
-              <w:t>高危</w:t>
+              <w:t>高</w:t>
             </w:r>
           </w:p>
         </w:tc>
@@ -18036,7 +15691,7 @@
                 <w:b/>
                 <w:color w:val="E36C09"/>
               </w:rPr>
-              <w:t>高危</w:t>
+              <w:t>高</w:t>
             </w:r>
           </w:p>
         </w:tc>
@@ -18337,7 +15992,7 @@
                 <w:b/>
                 <w:color w:val="E36C09"/>
               </w:rPr>
-              <w:t>高危</w:t>
+              <w:t>高</w:t>
             </w:r>
           </w:p>
         </w:tc>
@@ -18634,7 +16289,7 @@
                 <w:b/>
                 <w:color w:val="BF8F00"/>
               </w:rPr>
-              <w:t>中危</w:t>
+              <w:t>中</w:t>
             </w:r>
           </w:p>
         </w:tc>
@@ -18935,7 +16590,7 @@
                 <w:b/>
                 <w:color w:val="E36C09"/>
               </w:rPr>
-              <w:t>高危</w:t>
+              <w:t>高</w:t>
             </w:r>
           </w:p>
         </w:tc>
@@ -19228,7 +16883,7 @@
                 <w:b/>
                 <w:color w:val="E36C09"/>
               </w:rPr>
-              <w:t>高危</w:t>
+              <w:t>高</w:t>
             </w:r>
           </w:p>
         </w:tc>
@@ -19755,7 +17410,7 @@
         <w:drawing>
           <wp:inline xmlns:a="http://schemas.openxmlformats.org/drawingml/2006/main" xmlns:pic="http://schemas.openxmlformats.org/drawingml/2006/picture">
             <wp:extent cx="4937760" cy="3703320"/>
-            <wp:docPr id="8" name="Picture 8"/>
+            <wp:docPr id="5" name="Picture 5"/>
             <wp:cNvGraphicFramePr>
               <a:graphicFrameLocks noChangeAspect="1"/>
             </wp:cNvGraphicFramePr>
@@ -19767,7 +17422,7 @@
                     <pic:cNvPicPr/>
                   </pic:nvPicPr>
                   <pic:blipFill>
-                    <a:blip r:embed="rId13"/>
+                    <a:blip r:embed="rId12"/>
                     <a:stretch>
                       <a:fillRect/>
                     </a:stretch>
@@ -19895,7 +17550,7 @@
                 <w:b/>
                 <w:color w:val="0070C0"/>
               </w:rPr>
-              <w:t>低危</w:t>
+              <w:t>低</w:t>
             </w:r>
           </w:p>
         </w:tc>
@@ -20988,7 +18643,7 @@
         <w:drawing>
           <wp:inline xmlns:a="http://schemas.openxmlformats.org/drawingml/2006/main" xmlns:pic="http://schemas.openxmlformats.org/drawingml/2006/picture">
             <wp:extent cx="4937760" cy="3703320"/>
-            <wp:docPr id="9" name="Picture 9"/>
+            <wp:docPr id="6" name="Picture 6"/>
             <wp:cNvGraphicFramePr>
               <a:graphicFrameLocks noChangeAspect="1"/>
             </wp:cNvGraphicFramePr>
@@ -21000,7 +18655,7 @@
                     <pic:cNvPicPr/>
                   </pic:nvPicPr>
                   <pic:blipFill>
-                    <a:blip r:embed="rId10"/>
+                    <a:blip r:embed="rId13"/>
                     <a:stretch>
                       <a:fillRect/>
                     </a:stretch>
@@ -21128,7 +18783,7 @@
                 <w:b/>
                 <w:color w:val="0070C0"/>
               </w:rPr>
-              <w:t>低危</w:t>
+              <w:t>低</w:t>
             </w:r>
           </w:p>
         </w:tc>
@@ -21415,7 +19070,7 @@
                 <w:b/>
                 <w:color w:val="E36C09"/>
               </w:rPr>
-              <w:t>高危</w:t>
+              <w:t>高</w:t>
             </w:r>
           </w:p>
         </w:tc>
@@ -21702,7 +19357,7 @@
                 <w:b/>
                 <w:color w:val="BF8F00"/>
               </w:rPr>
-              <w:t>中危</w:t>
+              <w:t>中</w:t>
             </w:r>
           </w:p>
         </w:tc>
@@ -21989,7 +19644,7 @@
                 <w:b/>
                 <w:color w:val="BF8F00"/>
               </w:rPr>
-              <w:t>中危</w:t>
+              <w:t>中</w:t>
             </w:r>
           </w:p>
         </w:tc>

--- a/MNO-PP_应用安全检测报告.docx
+++ b/MNO-PP_应用安全检测报告.docx
@@ -1384,7 +1384,7 @@
           </w:tcPr>
           <w:p>
             <w:r>
-              <w:t>双因素验证功能安全测试</w:t>
+              <w:t>双因素验证功能（短信或邮件等）安全测试</w:t>
             </w:r>
           </w:p>
         </w:tc>
@@ -4655,7 +4655,7 @@
         <w:pStyle w:val="Heading3"/>
       </w:pPr>
       <w:r>
-        <w:t>AUTH-003 双因素验证功能安全测试</w:t>
+        <w:t>AUTH-003 双因素验证功能（短信或邮件等）安全测试</w:t>
       </w:r>
     </w:p>
     <w:tbl>
@@ -4716,7 +4716,7 @@
           </w:tcPr>
           <w:p>
             <w:r>
-              <w:t>双因素验证功能安全测试</w:t>
+              <w:t>双因素验证功能（短信或邮件等）安全测试</w:t>
             </w:r>
           </w:p>
         </w:tc>
@@ -7333,7 +7333,7 @@
         <w:pStyle w:val="Heading3"/>
       </w:pPr>
       <w:r>
-        <w:t>PER-002 角色越权安全测试</w:t>
+        <w:t>PER-002 防越权安全测试</w:t>
       </w:r>
     </w:p>
     <w:tbl>
@@ -7394,7 +7394,7 @@
           </w:tcPr>
           <w:p>
             <w:r>
-              <w:t>角色越权安全测试</w:t>
+              <w:t>防越权安全测试</w:t>
             </w:r>
           </w:p>
         </w:tc>
@@ -8651,7 +8651,9 @@
             <w:tcW w:type="dxa" w:w="7488"/>
           </w:tcPr>
           <w:p>
-            <w:r/>
+            <w:r>
+              <w:t>退出登录后服务端未销毁会话，攻击者可复用登出前的会话凭据继续访问受保护功能，导致会话劫持与越权访问。</w:t>
+            </w:r>
           </w:p>
         </w:tc>
       </w:tr>
@@ -11042,7 +11044,9 @@
             <w:tcW w:type="dxa" w:w="7488"/>
           </w:tcPr>
           <w:p>
-            <w:r/>
+            <w:r>
+              <w:t>文件下载权限设计不当，攻击者可未授权下载或越权读取非预期目录文件，造成敏感数据泄露。</w:t>
+            </w:r>
           </w:p>
         </w:tc>
       </w:tr>
@@ -11472,7 +11476,7 @@
         <w:pStyle w:val="Heading3"/>
       </w:pPr>
       <w:r>
-        <w:t>BUS-004 重要数据类型验证安全测试</w:t>
+        <w:t>BUS-004 重要数据类型验证安全测试（如：积分数值、商品数量、userid、供应商id篡改异常值）</w:t>
       </w:r>
     </w:p>
     <w:tbl>
@@ -11533,7 +11537,7 @@
           </w:tcPr>
           <w:p>
             <w:r>
-              <w:t>重要数据类型验证安全测试</w:t>
+              <w:t>重要数据类型验证安全测试（如：积分数值、商品数量、userid、供应商id篡改异常值）</w:t>
             </w:r>
           </w:p>
         </w:tc>

--- a/MNO-PP_应用安全检测报告.docx
+++ b/MNO-PP_应用安全检测报告.docx
@@ -395,7 +395,7 @@
         <w:rPr>
           <w:i w:val="0"/>
         </w:rPr>
-        <w:t>该检测报告用于应用系统安全检测，可覆盖已上线前安全检测、上线后安全检测、安全评估、互联网安全检测等场景，包含端口安全、基线安全、前端安全、传输安全、身份鉴别、权限管理、会话安全、密钥安全、异常处理、业务安全、日志审计、数据安全、常见漏洞等 13 个大类，共计 59 项安全检测内容。</w:t>
+        <w:t>该检测报告用于应用系统安全检测，可覆盖已上线前安全检测、上线后安全检测、安全评估、互联网安全检测等场景，包含端口安全、基线安全、前端安全、传输安全、身份鉴别、权限管理、会话安全、密钥安全、异常处理、业务安全、日志审计、数据安全、常见漏洞等 13 个大类，共计 55 项安全检测内容。</w:t>
       </w:r>
     </w:p>
     <w:p>
@@ -933,7 +933,7 @@
         <w:rPr>
           <w:i w:val="0"/>
         </w:rPr>
-        <w:t>本次安全检测共完成 59 项检测内容，共计发现 21 个安全风险，其中严重风险 5 个、高危风险 8 个、中危风险 8 个、低危风险 0 个（判定为“不符合”）。另有“符合” 10 项、“未测试” 21 项、“不涉及” 7 项，本次检测不通过。</w:t>
+        <w:t>本次安全检测共完成 55 项检测内容，共计发现 21 个安全风险，其中严重风险 5 个、高危风险 8 个、中危风险 8 个、低危风险 0 个（判定为“不符合”）。另有“符合” 8 项、“未测试” 19 项、“不涉及” 7 项，本次检测不通过。</w:t>
       </w:r>
     </w:p>
     <w:p>
@@ -941,7 +941,7 @@
         <w:rPr>
           <w:i w:val="0"/>
         </w:rPr>
-        <w:t>“未测试” 21 项系因仅有单一管理员账号、生产环境非破坏性约束或经隧道无法验证等原因，在本次条件下无法完成验证，据实标记并说明原因；“不涉及” 7 项系统不涉及对应功能场景（如无 XML 接口、无 LDAP、无 AK/SK 等）。</w:t>
+        <w:t>“未测试” 19 项系因仅有单一管理员账号、生产环境非破坏性约束或经隧道无法验证等原因，在本次条件下无法完成验证，据实标记并说明原因；“不涉及” 7 项系统不涉及对应功能场景（如无 XML 接口、无 LDAP、无 AK/SK 等）。</w:t>
       </w:r>
     </w:p>
     <w:p>
@@ -2173,7 +2173,7 @@
         <w:rPr>
           <w:i/>
         </w:rPr>
-        <w:t>注：上表仅列出本次判定为“不符合”的 21 项风险；全部 59 项检测内容的逐项结果（含符合/未测试/不涉及）详见“检测详情”。“复测结果”列供整改复测时填写。</w:t>
+        <w:t>注：上表仅列出本次判定为“不符合”的 21 项风险；全部 55 项检测内容的逐项结果（含符合/未测试/不涉及）详见“检测详情”。“复测结果”列供整改复测时填写。</w:t>
       </w:r>
     </w:p>
     <w:p>
@@ -7617,293 +7617,6 @@
     <w:p/>
     <w:p>
       <w:pPr>
-        <w:pStyle w:val="Heading3"/>
-      </w:pPr>
-      <w:r>
-        <w:t>PER-003 数据越权安全测试</w:t>
-      </w:r>
-    </w:p>
-    <w:tbl>
-      <w:tblPr>
-        <w:tblStyle w:val="TableGrid"/>
-        <w:tblW w:type="auto" w:w="0"/>
-        <w:jc w:val="center"/>
-        <w:tblLook w:firstColumn="1" w:firstRow="1" w:lastColumn="0" w:lastRow="0" w:noHBand="0" w:noVBand="1" w:val="04A0"/>
-      </w:tblPr>
-      <w:tblGrid>
-        <w:gridCol w:w="1872"/>
-        <w:gridCol w:w="7488"/>
-      </w:tblGrid>
-      <w:tr>
-        <w:tc>
-          <w:tcPr>
-            <w:tcW w:type="dxa" w:w="1872"/>
-            <w:shd w:val="clear" w:fill="F2F2F2"/>
-          </w:tcPr>
-          <w:p>
-            <w:r>
-              <w:rPr>
-                <w:b/>
-              </w:rPr>
-              <w:t>测试编号</w:t>
-            </w:r>
-          </w:p>
-        </w:tc>
-        <w:tc>
-          <w:tcPr>
-            <w:tcW w:type="dxa" w:w="7488"/>
-          </w:tcPr>
-          <w:p>
-            <w:r>
-              <w:t>PER-003</w:t>
-            </w:r>
-          </w:p>
-        </w:tc>
-      </w:tr>
-      <w:tr>
-        <w:tc>
-          <w:tcPr>
-            <w:tcW w:type="dxa" w:w="1872"/>
-            <w:shd w:val="clear" w:fill="F2F2F2"/>
-          </w:tcPr>
-          <w:p>
-            <w:r>
-              <w:rPr>
-                <w:b/>
-              </w:rPr>
-              <w:t>风险名称</w:t>
-            </w:r>
-          </w:p>
-        </w:tc>
-        <w:tc>
-          <w:tcPr>
-            <w:tcW w:type="dxa" w:w="7488"/>
-          </w:tcPr>
-          <w:p>
-            <w:r>
-              <w:t>数据越权安全测试</w:t>
-            </w:r>
-          </w:p>
-        </w:tc>
-      </w:tr>
-      <w:tr>
-        <w:tc>
-          <w:tcPr>
-            <w:tcW w:type="dxa" w:w="1872"/>
-            <w:shd w:val="clear" w:fill="F2F2F2"/>
-          </w:tcPr>
-          <w:p>
-            <w:r>
-              <w:rPr>
-                <w:b/>
-              </w:rPr>
-              <w:t>风险等级</w:t>
-            </w:r>
-          </w:p>
-        </w:tc>
-        <w:tc>
-          <w:tcPr>
-            <w:tcW w:type="dxa" w:w="7488"/>
-          </w:tcPr>
-          <w:p>
-            <w:r>
-              <w:rPr>
-                <w:b/>
-                <w:color w:val="E36C09"/>
-              </w:rPr>
-              <w:t>高</w:t>
-            </w:r>
-          </w:p>
-        </w:tc>
-      </w:tr>
-      <w:tr>
-        <w:tc>
-          <w:tcPr>
-            <w:tcW w:type="dxa" w:w="1872"/>
-            <w:shd w:val="clear" w:fill="F2F2F2"/>
-          </w:tcPr>
-          <w:p>
-            <w:r>
-              <w:rPr>
-                <w:b/>
-              </w:rPr>
-              <w:t>功能要求</w:t>
-            </w:r>
-          </w:p>
-        </w:tc>
-        <w:tc>
-          <w:tcPr>
-            <w:tcW w:type="dxa" w:w="7488"/>
-          </w:tcPr>
-          <w:p>
-            <w:r>
-              <w:t>1. 系统需实现数据级权限控制，确保用户仅能访问/操作自身权限范围内的数据，严格区分个人数据与公共数据、普通数据与敏感数据的访问权限；2. 验证同级别角色数据隔离有效性：相同角色的不同用户，无法访问、查看、修改、删除其他用户的个人数据（如个人信息、提交的业务数据、个人操作记录等）；3. 验证不同级别角色数据访问权限：低权限角色无法访问高权限角色管辖范围内的敏感数据（如管理员可查看全量用户数据，普通用户仅能查看自身数据）；4. 补充场景验证：① 数据查询越权：通过篡改请求参数（如用户ID、数据ID、部门ID等），验证无法查询超出自身权限的数据；② 数据操作越权：验证无法修改、删除、导出超出自身权限的数据，无法对他人数据进行审批、编辑等操作；③ 敏感数据访问控制：未授权/低权限用户无法访问系统敏感数据（如身份证号、手机号、密码哈希、业务核心数据等）；5. 数据访问需伴随日志记录，明确记录数据访问人、访问时间、访问数据类型、操作内容，确保数据访问可追溯；6. 当用户尝试访问/操作超出自身数据权限的内容时，系统需及时拦截，返回权限不足提示，且不泄露任何未授权数据的相关信息。</w:t>
-            </w:r>
-          </w:p>
-        </w:tc>
-      </w:tr>
-      <w:tr>
-        <w:tc>
-          <w:tcPr>
-            <w:tcW w:type="dxa" w:w="1872"/>
-            <w:shd w:val="clear" w:fill="F2F2F2"/>
-          </w:tcPr>
-          <w:p>
-            <w:r>
-              <w:rPr>
-                <w:b/>
-              </w:rPr>
-              <w:t>风险影响</w:t>
-            </w:r>
-          </w:p>
-        </w:tc>
-        <w:tc>
-          <w:tcPr>
-            <w:tcW w:type="dxa" w:w="7488"/>
-          </w:tcPr>
-          <w:p>
-            <w:r>
-              <w:t>未管控将导致用户数据泄露、数据被非法篡改/删除，敏感信息外泄，侵犯用户隐私，破坏数据完整性和保密性</w:t>
-            </w:r>
-          </w:p>
-        </w:tc>
-      </w:tr>
-      <w:tr>
-        <w:tc>
-          <w:tcPr>
-            <w:tcW w:type="dxa" w:w="1872"/>
-            <w:shd w:val="clear" w:fill="F2F2F2"/>
-          </w:tcPr>
-          <w:p>
-            <w:r>
-              <w:rPr>
-                <w:b/>
-              </w:rPr>
-              <w:t>测试依据</w:t>
-            </w:r>
-          </w:p>
-        </w:tc>
-        <w:tc>
-          <w:tcPr>
-            <w:tcW w:type="dxa" w:w="7488"/>
-          </w:tcPr>
-          <w:p>
-            <w:r>
-              <w:t>《GBT22239-2019信息安全技术网络安全等级保护基本要求》</w:t>
-            </w:r>
-          </w:p>
-        </w:tc>
-      </w:tr>
-      <w:tr>
-        <w:tc>
-          <w:tcPr>
-            <w:tcW w:type="dxa" w:w="1872"/>
-            <w:shd w:val="clear" w:fill="F2F2F2"/>
-          </w:tcPr>
-          <w:p>
-            <w:r>
-              <w:rPr>
-                <w:b/>
-              </w:rPr>
-              <w:t>测试结果</w:t>
-            </w:r>
-          </w:p>
-        </w:tc>
-        <w:tc>
-          <w:tcPr>
-            <w:tcW w:type="dxa" w:w="7488"/>
-          </w:tcPr>
-          <w:p>
-            <w:r>
-              <w:rPr>
-                <w:b/>
-                <w:color w:val="BF8F00"/>
-              </w:rPr>
-              <w:t>未测试</w:t>
-            </w:r>
-          </w:p>
-        </w:tc>
-      </w:tr>
-      <w:tr>
-        <w:tc>
-          <w:tcPr>
-            <w:tcW w:type="dxa" w:w="1872"/>
-            <w:shd w:val="clear" w:fill="F2F2F2"/>
-          </w:tcPr>
-          <w:p>
-            <w:r>
-              <w:rPr>
-                <w:b/>
-              </w:rPr>
-              <w:t>截图说明</w:t>
-            </w:r>
-          </w:p>
-        </w:tc>
-        <w:tc>
-          <w:tcPr>
-            <w:tcW w:type="dxa" w:w="7488"/>
-          </w:tcPr>
-          <w:p>
-            <w:r>
-              <w:t>无第二账号，数据越权（越权访问他人数据）无法验证。</w:t>
-            </w:r>
-          </w:p>
-        </w:tc>
-      </w:tr>
-      <w:tr>
-        <w:tc>
-          <w:tcPr>
-            <w:tcW w:type="dxa" w:w="1872"/>
-            <w:shd w:val="clear" w:fill="F2F2F2"/>
-          </w:tcPr>
-          <w:p>
-            <w:r>
-              <w:rPr>
-                <w:b/>
-              </w:rPr>
-              <w:t>修复建议</w:t>
-            </w:r>
-          </w:p>
-        </w:tc>
-        <w:tc>
-          <w:tcPr>
-            <w:tcW w:type="dxa" w:w="7488"/>
-          </w:tcPr>
-          <w:p>
-            <w:r>
-              <w:t>具备多账号后开展数据越权测试。</w:t>
-            </w:r>
-          </w:p>
-        </w:tc>
-      </w:tr>
-      <w:tr>
-        <w:tc>
-          <w:tcPr>
-            <w:tcW w:type="dxa" w:w="1872"/>
-            <w:shd w:val="clear" w:fill="F2F2F2"/>
-          </w:tcPr>
-          <w:p>
-            <w:r>
-              <w:rPr>
-                <w:b/>
-              </w:rPr>
-              <w:t>备注</w:t>
-            </w:r>
-          </w:p>
-        </w:tc>
-        <w:tc>
-          <w:tcPr>
-            <w:tcW w:type="dxa" w:w="7488"/>
-          </w:tcPr>
-          <w:p>
-            <w:r/>
-          </w:p>
-        </w:tc>
-      </w:tr>
-    </w:tbl>
-    <w:p/>
-    <w:p>
-      <w:pPr>
         <w:pStyle w:val="Heading2"/>
       </w:pPr>
       <w:r>
@@ -18948,867 +18661,6 @@
           <w:p>
             <w:r>
               <w:t>维持恒定响应时间。</w:t>
-            </w:r>
-          </w:p>
-        </w:tc>
-      </w:tr>
-      <w:tr>
-        <w:tc>
-          <w:tcPr>
-            <w:tcW w:type="dxa" w:w="1872"/>
-            <w:shd w:val="clear" w:fill="F2F2F2"/>
-          </w:tcPr>
-          <w:p>
-            <w:r>
-              <w:rPr>
-                <w:b/>
-              </w:rPr>
-              <w:t>备注</w:t>
-            </w:r>
-          </w:p>
-        </w:tc>
-        <w:tc>
-          <w:tcPr>
-            <w:tcW w:type="dxa" w:w="7488"/>
-          </w:tcPr>
-          <w:p>
-            <w:r/>
-          </w:p>
-        </w:tc>
-      </w:tr>
-    </w:tbl>
-    <w:p/>
-    <w:p>
-      <w:pPr>
-        <w:pStyle w:val="Heading3"/>
-      </w:pPr>
-      <w:r>
-        <w:t>VULN-018 目录遍历安全测试</w:t>
-      </w:r>
-    </w:p>
-    <w:tbl>
-      <w:tblPr>
-        <w:tblStyle w:val="TableGrid"/>
-        <w:tblW w:type="auto" w:w="0"/>
-        <w:jc w:val="center"/>
-        <w:tblLook w:firstColumn="1" w:firstRow="1" w:lastColumn="0" w:lastRow="0" w:noHBand="0" w:noVBand="1" w:val="04A0"/>
-      </w:tblPr>
-      <w:tblGrid>
-        <w:gridCol w:w="1872"/>
-        <w:gridCol w:w="7488"/>
-      </w:tblGrid>
-      <w:tr>
-        <w:tc>
-          <w:tcPr>
-            <w:tcW w:type="dxa" w:w="1872"/>
-            <w:shd w:val="clear" w:fill="F2F2F2"/>
-          </w:tcPr>
-          <w:p>
-            <w:r>
-              <w:rPr>
-                <w:b/>
-              </w:rPr>
-              <w:t>测试编号</w:t>
-            </w:r>
-          </w:p>
-        </w:tc>
-        <w:tc>
-          <w:tcPr>
-            <w:tcW w:type="dxa" w:w="7488"/>
-          </w:tcPr>
-          <w:p>
-            <w:r>
-              <w:t>VULN-018</w:t>
-            </w:r>
-          </w:p>
-        </w:tc>
-      </w:tr>
-      <w:tr>
-        <w:tc>
-          <w:tcPr>
-            <w:tcW w:type="dxa" w:w="1872"/>
-            <w:shd w:val="clear" w:fill="F2F2F2"/>
-          </w:tcPr>
-          <w:p>
-            <w:r>
-              <w:rPr>
-                <w:b/>
-              </w:rPr>
-              <w:t>风险名称</w:t>
-            </w:r>
-          </w:p>
-        </w:tc>
-        <w:tc>
-          <w:tcPr>
-            <w:tcW w:type="dxa" w:w="7488"/>
-          </w:tcPr>
-          <w:p>
-            <w:r>
-              <w:t>目录遍历安全测试</w:t>
-            </w:r>
-          </w:p>
-        </w:tc>
-      </w:tr>
-      <w:tr>
-        <w:tc>
-          <w:tcPr>
-            <w:tcW w:type="dxa" w:w="1872"/>
-            <w:shd w:val="clear" w:fill="F2F2F2"/>
-          </w:tcPr>
-          <w:p>
-            <w:r>
-              <w:rPr>
-                <w:b/>
-              </w:rPr>
-              <w:t>风险等级</w:t>
-            </w:r>
-          </w:p>
-        </w:tc>
-        <w:tc>
-          <w:tcPr>
-            <w:tcW w:type="dxa" w:w="7488"/>
-          </w:tcPr>
-          <w:p>
-            <w:r>
-              <w:rPr>
-                <w:b/>
-                <w:color w:val="E36C09"/>
-              </w:rPr>
-              <w:t>高</w:t>
-            </w:r>
-          </w:p>
-        </w:tc>
-      </w:tr>
-      <w:tr>
-        <w:tc>
-          <w:tcPr>
-            <w:tcW w:type="dxa" w:w="1872"/>
-            <w:shd w:val="clear" w:fill="F2F2F2"/>
-          </w:tcPr>
-          <w:p>
-            <w:r>
-              <w:rPr>
-                <w:b/>
-              </w:rPr>
-              <w:t>功能要求</w:t>
-            </w:r>
-          </w:p>
-        </w:tc>
-        <w:tc>
-          <w:tcPr>
-            <w:tcW w:type="dxa" w:w="7488"/>
-          </w:tcPr>
-          <w:p>
-            <w:r>
-              <w:t>应用应严格限制访问权限，仅允许访问预设的合法目录及文件，禁止跨目录访问系统敏感资源（如/etc/passwd、C:\Windows\system32、数据库配置文件等）。</w:t>
-            </w:r>
-          </w:p>
-        </w:tc>
-      </w:tr>
-      <w:tr>
-        <w:tc>
-          <w:tcPr>
-            <w:tcW w:type="dxa" w:w="1872"/>
-            <w:shd w:val="clear" w:fill="F2F2F2"/>
-          </w:tcPr>
-          <w:p>
-            <w:r>
-              <w:rPr>
-                <w:b/>
-              </w:rPr>
-              <w:t>风险影响</w:t>
-            </w:r>
-          </w:p>
-        </w:tc>
-        <w:tc>
-          <w:tcPr>
-            <w:tcW w:type="dxa" w:w="7488"/>
-          </w:tcPr>
-          <w:p>
-            <w:r>
-              <w:t>攻击者可遍历读取系统敏感文件，包括用户账号密码、数据库连接信息、配置文件、日志文件等，导致核心业务数据及隐私信息泄露。</w:t>
-            </w:r>
-          </w:p>
-        </w:tc>
-      </w:tr>
-      <w:tr>
-        <w:tc>
-          <w:tcPr>
-            <w:tcW w:type="dxa" w:w="1872"/>
-            <w:shd w:val="clear" w:fill="F2F2F2"/>
-          </w:tcPr>
-          <w:p>
-            <w:r>
-              <w:rPr>
-                <w:b/>
-              </w:rPr>
-              <w:t>测试依据</w:t>
-            </w:r>
-          </w:p>
-        </w:tc>
-        <w:tc>
-          <w:tcPr>
-            <w:tcW w:type="dxa" w:w="7488"/>
-          </w:tcPr>
-          <w:p>
-            <w:r>
-              <w:t>《OWASP Web Security Testing Guide v4.2》</w:t>
-            </w:r>
-          </w:p>
-        </w:tc>
-      </w:tr>
-      <w:tr>
-        <w:tc>
-          <w:tcPr>
-            <w:tcW w:type="dxa" w:w="1872"/>
-            <w:shd w:val="clear" w:fill="F2F2F2"/>
-          </w:tcPr>
-          <w:p>
-            <w:r>
-              <w:rPr>
-                <w:b/>
-              </w:rPr>
-              <w:t>测试结果</w:t>
-            </w:r>
-          </w:p>
-        </w:tc>
-        <w:tc>
-          <w:tcPr>
-            <w:tcW w:type="dxa" w:w="7488"/>
-          </w:tcPr>
-          <w:p>
-            <w:r>
-              <w:rPr>
-                <w:b/>
-                <w:color w:val="008000"/>
-              </w:rPr>
-              <w:t>符合</w:t>
-            </w:r>
-          </w:p>
-        </w:tc>
-      </w:tr>
-      <w:tr>
-        <w:tc>
-          <w:tcPr>
-            <w:tcW w:type="dxa" w:w="1872"/>
-            <w:shd w:val="clear" w:fill="F2F2F2"/>
-          </w:tcPr>
-          <w:p>
-            <w:r>
-              <w:rPr>
-                <w:b/>
-              </w:rPr>
-              <w:t>截图说明</w:t>
-            </w:r>
-          </w:p>
-        </w:tc>
-        <w:tc>
-          <w:tcPr>
-            <w:tcW w:type="dxa" w:w="7488"/>
-          </w:tcPr>
-          <w:p>
-            <w:r>
-              <w:t>对 /toLogin 追加目录穿越序列（如 ../）等路径的探测均返回 302 跳转至登录页，未发现目录遍历/任意文件读取迹象。</w:t>
-            </w:r>
-          </w:p>
-        </w:tc>
-      </w:tr>
-      <w:tr>
-        <w:tc>
-          <w:tcPr>
-            <w:tcW w:type="dxa" w:w="1872"/>
-            <w:shd w:val="clear" w:fill="F2F2F2"/>
-          </w:tcPr>
-          <w:p>
-            <w:r>
-              <w:rPr>
-                <w:b/>
-              </w:rPr>
-              <w:t>修复建议</w:t>
-            </w:r>
-          </w:p>
-        </w:tc>
-        <w:tc>
-          <w:tcPr>
-            <w:tcW w:type="dxa" w:w="7488"/>
-          </w:tcPr>
-          <w:p>
-            <w:r>
-              <w:t>维持路径校验。</w:t>
-            </w:r>
-          </w:p>
-        </w:tc>
-      </w:tr>
-      <w:tr>
-        <w:tc>
-          <w:tcPr>
-            <w:tcW w:type="dxa" w:w="1872"/>
-            <w:shd w:val="clear" w:fill="F2F2F2"/>
-          </w:tcPr>
-          <w:p>
-            <w:r>
-              <w:rPr>
-                <w:b/>
-              </w:rPr>
-              <w:t>备注</w:t>
-            </w:r>
-          </w:p>
-        </w:tc>
-        <w:tc>
-          <w:tcPr>
-            <w:tcW w:type="dxa" w:w="7488"/>
-          </w:tcPr>
-          <w:p>
-            <w:r/>
-          </w:p>
-        </w:tc>
-      </w:tr>
-    </w:tbl>
-    <w:p/>
-    <w:p>
-      <w:pPr>
-        <w:pStyle w:val="Heading3"/>
-      </w:pPr>
-      <w:r>
-        <w:t>VULN-019 CRLF注入安全测试</w:t>
-      </w:r>
-    </w:p>
-    <w:tbl>
-      <w:tblPr>
-        <w:tblStyle w:val="TableGrid"/>
-        <w:tblW w:type="auto" w:w="0"/>
-        <w:jc w:val="center"/>
-        <w:tblLook w:firstColumn="1" w:firstRow="1" w:lastColumn="0" w:lastRow="0" w:noHBand="0" w:noVBand="1" w:val="04A0"/>
-      </w:tblPr>
-      <w:tblGrid>
-        <w:gridCol w:w="1872"/>
-        <w:gridCol w:w="7488"/>
-      </w:tblGrid>
-      <w:tr>
-        <w:tc>
-          <w:tcPr>
-            <w:tcW w:type="dxa" w:w="1872"/>
-            <w:shd w:val="clear" w:fill="F2F2F2"/>
-          </w:tcPr>
-          <w:p>
-            <w:r>
-              <w:rPr>
-                <w:b/>
-              </w:rPr>
-              <w:t>测试编号</w:t>
-            </w:r>
-          </w:p>
-        </w:tc>
-        <w:tc>
-          <w:tcPr>
-            <w:tcW w:type="dxa" w:w="7488"/>
-          </w:tcPr>
-          <w:p>
-            <w:r>
-              <w:t>VULN-019</w:t>
-            </w:r>
-          </w:p>
-        </w:tc>
-      </w:tr>
-      <w:tr>
-        <w:tc>
-          <w:tcPr>
-            <w:tcW w:type="dxa" w:w="1872"/>
-            <w:shd w:val="clear" w:fill="F2F2F2"/>
-          </w:tcPr>
-          <w:p>
-            <w:r>
-              <w:rPr>
-                <w:b/>
-              </w:rPr>
-              <w:t>风险名称</w:t>
-            </w:r>
-          </w:p>
-        </w:tc>
-        <w:tc>
-          <w:tcPr>
-            <w:tcW w:type="dxa" w:w="7488"/>
-          </w:tcPr>
-          <w:p>
-            <w:r>
-              <w:t>CRLF注入安全测试</w:t>
-            </w:r>
-          </w:p>
-        </w:tc>
-      </w:tr>
-      <w:tr>
-        <w:tc>
-          <w:tcPr>
-            <w:tcW w:type="dxa" w:w="1872"/>
-            <w:shd w:val="clear" w:fill="F2F2F2"/>
-          </w:tcPr>
-          <w:p>
-            <w:r>
-              <w:rPr>
-                <w:b/>
-              </w:rPr>
-              <w:t>风险等级</w:t>
-            </w:r>
-          </w:p>
-        </w:tc>
-        <w:tc>
-          <w:tcPr>
-            <w:tcW w:type="dxa" w:w="7488"/>
-          </w:tcPr>
-          <w:p>
-            <w:r>
-              <w:rPr>
-                <w:b/>
-                <w:color w:val="BF8F00"/>
-              </w:rPr>
-              <w:t>中</w:t>
-            </w:r>
-          </w:p>
-        </w:tc>
-      </w:tr>
-      <w:tr>
-        <w:tc>
-          <w:tcPr>
-            <w:tcW w:type="dxa" w:w="1872"/>
-            <w:shd w:val="clear" w:fill="F2F2F2"/>
-          </w:tcPr>
-          <w:p>
-            <w:r>
-              <w:rPr>
-                <w:b/>
-              </w:rPr>
-              <w:t>功能要求</w:t>
-            </w:r>
-          </w:p>
-        </w:tc>
-        <w:tc>
-          <w:tcPr>
-            <w:tcW w:type="dxa" w:w="7488"/>
-          </w:tcPr>
-          <w:p>
-            <w:r>
-              <w:t>应用应能抵御 CRLF 注入攻击，即检测用户输入中的 \r、\n 及相关编码形式（如 %0D、%0A URL 编码，\u000D、\u000A Unicode 编码）被有效过滤或转义，避免攻击者通过注入换行符篡改数据结构。</w:t>
-            </w:r>
-          </w:p>
-        </w:tc>
-      </w:tr>
-      <w:tr>
-        <w:tc>
-          <w:tcPr>
-            <w:tcW w:type="dxa" w:w="1872"/>
-            <w:shd w:val="clear" w:fill="F2F2F2"/>
-          </w:tcPr>
-          <w:p>
-            <w:r>
-              <w:rPr>
-                <w:b/>
-              </w:rPr>
-              <w:t>风险影响</w:t>
-            </w:r>
-          </w:p>
-        </w:tc>
-        <w:tc>
-          <w:tcPr>
-            <w:tcW w:type="dxa" w:w="7488"/>
-          </w:tcPr>
-          <w:p>
-            <w:r>
-              <w:t>攻击者可通过注入 CRLF 字符添加恶意 HTTP 头（如Set-Cookie: sessionid=attacker_session），篡改用户 Cookie 信息，劫持合法用户会话，获取账号权限；或注入Content-Length: 0截断响应，导致应用功能异常。</w:t>
-            </w:r>
-          </w:p>
-        </w:tc>
-      </w:tr>
-      <w:tr>
-        <w:tc>
-          <w:tcPr>
-            <w:tcW w:type="dxa" w:w="1872"/>
-            <w:shd w:val="clear" w:fill="F2F2F2"/>
-          </w:tcPr>
-          <w:p>
-            <w:r>
-              <w:rPr>
-                <w:b/>
-              </w:rPr>
-              <w:t>测试依据</w:t>
-            </w:r>
-          </w:p>
-        </w:tc>
-        <w:tc>
-          <w:tcPr>
-            <w:tcW w:type="dxa" w:w="7488"/>
-          </w:tcPr>
-          <w:p>
-            <w:r>
-              <w:t>《OWASP Web Security Testing Guide v4.2》</w:t>
-            </w:r>
-          </w:p>
-        </w:tc>
-      </w:tr>
-      <w:tr>
-        <w:tc>
-          <w:tcPr>
-            <w:tcW w:type="dxa" w:w="1872"/>
-            <w:shd w:val="clear" w:fill="F2F2F2"/>
-          </w:tcPr>
-          <w:p>
-            <w:r>
-              <w:rPr>
-                <w:b/>
-              </w:rPr>
-              <w:t>测试结果</w:t>
-            </w:r>
-          </w:p>
-        </w:tc>
-        <w:tc>
-          <w:tcPr>
-            <w:tcW w:type="dxa" w:w="7488"/>
-          </w:tcPr>
-          <w:p>
-            <w:r>
-              <w:rPr>
-                <w:b/>
-                <w:color w:val="BF8F00"/>
-              </w:rPr>
-              <w:t>未测试</w:t>
-            </w:r>
-          </w:p>
-        </w:tc>
-      </w:tr>
-      <w:tr>
-        <w:tc>
-          <w:tcPr>
-            <w:tcW w:type="dxa" w:w="1872"/>
-            <w:shd w:val="clear" w:fill="F2F2F2"/>
-          </w:tcPr>
-          <w:p>
-            <w:r>
-              <w:rPr>
-                <w:b/>
-              </w:rPr>
-              <w:t>截图说明</w:t>
-            </w:r>
-          </w:p>
-        </w:tc>
-        <w:tc>
-          <w:tcPr>
-            <w:tcW w:type="dxa" w:w="7488"/>
-          </w:tcPr>
-          <w:p>
-            <w:r>
-              <w:t>未进行 CRLF 注入专项测试。</w:t>
-            </w:r>
-          </w:p>
-        </w:tc>
-      </w:tr>
-      <w:tr>
-        <w:tc>
-          <w:tcPr>
-            <w:tcW w:type="dxa" w:w="1872"/>
-            <w:shd w:val="clear" w:fill="F2F2F2"/>
-          </w:tcPr>
-          <w:p>
-            <w:r>
-              <w:rPr>
-                <w:b/>
-              </w:rPr>
-              <w:t>修复建议</w:t>
-            </w:r>
-          </w:p>
-        </w:tc>
-        <w:tc>
-          <w:tcPr>
-            <w:tcW w:type="dxa" w:w="7488"/>
-          </w:tcPr>
-          <w:p>
-            <w:r>
-              <w:t>过滤请求中的 CR/LF 字符。</w:t>
-            </w:r>
-          </w:p>
-        </w:tc>
-      </w:tr>
-      <w:tr>
-        <w:tc>
-          <w:tcPr>
-            <w:tcW w:type="dxa" w:w="1872"/>
-            <w:shd w:val="clear" w:fill="F2F2F2"/>
-          </w:tcPr>
-          <w:p>
-            <w:r>
-              <w:rPr>
-                <w:b/>
-              </w:rPr>
-              <w:t>备注</w:t>
-            </w:r>
-          </w:p>
-        </w:tc>
-        <w:tc>
-          <w:tcPr>
-            <w:tcW w:type="dxa" w:w="7488"/>
-          </w:tcPr>
-          <w:p>
-            <w:r/>
-          </w:p>
-        </w:tc>
-      </w:tr>
-    </w:tbl>
-    <w:p/>
-    <w:p>
-      <w:pPr>
-        <w:pStyle w:val="Heading3"/>
-      </w:pPr>
-      <w:r>
-        <w:t>VULN-020 URL重定向安全测试</w:t>
-      </w:r>
-    </w:p>
-    <w:tbl>
-      <w:tblPr>
-        <w:tblStyle w:val="TableGrid"/>
-        <w:tblW w:type="auto" w:w="0"/>
-        <w:jc w:val="center"/>
-        <w:tblLook w:firstColumn="1" w:firstRow="1" w:lastColumn="0" w:lastRow="0" w:noHBand="0" w:noVBand="1" w:val="04A0"/>
-      </w:tblPr>
-      <w:tblGrid>
-        <w:gridCol w:w="1872"/>
-        <w:gridCol w:w="7488"/>
-      </w:tblGrid>
-      <w:tr>
-        <w:tc>
-          <w:tcPr>
-            <w:tcW w:type="dxa" w:w="1872"/>
-            <w:shd w:val="clear" w:fill="F2F2F2"/>
-          </w:tcPr>
-          <w:p>
-            <w:r>
-              <w:rPr>
-                <w:b/>
-              </w:rPr>
-              <w:t>测试编号</w:t>
-            </w:r>
-          </w:p>
-        </w:tc>
-        <w:tc>
-          <w:tcPr>
-            <w:tcW w:type="dxa" w:w="7488"/>
-          </w:tcPr>
-          <w:p>
-            <w:r>
-              <w:t>VULN-020</w:t>
-            </w:r>
-          </w:p>
-        </w:tc>
-      </w:tr>
-      <w:tr>
-        <w:tc>
-          <w:tcPr>
-            <w:tcW w:type="dxa" w:w="1872"/>
-            <w:shd w:val="clear" w:fill="F2F2F2"/>
-          </w:tcPr>
-          <w:p>
-            <w:r>
-              <w:rPr>
-                <w:b/>
-              </w:rPr>
-              <w:t>风险名称</w:t>
-            </w:r>
-          </w:p>
-        </w:tc>
-        <w:tc>
-          <w:tcPr>
-            <w:tcW w:type="dxa" w:w="7488"/>
-          </w:tcPr>
-          <w:p>
-            <w:r>
-              <w:t>URL重定向安全测试</w:t>
-            </w:r>
-          </w:p>
-        </w:tc>
-      </w:tr>
-      <w:tr>
-        <w:tc>
-          <w:tcPr>
-            <w:tcW w:type="dxa" w:w="1872"/>
-            <w:shd w:val="clear" w:fill="F2F2F2"/>
-          </w:tcPr>
-          <w:p>
-            <w:r>
-              <w:rPr>
-                <w:b/>
-              </w:rPr>
-              <w:t>风险等级</w:t>
-            </w:r>
-          </w:p>
-        </w:tc>
-        <w:tc>
-          <w:tcPr>
-            <w:tcW w:type="dxa" w:w="7488"/>
-          </w:tcPr>
-          <w:p>
-            <w:r>
-              <w:rPr>
-                <w:b/>
-                <w:color w:val="BF8F00"/>
-              </w:rPr>
-              <w:t>中</w:t>
-            </w:r>
-          </w:p>
-        </w:tc>
-      </w:tr>
-      <w:tr>
-        <w:tc>
-          <w:tcPr>
-            <w:tcW w:type="dxa" w:w="1872"/>
-            <w:shd w:val="clear" w:fill="F2F2F2"/>
-          </w:tcPr>
-          <w:p>
-            <w:r>
-              <w:rPr>
-                <w:b/>
-              </w:rPr>
-              <w:t>功能要求</w:t>
-            </w:r>
-          </w:p>
-        </w:tc>
-        <w:tc>
-          <w:tcPr>
-            <w:tcW w:type="dxa" w:w="7488"/>
-          </w:tcPr>
-          <w:p>
-            <w:r>
-              <w:t>URL 重定向防护应覆盖登录回调、分享跳转、链接短缩、错误页重定向等场景，包含redirect_uri/url/target等参数。</w:t>
-            </w:r>
-          </w:p>
-        </w:tc>
-      </w:tr>
-      <w:tr>
-        <w:tc>
-          <w:tcPr>
-            <w:tcW w:type="dxa" w:w="1872"/>
-            <w:shd w:val="clear" w:fill="F2F2F2"/>
-          </w:tcPr>
-          <w:p>
-            <w:r>
-              <w:rPr>
-                <w:b/>
-              </w:rPr>
-              <w:t>风险影响</w:t>
-            </w:r>
-          </w:p>
-        </w:tc>
-        <w:tc>
-          <w:tcPr>
-            <w:tcW w:type="dxa" w:w="7488"/>
-          </w:tcPr>
-          <w:p>
-            <w:r>
-              <w:t>攻击者伪装信任域名跳转至恶意网站，窃取账号密码。</w:t>
-            </w:r>
-          </w:p>
-        </w:tc>
-      </w:tr>
-      <w:tr>
-        <w:tc>
-          <w:tcPr>
-            <w:tcW w:type="dxa" w:w="1872"/>
-            <w:shd w:val="clear" w:fill="F2F2F2"/>
-          </w:tcPr>
-          <w:p>
-            <w:r>
-              <w:rPr>
-                <w:b/>
-              </w:rPr>
-              <w:t>测试依据</w:t>
-            </w:r>
-          </w:p>
-        </w:tc>
-        <w:tc>
-          <w:tcPr>
-            <w:tcW w:type="dxa" w:w="7488"/>
-          </w:tcPr>
-          <w:p>
-            <w:r>
-              <w:t>《OWASP Web Security Testing Guide v4.2》</w:t>
-            </w:r>
-          </w:p>
-        </w:tc>
-      </w:tr>
-      <w:tr>
-        <w:tc>
-          <w:tcPr>
-            <w:tcW w:type="dxa" w:w="1872"/>
-            <w:shd w:val="clear" w:fill="F2F2F2"/>
-          </w:tcPr>
-          <w:p>
-            <w:r>
-              <w:rPr>
-                <w:b/>
-              </w:rPr>
-              <w:t>测试结果</w:t>
-            </w:r>
-          </w:p>
-        </w:tc>
-        <w:tc>
-          <w:tcPr>
-            <w:tcW w:type="dxa" w:w="7488"/>
-          </w:tcPr>
-          <w:p>
-            <w:r>
-              <w:rPr>
-                <w:b/>
-                <w:color w:val="008000"/>
-              </w:rPr>
-              <w:t>符合</w:t>
-            </w:r>
-          </w:p>
-        </w:tc>
-      </w:tr>
-      <w:tr>
-        <w:tc>
-          <w:tcPr>
-            <w:tcW w:type="dxa" w:w="1872"/>
-            <w:shd w:val="clear" w:fill="F2F2F2"/>
-          </w:tcPr>
-          <w:p>
-            <w:r>
-              <w:rPr>
-                <w:b/>
-              </w:rPr>
-              <w:t>截图说明</w:t>
-            </w:r>
-          </w:p>
-        </w:tc>
-        <w:tc>
-          <w:tcPr>
-            <w:tcW w:type="dxa" w:w="7488"/>
-          </w:tcPr>
-          <w:p>
-            <w:r>
-              <w:t>登录后跳转目标固定为控制台首页，未发现用户可控的 url/redirect 开放重定向参数（测试 url 参数未产生外部跳转）。</w:t>
-            </w:r>
-          </w:p>
-        </w:tc>
-      </w:tr>
-      <w:tr>
-        <w:tc>
-          <w:tcPr>
-            <w:tcW w:type="dxa" w:w="1872"/>
-            <w:shd w:val="clear" w:fill="F2F2F2"/>
-          </w:tcPr>
-          <w:p>
-            <w:r>
-              <w:rPr>
-                <w:b/>
-              </w:rPr>
-              <w:t>修复建议</w:t>
-            </w:r>
-          </w:p>
-        </w:tc>
-        <w:tc>
-          <w:tcPr>
-            <w:tcW w:type="dxa" w:w="7488"/>
-          </w:tcPr>
-          <w:p>
-            <w:r>
-              <w:t>重定向目标做白名单校验。</w:t>
             </w:r>
           </w:p>
         </w:tc>

--- a/MNO-PP_应用安全检测报告.docx
+++ b/MNO-PP_应用安全检测报告.docx
@@ -933,7 +933,7 @@
         <w:rPr>
           <w:i w:val="0"/>
         </w:rPr>
-        <w:t>本次安全检测共完成 55 项检测内容，共计发现 21 个安全风险，其中严重风险 5 个、高危风险 8 个、中危风险 8 个、低危风险 0 个（判定为“不符合”）。另有“符合” 8 项、“未测试” 19 项、“不涉及” 7 项，本次检测不通过。</w:t>
+        <w:t>本次安全检测共完成 55 项检测内容，共计发现 21 个安全风险，其中高危风险 13 个、中危风险 8 个（判定为“不符合”）。另有“符合” 8 项、“未测试” 19 项、“不涉及” 7 项，本次检测不通过。</w:t>
       </w:r>
     </w:p>
     <w:p>
@@ -1072,9 +1072,9 @@
             <w:r>
               <w:rPr>
                 <w:b/>
-                <w:color w:val="C00000"/>
-              </w:rPr>
-              <w:t>严重</w:t>
+                <w:color w:val="E36C09"/>
+              </w:rPr>
+              <w:t>高</w:t>
             </w:r>
           </w:p>
         </w:tc>
@@ -1774,9 +1774,9 @@
             <w:r>
               <w:rPr>
                 <w:b/>
-                <w:color w:val="C00000"/>
-              </w:rPr>
-              <w:t>严重</w:t>
+                <w:color w:val="E36C09"/>
+              </w:rPr>
+              <w:t>高</w:t>
             </w:r>
           </w:p>
         </w:tc>
@@ -2044,9 +2044,9 @@
             <w:r>
               <w:rPr>
                 <w:b/>
-                <w:color w:val="C00000"/>
-              </w:rPr>
-              <w:t>严重</w:t>
+                <w:color w:val="E36C09"/>
+              </w:rPr>
+              <w:t>高</w:t>
             </w:r>
           </w:p>
         </w:tc>
@@ -2098,9 +2098,9 @@
             <w:r>
               <w:rPr>
                 <w:b/>
-                <w:color w:val="C00000"/>
-              </w:rPr>
-              <w:t>严重</w:t>
+                <w:color w:val="E36C09"/>
+              </w:rPr>
+              <w:t>高</w:t>
             </w:r>
           </w:p>
         </w:tc>
@@ -2152,9 +2152,9 @@
             <w:r>
               <w:rPr>
                 <w:b/>
-                <w:color w:val="C00000"/>
-              </w:rPr>
-              <w:t>严重</w:t>
+                <w:color w:val="E36C09"/>
+              </w:rPr>
+              <w:t>高</w:t>
             </w:r>
           </w:p>
         </w:tc>
@@ -2197,7 +2197,7 @@
         <w:pStyle w:val="Heading3"/>
       </w:pPr>
       <w:r>
-        <w:t>PORT-001 应用端口服务安全测试</w:t>
+        <w:t>应用端口服务安全测试</w:t>
       </w:r>
     </w:p>
     <w:tbl>
@@ -2286,9 +2286,9 @@
             <w:r>
               <w:rPr>
                 <w:b/>
-                <w:color w:val="C00000"/>
-              </w:rPr>
-              <w:t>严重</w:t>
+                <w:color w:val="E36C09"/>
+              </w:rPr>
+              <w:t>高</w:t>
             </w:r>
           </w:p>
         </w:tc>
@@ -2547,7 +2547,7 @@
         <w:pStyle w:val="Heading3"/>
       </w:pPr>
       <w:r>
-        <w:t>BASIC-001 应用软件及相关组件版本基线安全测试</w:t>
+        <w:t>应用软件及相关组件版本基线安全测试</w:t>
       </w:r>
     </w:p>
     <w:tbl>
@@ -2844,7 +2844,7 @@
         <w:pStyle w:val="Heading3"/>
       </w:pPr>
       <w:r>
-        <w:t>FRON-001 前端JS库软件版本安全测试</w:t>
+        <w:t>前端JS库软件版本安全测试</w:t>
       </w:r>
     </w:p>
     <w:tbl>
@@ -3131,7 +3131,7 @@
         <w:pStyle w:val="Heading3"/>
       </w:pPr>
       <w:r>
-        <w:t>FRON-002 前端泄露风险测试（如JS）</w:t>
+        <w:t>前端泄露风险测试（如JS）</w:t>
       </w:r>
     </w:p>
     <w:tbl>
@@ -3220,9 +3220,9 @@
             <w:r>
               <w:rPr>
                 <w:b/>
-                <w:color w:val="C00000"/>
-              </w:rPr>
-              <w:t>严重</w:t>
+                <w:color w:val="E36C09"/>
+              </w:rPr>
+              <w:t>高</w:t>
             </w:r>
           </w:p>
         </w:tc>
@@ -3426,7 +3426,7 @@
         <w:pStyle w:val="Heading3"/>
       </w:pPr>
       <w:r>
-        <w:t>TRAN-001 软件版本信息泄漏安全测试</w:t>
+        <w:t>软件版本信息泄漏安全测试</w:t>
       </w:r>
     </w:p>
     <w:tbl>
@@ -3713,7 +3713,7 @@
         <w:pStyle w:val="Heading3"/>
       </w:pPr>
       <w:r>
-        <w:t>TRAN-002 防重放攻击、防篡改功能安全测试</w:t>
+        <w:t>防重放攻击、防篡改功能安全测试</w:t>
       </w:r>
     </w:p>
     <w:tbl>
@@ -4016,7 +4016,7 @@
         <w:pStyle w:val="Heading3"/>
       </w:pPr>
       <w:r>
-        <w:t>AUTH-001 验证码功能安全测试</w:t>
+        <w:t>验证码功能安全测试</w:t>
       </w:r>
     </w:p>
     <w:tbl>
@@ -4362,7 +4362,7 @@
         <w:pStyle w:val="Heading3"/>
       </w:pPr>
       <w:r>
-        <w:t>AUTH-002 账号注册、密码找回及改密功能安全测试</w:t>
+        <w:t>账号注册、密码找回及改密功能安全测试</w:t>
       </w:r>
     </w:p>
     <w:tbl>
@@ -4655,7 +4655,7 @@
         <w:pStyle w:val="Heading3"/>
       </w:pPr>
       <w:r>
-        <w:t>AUTH-003 双因素验证功能（短信或邮件等）安全测试</w:t>
+        <w:t>双因素验证功能（短信或邮件等）安全测试</w:t>
       </w:r>
     </w:p>
     <w:tbl>
@@ -4956,7 +4956,7 @@
         <w:pStyle w:val="Heading3"/>
       </w:pPr>
       <w:r>
-        <w:t>AUTH-004 首次登录强制改密安全测试</w:t>
+        <w:t>首次登录强制改密安全测试</w:t>
       </w:r>
     </w:p>
     <w:tbl>
@@ -5245,7 +5245,7 @@
         <w:pStyle w:val="Heading3"/>
       </w:pPr>
       <w:r>
-        <w:t>AUTH-005 身份验证失败处理安全测试</w:t>
+        <w:t>身份验证失败处理安全测试</w:t>
       </w:r>
     </w:p>
     <w:tbl>
@@ -5532,7 +5532,7 @@
         <w:pStyle w:val="Heading3"/>
       </w:pPr>
       <w:r>
-        <w:t>AUTH-006 账号多次失败登录锁定安全测试</w:t>
+        <w:t>账号多次失败登录锁定安全测试</w:t>
       </w:r>
     </w:p>
     <w:tbl>
@@ -5825,7 +5825,7 @@
         <w:pStyle w:val="Heading3"/>
       </w:pPr>
       <w:r>
-        <w:t>AUTH-007 登录密码禁止明文展示安全测试</w:t>
+        <w:t>登录密码禁止明文展示安全测试</w:t>
       </w:r>
     </w:p>
     <w:tbl>
@@ -6112,7 +6112,7 @@
         <w:pStyle w:val="Heading3"/>
       </w:pPr>
       <w:r>
-        <w:t>AUTH-008 强密码策略安全测试</w:t>
+        <w:t>强密码策略安全测试</w:t>
       </w:r>
     </w:p>
     <w:tbl>
@@ -6401,7 +6401,7 @@
         <w:pStyle w:val="Heading3"/>
       </w:pPr>
       <w:r>
-        <w:t>AUTH-009 长期不登录账号锁定安全测试</w:t>
+        <w:t>长期不登录账号锁定安全测试</w:t>
       </w:r>
     </w:p>
     <w:tbl>
@@ -6688,7 +6688,7 @@
         <w:pStyle w:val="Heading3"/>
       </w:pPr>
       <w:r>
-        <w:t>AUTH-010 用户标识、角色标识安全测试</w:t>
+        <w:t>用户标识、角色标识安全测试</w:t>
       </w:r>
     </w:p>
     <w:tbl>
@@ -6987,7 +6987,7 @@
         <w:pStyle w:val="Heading3"/>
       </w:pPr>
       <w:r>
-        <w:t>PER-001 权限控制功能安全测试</w:t>
+        <w:t>权限控制功能安全测试</w:t>
       </w:r>
     </w:p>
     <w:tbl>
@@ -7076,9 +7076,9 @@
             <w:r>
               <w:rPr>
                 <w:b/>
-                <w:color w:val="C00000"/>
-              </w:rPr>
-              <w:t>严重</w:t>
+                <w:color w:val="E36C09"/>
+              </w:rPr>
+              <w:t>高</w:t>
             </w:r>
           </w:p>
         </w:tc>
@@ -7333,7 +7333,7 @@
         <w:pStyle w:val="Heading3"/>
       </w:pPr>
       <w:r>
-        <w:t>PER-002 防越权安全测试</w:t>
+        <w:t>防越权安全测试</w:t>
       </w:r>
     </w:p>
     <w:tbl>
@@ -7628,7 +7628,7 @@
         <w:pStyle w:val="Heading3"/>
       </w:pPr>
       <w:r>
-        <w:t>SESS-001 Cookie安全测试</w:t>
+        <w:t>Cookie安全测试</w:t>
       </w:r>
     </w:p>
     <w:tbl>
@@ -7921,7 +7921,7 @@
         <w:pStyle w:val="Heading3"/>
       </w:pPr>
       <w:r>
-        <w:t>SESS-002 CORS跨域资源共享安全测试</w:t>
+        <w:t>CORS跨域资源共享安全测试</w:t>
       </w:r>
     </w:p>
     <w:tbl>
@@ -8222,7 +8222,7 @@
         <w:pStyle w:val="Heading3"/>
       </w:pPr>
       <w:r>
-        <w:t>SESS-003 会话登出功能安全测试</w:t>
+        <w:t>会话登出功能安全测试</w:t>
       </w:r>
     </w:p>
     <w:tbl>
@@ -8560,7 +8560,7 @@
         <w:pStyle w:val="Heading3"/>
       </w:pPr>
       <w:r>
-        <w:t>SESS-004 会话超时安全测试</w:t>
+        <w:t>会话超时安全测试</w:t>
       </w:r>
     </w:p>
     <w:tbl>
@@ -8847,7 +8847,7 @@
         <w:pStyle w:val="Heading3"/>
       </w:pPr>
       <w:r>
-        <w:t>SESS-005 会话标识安全测试</w:t>
+        <w:t>会话标识安全测试</w:t>
       </w:r>
     </w:p>
     <w:tbl>
@@ -9136,7 +9136,7 @@
         <w:pStyle w:val="Heading3"/>
       </w:pPr>
       <w:r>
-        <w:t>SESS-006 会话固定安全测试</w:t>
+        <w:t>会话固定安全测试</w:t>
       </w:r>
     </w:p>
     <w:tbl>
@@ -9431,7 +9431,7 @@
         <w:pStyle w:val="Heading3"/>
       </w:pPr>
       <w:r>
-        <w:t>Key-001 密钥存储安全测试</w:t>
+        <w:t>密钥存储安全测试</w:t>
       </w:r>
     </w:p>
     <w:tbl>
@@ -9520,9 +9520,9 @@
             <w:r>
               <w:rPr>
                 <w:b/>
-                <w:color w:val="C00000"/>
-              </w:rPr>
-              <w:t>严重</w:t>
+                <w:color w:val="E36C09"/>
+              </w:rPr>
+              <w:t>高</w:t>
             </w:r>
           </w:p>
         </w:tc>
@@ -9720,7 +9720,7 @@
         <w:pStyle w:val="Heading3"/>
       </w:pPr>
       <w:r>
-        <w:t>Key-002 AK/SK专项安全测试</w:t>
+        <w:t>AK/SK专项安全测试</w:t>
       </w:r>
     </w:p>
     <w:tbl>
@@ -9809,9 +9809,9 @@
             <w:r>
               <w:rPr>
                 <w:b/>
-                <w:color w:val="C00000"/>
-              </w:rPr>
-              <w:t>严重</w:t>
+                <w:color w:val="E36C09"/>
+              </w:rPr>
+              <w:t>高</w:t>
             </w:r>
           </w:p>
         </w:tc>
@@ -10019,7 +10019,7 @@
         <w:pStyle w:val="Heading3"/>
       </w:pPr>
       <w:r>
-        <w:t>INFO-001 应用组件错误信息安全测试</w:t>
+        <w:t>应用组件错误信息安全测试</w:t>
       </w:r>
     </w:p>
     <w:tbl>
@@ -10314,7 +10314,7 @@
         <w:pStyle w:val="Heading3"/>
       </w:pPr>
       <w:r>
-        <w:t>BUS-001 文件上传安全测试</w:t>
+        <w:t>文件上传安全测试</w:t>
       </w:r>
     </w:p>
     <w:tbl>
@@ -10615,7 +10615,7 @@
         <w:pStyle w:val="Heading3"/>
       </w:pPr>
       <w:r>
-        <w:t>BUS-002 文件下载安全测试</w:t>
+        <w:t>文件下载安全测试</w:t>
       </w:r>
     </w:p>
     <w:tbl>
@@ -10902,7 +10902,7 @@
         <w:pStyle w:val="Heading3"/>
       </w:pPr>
       <w:r>
-        <w:t>BUS-003 多线程竞争条件安全测试</w:t>
+        <w:t>多线程竞争条件安全测试</w:t>
       </w:r>
     </w:p>
     <w:tbl>
@@ -11189,7 +11189,7 @@
         <w:pStyle w:val="Heading3"/>
       </w:pPr>
       <w:r>
-        <w:t>BUS-004 重要数据类型验证安全测试（如：积分数值、商品数量、userid、供应商id篡改异常值）</w:t>
+        <w:t>重要数据类型验证安全测试（如：积分数值、商品数量、userid、供应商id篡改异常值）</w:t>
       </w:r>
     </w:p>
     <w:tbl>
@@ -11476,7 +11476,7 @@
         <w:pStyle w:val="Heading3"/>
       </w:pPr>
       <w:r>
-        <w:t>BUS-005 业务流程非预期执行安全测试</w:t>
+        <w:t>业务流程非预期执行安全测试</w:t>
       </w:r>
     </w:p>
     <w:tbl>
@@ -11771,7 +11771,7 @@
         <w:pStyle w:val="Heading3"/>
       </w:pPr>
       <w:r>
-        <w:t>AUD-001 基础日志审计功能安全测试</w:t>
+        <w:t>基础日志审计功能安全测试</w:t>
       </w:r>
     </w:p>
     <w:tbl>
@@ -12064,7 +12064,7 @@
         <w:pStyle w:val="Heading3"/>
       </w:pPr>
       <w:r>
-        <w:t>AUD-002 基础日志审计内容安全测试</w:t>
+        <w:t>基础日志审计内容安全测试</w:t>
       </w:r>
     </w:p>
     <w:tbl>
@@ -12357,7 +12357,7 @@
         <w:pStyle w:val="Heading3"/>
       </w:pPr>
       <w:r>
-        <w:t>AUD-003 基础日志审计存储安全测试</w:t>
+        <w:t>基础日志审计存储安全测试</w:t>
       </w:r>
     </w:p>
     <w:tbl>
@@ -12654,7 +12654,7 @@
         <w:pStyle w:val="Heading3"/>
       </w:pPr>
       <w:r>
-        <w:t>DATA-001 加密传输安全测试</w:t>
+        <w:t>加密传输安全测试</w:t>
       </w:r>
     </w:p>
     <w:tbl>
@@ -12945,7 +12945,7 @@
         <w:pStyle w:val="Heading3"/>
       </w:pPr>
       <w:r>
-        <w:t>DATA-002 数据脱敏展示安全测试</w:t>
+        <w:t>数据脱敏展示安全测试</w:t>
       </w:r>
     </w:p>
     <w:tbl>
@@ -13236,7 +13236,7 @@
         <w:pStyle w:val="Heading3"/>
       </w:pPr>
       <w:r>
-        <w:t>DATA-003 数据导出安全测试</w:t>
+        <w:t>数据导出安全测试</w:t>
       </w:r>
     </w:p>
     <w:tbl>
@@ -13535,7 +13535,7 @@
         <w:pStyle w:val="Heading3"/>
       </w:pPr>
       <w:r>
-        <w:t>VULN-001 HTTPS安全测试</w:t>
+        <w:t>HTTPS安全测试</w:t>
       </w:r>
     </w:p>
     <w:tbl>
@@ -13844,7 +13844,7 @@
         <w:pStyle w:val="Heading3"/>
       </w:pPr>
       <w:r>
-        <w:t>VULN-002 HTTP高危请求方法安全测试</w:t>
+        <w:t>HTTP高危请求方法安全测试</w:t>
       </w:r>
     </w:p>
     <w:tbl>
@@ -14139,7 +14139,7 @@
         <w:pStyle w:val="Heading3"/>
       </w:pPr>
       <w:r>
-        <w:t>VULN-003 弱口令安全测试</w:t>
+        <w:t>弱口令安全测试</w:t>
       </w:r>
     </w:p>
     <w:tbl>
@@ -14228,9 +14228,9 @@
             <w:r>
               <w:rPr>
                 <w:b/>
-                <w:color w:val="C00000"/>
-              </w:rPr>
-              <w:t>严重</w:t>
+                <w:color w:val="E36C09"/>
+              </w:rPr>
+              <w:t>高</w:t>
             </w:r>
           </w:p>
         </w:tc>
@@ -14430,7 +14430,7 @@
         <w:pStyle w:val="Heading3"/>
       </w:pPr>
       <w:r>
-        <w:t>VULN-004 XSS安全测试</w:t>
+        <w:t>XSS安全测试</w:t>
       </w:r>
     </w:p>
     <w:tbl>
@@ -14727,7 +14727,7 @@
         <w:pStyle w:val="Heading3"/>
       </w:pPr>
       <w:r>
-        <w:t>VULN-005 XXE安全测试</w:t>
+        <w:t>XXE安全测试</w:t>
       </w:r>
     </w:p>
     <w:tbl>
@@ -15022,7 +15022,7 @@
         <w:pStyle w:val="Heading3"/>
       </w:pPr>
       <w:r>
-        <w:t>VULN-006 CSRF安全测试</w:t>
+        <w:t>CSRF安全测试</w:t>
       </w:r>
     </w:p>
     <w:tbl>
@@ -15317,7 +15317,7 @@
         <w:pStyle w:val="Heading3"/>
       </w:pPr>
       <w:r>
-        <w:t>VULN-007 SSRF安全测试</w:t>
+        <w:t>SSRF安全测试</w:t>
       </w:r>
     </w:p>
     <w:tbl>
@@ -15618,7 +15618,7 @@
         <w:pStyle w:val="Heading3"/>
       </w:pPr>
       <w:r>
-        <w:t>VULN-008 SQL注入安全测试</w:t>
+        <w:t>SQL注入安全测试</w:t>
       </w:r>
     </w:p>
     <w:tbl>
@@ -15915,7 +15915,7 @@
         <w:pStyle w:val="Heading3"/>
       </w:pPr>
       <w:r>
-        <w:t>VULN-009 LDAP注入安全测试</w:t>
+        <w:t>LDAP注入安全测试</w:t>
       </w:r>
     </w:p>
     <w:tbl>
@@ -16216,7 +16216,7 @@
         <w:pStyle w:val="Heading3"/>
       </w:pPr>
       <w:r>
-        <w:t>VULN-010 文件包含安全测试</w:t>
+        <w:t>文件包含安全测试</w:t>
       </w:r>
     </w:p>
     <w:tbl>
@@ -16509,7 +16509,7 @@
         <w:pStyle w:val="Heading3"/>
       </w:pPr>
       <w:r>
-        <w:t>VULN-011 反序列化安全测试</w:t>
+        <w:t>反序列化安全测试</w:t>
       </w:r>
     </w:p>
     <w:tbl>
@@ -16826,7 +16826,7 @@
         <w:pStyle w:val="Heading3"/>
       </w:pPr>
       <w:r>
-        <w:t>VULN-012 远程命令执行安全测试</w:t>
+        <w:t>远程命令执行安全测试</w:t>
       </w:r>
     </w:p>
     <w:tbl>
@@ -16915,9 +16915,9 @@
             <w:r>
               <w:rPr>
                 <w:b/>
-                <w:color w:val="C00000"/>
-              </w:rPr>
-              <w:t>严重</w:t>
+                <w:color w:val="E36C09"/>
+              </w:rPr>
+              <w:t>高</w:t>
             </w:r>
           </w:p>
         </w:tc>
@@ -17176,7 +17176,7 @@
         <w:pStyle w:val="Heading3"/>
       </w:pPr>
       <w:r>
-        <w:t>VULN-013 暗链安全测试</w:t>
+        <w:t>暗链安全测试</w:t>
       </w:r>
     </w:p>
     <w:tbl>
@@ -17265,9 +17265,9 @@
             <w:r>
               <w:rPr>
                 <w:b/>
-                <w:color w:val="0070C0"/>
-              </w:rPr>
-              <w:t>低</w:t>
+                <w:color w:val="BF8F00"/>
+              </w:rPr>
+              <w:t>中</w:t>
             </w:r>
           </w:p>
         </w:tc>
@@ -17477,7 +17477,7 @@
         <w:pStyle w:val="Heading3"/>
       </w:pPr>
       <w:r>
-        <w:t>VULN-014 开发框架、中间件安全测试</w:t>
+        <w:t>开发框架、中间件安全测试</w:t>
       </w:r>
     </w:p>
     <w:tbl>
@@ -17566,9 +17566,9 @@
             <w:r>
               <w:rPr>
                 <w:b/>
-                <w:color w:val="C00000"/>
-              </w:rPr>
-              <w:t>严重</w:t>
+                <w:color w:val="E36C09"/>
+              </w:rPr>
+              <w:t>高</w:t>
             </w:r>
           </w:p>
         </w:tc>
@@ -17774,7 +17774,7 @@
         <w:pStyle w:val="Heading3"/>
       </w:pPr>
       <w:r>
-        <w:t>VULN-015 未授权访问安全测试</w:t>
+        <w:t>未授权访问安全测试</w:t>
       </w:r>
     </w:p>
     <w:tbl>
@@ -17863,9 +17863,9 @@
             <w:r>
               <w:rPr>
                 <w:b/>
-                <w:color w:val="C00000"/>
-              </w:rPr>
-              <w:t>严重</w:t>
+                <w:color w:val="E36C09"/>
+              </w:rPr>
+              <w:t>高</w:t>
             </w:r>
           </w:p>
         </w:tc>
@@ -18061,7 +18061,7 @@
         <w:pStyle w:val="Heading3"/>
       </w:pPr>
       <w:r>
-        <w:t>VULN-016 敏感信息泄露安全测试</w:t>
+        <w:t>敏感信息泄露安全测试</w:t>
       </w:r>
     </w:p>
     <w:tbl>
@@ -18150,9 +18150,9 @@
             <w:r>
               <w:rPr>
                 <w:b/>
-                <w:color w:val="C00000"/>
-              </w:rPr>
-              <w:t>严重</w:t>
+                <w:color w:val="E36C09"/>
+              </w:rPr>
+              <w:t>高</w:t>
             </w:r>
           </w:p>
         </w:tc>
@@ -18409,7 +18409,7 @@
         <w:pStyle w:val="Heading3"/>
       </w:pPr>
       <w:r>
-        <w:t>VULN-017 处理用时安全测试</w:t>
+        <w:t>处理用时安全测试</w:t>
       </w:r>
     </w:p>
     <w:tbl>
@@ -18498,9 +18498,9 @@
             <w:r>
               <w:rPr>
                 <w:b/>
-                <w:color w:val="0070C0"/>
-              </w:rPr>
-              <w:t>低</w:t>
+                <w:color w:val="BF8F00"/>
+              </w:rPr>
+              <w:t>中</w:t>
             </w:r>
           </w:p>
         </w:tc>
